--- a/Documentation.docx
+++ b/Documentation.docx
@@ -14676,6 +14676,51 @@
           <w:bCs/>
         </w:rPr>
       </w:pPr>
+    </w:p>
+    <w:p>
+      <w:pPr>
+        <w:pStyle w:val="ListParagraph"/>
+        <w:rPr>
+          <w:b/>
+          <w:bCs/>
+        </w:rPr>
+      </w:pPr>
+    </w:p>
+    <w:p>
+      <w:pPr>
+        <w:pStyle w:val="ListParagraph"/>
+        <w:rPr>
+          <w:b/>
+          <w:bCs/>
+        </w:rPr>
+      </w:pPr>
+    </w:p>
+    <w:p>
+      <w:pPr>
+        <w:pStyle w:val="ListParagraph"/>
+        <w:rPr>
+          <w:b/>
+          <w:bCs/>
+        </w:rPr>
+      </w:pPr>
+    </w:p>
+    <w:p>
+      <w:pPr>
+        <w:pStyle w:val="ListParagraph"/>
+        <w:rPr>
+          <w:b/>
+          <w:bCs/>
+        </w:rPr>
+      </w:pPr>
+    </w:p>
+    <w:p>
+      <w:pPr>
+        <w:pStyle w:val="ListParagraph"/>
+        <w:rPr>
+          <w:b/>
+          <w:bCs/>
+        </w:rPr>
+      </w:pPr>
       <w:r>
         <w:rPr>
           <w:b/>
@@ -14717,7 +14762,6 @@
               <w:pStyle w:val="ListParagraph"/>
             </w:pPr>
             <w:r>
-              <w:lastRenderedPageBreak/>
               <w:t>Element</w:t>
             </w:r>
           </w:p>
@@ -14975,6 +15019,21 @@
       <w:r>
         <w:t>Target PPM (500 Scale): 800</w:t>
       </w:r>
+    </w:p>
+    <w:p>
+      <w:pPr>
+        <w:pStyle w:val="ListParagraph"/>
+      </w:pPr>
+    </w:p>
+    <w:p>
+      <w:pPr>
+        <w:pStyle w:val="ListParagraph"/>
+      </w:pPr>
+    </w:p>
+    <w:p>
+      <w:pPr>
+        <w:pStyle w:val="ListParagraph"/>
+      </w:pPr>
     </w:p>
     <w:p>
       <w:pPr>
@@ -15376,7 +15435,6 @@
           <w:b/>
           <w:bCs/>
         </w:rPr>
-        <w:lastRenderedPageBreak/>
         <w:t>Crop Category Coverage</w:t>
       </w:r>
     </w:p>
@@ -16801,7 +16859,6 @@
           <w:b/>
           <w:bCs/>
         </w:rPr>
-        <w:lastRenderedPageBreak/>
         <w:t>Potassium Management</w:t>
       </w:r>
     </w:p>
@@ -18127,6 +18184,7 @@
         <w:pStyle w:val="ListParagraph"/>
       </w:pPr>
       <w:r>
+        <w:lastRenderedPageBreak/>
         <w:t>Target PPM (500 Scale): 900–1100</w:t>
       </w:r>
     </w:p>
@@ -18902,6 +18960,7 @@
           <w:b/>
           <w:bCs/>
         </w:rPr>
+        <w:lastRenderedPageBreak/>
         <w:t>Source:</w:t>
       </w:r>
       <w:r>
@@ -19281,6 +19340,7 @@
           </w:tcPr>
           <w:p>
             <w:r>
+              <w:lastRenderedPageBreak/>
               <w:t>Potassium (K⁺)</w:t>
             </w:r>
           </w:p>
@@ -19407,7 +19467,6 @@
           <w:sz w:val="28"/>
           <w:szCs w:val="28"/>
         </w:rPr>
-        <w:lastRenderedPageBreak/>
         <w:pict w14:anchorId="3D5E1FF8">
           <v:rect id="_x0000_i1025" style="width:0;height:1.5pt" o:hralign="center" o:hrstd="t" o:hr="t" fillcolor="#a0a0a0" stroked="f"/>
         </w:pict>
@@ -19706,6 +19765,7 @@
           </w:tcPr>
           <w:p>
             <w:r>
+              <w:lastRenderedPageBreak/>
               <w:t>Potassium (K)</w:t>
             </w:r>
           </w:p>
@@ -20219,6 +20279,7 @@
           <w:p>
             <w:proofErr w:type="spellStart"/>
             <w:r>
+              <w:lastRenderedPageBreak/>
               <w:t>Sulfur</w:t>
             </w:r>
             <w:proofErr w:type="spellEnd"/>
@@ -20670,7 +20731,6 @@
         </w:rPr>
       </w:pPr>
       <w:r>
-        <w:lastRenderedPageBreak/>
         <w:t xml:space="preserve">                                                                  </w:t>
       </w:r>
       <w:r>
@@ -21262,6 +21322,9 @@
       </w:r>
       <w:r>
         <w:br/>
+      </w:r>
+      <w:r>
+        <w:lastRenderedPageBreak/>
         <w:t>• Identify harmful ions (Na, Cl, HCO₃)</w:t>
       </w:r>
       <w:r>
@@ -21653,6 +21716,9 @@
       </w:r>
       <w:r>
         <w:br/>
+      </w:r>
+      <w:r>
+        <w:lastRenderedPageBreak/>
         <w:t>↓</w:t>
       </w:r>
       <w:r>
@@ -22583,6 +22649,7 @@
                 <w:b/>
                 <w:bCs/>
               </w:rPr>
+              <w:lastRenderedPageBreak/>
               <w:t>Nutrient</w:t>
             </w:r>
           </w:p>
@@ -24104,6 +24171,7 @@
         <w:spacing w:after="0" w:line="240" w:lineRule="auto"/>
       </w:pPr>
       <w:r>
+        <w:lastRenderedPageBreak/>
         <w:t>Subject to:</w:t>
       </w:r>
     </w:p>
@@ -24635,6 +24703,287 @@
     </w:p>
     <w:p>
       <w:pPr>
+        <w:spacing w:after="0" w:line="240" w:lineRule="auto"/>
+      </w:pPr>
+    </w:p>
+    <w:p>
+      <w:pPr>
+        <w:spacing w:after="0" w:line="240" w:lineRule="auto"/>
+      </w:pPr>
+    </w:p>
+    <w:p>
+      <w:pPr>
+        <w:spacing w:after="0" w:line="240" w:lineRule="auto"/>
+      </w:pPr>
+    </w:p>
+    <w:p>
+      <w:pPr>
+        <w:spacing w:after="0" w:line="240" w:lineRule="auto"/>
+      </w:pPr>
+    </w:p>
+    <w:p>
+      <w:pPr>
+        <w:spacing w:after="0" w:line="240" w:lineRule="auto"/>
+      </w:pPr>
+      <w:r>
+        <w:t>(01/07/2026</w:t>
+      </w:r>
+      <w:proofErr w:type="gramStart"/>
+      <w:r>
+        <w:t>)  writing</w:t>
+      </w:r>
+      <w:proofErr w:type="gramEnd"/>
+      <w:r>
+        <w:t xml:space="preserve"> the firmware modules for each sensor and pumps </w:t>
+      </w:r>
+    </w:p>
+    <w:p>
+      <w:pPr>
+        <w:spacing w:after="0" w:line="240" w:lineRule="auto"/>
+      </w:pPr>
+    </w:p>
+    <w:p>
+      <w:pPr>
+        <w:spacing w:after="0" w:line="240" w:lineRule="auto"/>
+      </w:pPr>
+    </w:p>
+    <w:p>
+      <w:pPr>
+        <w:spacing w:after="0" w:line="240" w:lineRule="auto"/>
+      </w:pPr>
+      <w:r>
+        <w:t>(04/07/2026</w:t>
+      </w:r>
+      <w:proofErr w:type="gramStart"/>
+      <w:r>
+        <w:t>)  writing</w:t>
+      </w:r>
+      <w:proofErr w:type="gramEnd"/>
+      <w:r>
+        <w:t xml:space="preserve"> the sensor and dosing manager modules for the project I am planning to use </w:t>
+      </w:r>
+      <w:proofErr w:type="spellStart"/>
+      <w:r>
+        <w:t>rtos</w:t>
+      </w:r>
+      <w:proofErr w:type="spellEnd"/>
+      <w:r>
+        <w:t xml:space="preserve"> or </w:t>
+      </w:r>
+      <w:proofErr w:type="spellStart"/>
+      <w:r>
+        <w:t>fsm</w:t>
+      </w:r>
+      <w:proofErr w:type="spellEnd"/>
+      <w:r>
+        <w:t xml:space="preserve"> for this </w:t>
+      </w:r>
+      <w:proofErr w:type="gramStart"/>
+      <w:r>
+        <w:t>project  currently</w:t>
+      </w:r>
+      <w:proofErr w:type="gramEnd"/>
+      <w:r>
+        <w:t xml:space="preserve"> the main issue is I don’t </w:t>
+      </w:r>
+      <w:proofErr w:type="spellStart"/>
+      <w:r>
+        <w:t>now</w:t>
+      </w:r>
+      <w:proofErr w:type="spellEnd"/>
+      <w:r>
+        <w:t xml:space="preserve"> how </w:t>
+      </w:r>
+      <w:proofErr w:type="spellStart"/>
+      <w:r>
+        <w:t>iam</w:t>
+      </w:r>
+      <w:proofErr w:type="spellEnd"/>
+      <w:r>
+        <w:t xml:space="preserve"> going to integrate the device with the dashboard that thing and the dashboard I have created it with the antigravity using react.</w:t>
+      </w:r>
+    </w:p>
+    <w:p>
+      <w:pPr>
+        <w:spacing w:after="0" w:line="240" w:lineRule="auto"/>
+      </w:pPr>
+      <w:proofErr w:type="gramStart"/>
+      <w:r>
+        <w:t>Also</w:t>
+      </w:r>
+      <w:proofErr w:type="gramEnd"/>
+      <w:r>
+        <w:t xml:space="preserve"> </w:t>
+      </w:r>
+      <w:proofErr w:type="spellStart"/>
+      <w:r>
+        <w:t>iam</w:t>
+      </w:r>
+      <w:proofErr w:type="spellEnd"/>
+      <w:r>
+        <w:t xml:space="preserve"> planning to create a mobile app </w:t>
+      </w:r>
+      <w:proofErr w:type="gramStart"/>
+      <w:r>
+        <w:t>may be</w:t>
+      </w:r>
+      <w:proofErr w:type="gramEnd"/>
+      <w:r>
+        <w:t xml:space="preserve"> I will plan for that later </w:t>
+      </w:r>
+    </w:p>
+    <w:p>
+      <w:pPr>
+        <w:spacing w:after="0" w:line="240" w:lineRule="auto"/>
+      </w:pPr>
+    </w:p>
+    <w:p>
+      <w:pPr>
+        <w:pStyle w:val="ListParagraph"/>
+        <w:numPr>
+          <w:ilvl w:val="1"/>
+          <w:numId w:val="23"/>
+        </w:numPr>
+        <w:spacing w:after="0" w:line="240" w:lineRule="auto"/>
+      </w:pPr>
+      <w:proofErr w:type="gramStart"/>
+      <w:r>
+        <w:t>So  today</w:t>
+      </w:r>
+      <w:proofErr w:type="gramEnd"/>
+      <w:r>
+        <w:t xml:space="preserve"> I have created modules for </w:t>
+      </w:r>
+      <w:proofErr w:type="spellStart"/>
+      <w:r>
+        <w:t>pump_</w:t>
+      </w:r>
+      <w:proofErr w:type="gramStart"/>
+      <w:r>
+        <w:t>calibration</w:t>
+      </w:r>
+      <w:proofErr w:type="spellEnd"/>
+      <w:r>
+        <w:t xml:space="preserve"> ,</w:t>
+      </w:r>
+      <w:proofErr w:type="spellStart"/>
+      <w:r>
+        <w:t>dosing</w:t>
+      </w:r>
+      <w:proofErr w:type="gramEnd"/>
+      <w:r>
+        <w:t>_</w:t>
+      </w:r>
+      <w:proofErr w:type="gramStart"/>
+      <w:r>
+        <w:t>manager,dosing</w:t>
+      </w:r>
+      <w:proofErr w:type="gramEnd"/>
+      <w:r>
+        <w:t>_qeue</w:t>
+      </w:r>
+      <w:proofErr w:type="spellEnd"/>
+      <w:r>
+        <w:t xml:space="preserve"> and storage manager dosing manager decides which nutrition and what quantity need to be dosed and pump calibration take care of converting the volume into the runtime based on the calibrated values and the storage manager work is to store the </w:t>
+      </w:r>
+      <w:proofErr w:type="spellStart"/>
+      <w:r>
+        <w:t>crutial</w:t>
+      </w:r>
+      <w:proofErr w:type="spellEnd"/>
+      <w:r>
+        <w:t xml:space="preserve"> calibration and setting data in non-volatile storage.</w:t>
+      </w:r>
+    </w:p>
+    <w:p>
+      <w:pPr>
+        <w:pStyle w:val="ListParagraph"/>
+        <w:numPr>
+          <w:ilvl w:val="1"/>
+          <w:numId w:val="23"/>
+        </w:numPr>
+        <w:spacing w:after="0" w:line="240" w:lineRule="auto"/>
+      </w:pPr>
+      <w:r>
+        <w:t xml:space="preserve">In the storage manager I am implementing the </w:t>
+      </w:r>
+      <w:r>
+        <w:rPr>
+          <w:b/>
+          <w:bCs/>
+        </w:rPr>
+        <w:t>CRC</w:t>
+      </w:r>
+      <w:r>
+        <w:t xml:space="preserve"> check so that if a data is corrupted in the middle we get to known by checking the </w:t>
+      </w:r>
+      <w:r>
+        <w:rPr>
+          <w:b/>
+          <w:bCs/>
+        </w:rPr>
+        <w:t>CRC</w:t>
+      </w:r>
+      <w:r>
+        <w:rPr>
+          <w:b/>
+          <w:bCs/>
+        </w:rPr>
+        <w:t xml:space="preserve"> </w:t>
+      </w:r>
+      <w:r>
+        <w:t xml:space="preserve">when we first enter the data the </w:t>
+      </w:r>
+      <w:proofErr w:type="spellStart"/>
+      <w:r>
+        <w:t>crc</w:t>
+      </w:r>
+      <w:proofErr w:type="spellEnd"/>
+      <w:r>
+        <w:t xml:space="preserve"> is </w:t>
+      </w:r>
+      <w:proofErr w:type="spellStart"/>
+      <w:r>
+        <w:t>caluculated</w:t>
+      </w:r>
+      <w:proofErr w:type="spellEnd"/>
+      <w:r>
+        <w:t xml:space="preserve"> for the data according to the bytes it is given and when the calibration or any other data is loaded the </w:t>
+      </w:r>
+      <w:proofErr w:type="spellStart"/>
+      <w:r>
+        <w:t>crc</w:t>
+      </w:r>
+      <w:proofErr w:type="spellEnd"/>
+      <w:r>
+        <w:t xml:space="preserve"> is </w:t>
+      </w:r>
+      <w:proofErr w:type="spellStart"/>
+      <w:r>
+        <w:t>recaluculated</w:t>
+      </w:r>
+      <w:proofErr w:type="spellEnd"/>
+      <w:r>
+        <w:t xml:space="preserve"> and compared with the one we have and if they are same data is fine if not it is corrupted</w:t>
+      </w:r>
+      <w:r>
+        <w:rPr>
+          <w:b/>
+          <w:bCs/>
+        </w:rPr>
+        <w:t>.</w:t>
+      </w:r>
+      <w:r>
+        <w:t xml:space="preserve"> </w:t>
+      </w:r>
+    </w:p>
+    <w:p>
+      <w:pPr>
+        <w:pStyle w:val="ListParagraph"/>
+        <w:numPr>
+          <w:ilvl w:val="1"/>
+          <w:numId w:val="23"/>
+        </w:numPr>
         <w:spacing w:after="0" w:line="240" w:lineRule="auto"/>
       </w:pPr>
     </w:p>
@@ -30072,6 +30421,7 @@
   <w:style w:type="character" w:default="1" w:styleId="DefaultParagraphFont">
     <w:name w:val="Default Paragraph Font"/>
     <w:uiPriority w:val="1"/>
+    <w:semiHidden/>
     <w:unhideWhenUsed/>
   </w:style>
   <w:style w:type="table" w:default="1" w:styleId="TableNormal">

--- a/Documentation.docx
+++ b/Documentation.docx
@@ -22921,78 +22921,6 @@
           <w:bCs/>
         </w:rPr>
       </w:pPr>
-    </w:p>
-    <w:p>
-      <w:pPr>
-        <w:spacing w:after="0" w:line="240" w:lineRule="auto"/>
-        <w:rPr>
-          <w:b/>
-          <w:bCs/>
-        </w:rPr>
-      </w:pPr>
-    </w:p>
-    <w:p>
-      <w:pPr>
-        <w:spacing w:after="0" w:line="240" w:lineRule="auto"/>
-        <w:rPr>
-          <w:b/>
-          <w:bCs/>
-        </w:rPr>
-      </w:pPr>
-    </w:p>
-    <w:p>
-      <w:pPr>
-        <w:spacing w:after="0" w:line="240" w:lineRule="auto"/>
-        <w:rPr>
-          <w:b/>
-          <w:bCs/>
-        </w:rPr>
-      </w:pPr>
-    </w:p>
-    <w:p>
-      <w:pPr>
-        <w:spacing w:after="0" w:line="240" w:lineRule="auto"/>
-        <w:rPr>
-          <w:b/>
-          <w:bCs/>
-        </w:rPr>
-      </w:pPr>
-    </w:p>
-    <w:p>
-      <w:pPr>
-        <w:spacing w:after="0" w:line="240" w:lineRule="auto"/>
-        <w:rPr>
-          <w:b/>
-          <w:bCs/>
-        </w:rPr>
-      </w:pPr>
-    </w:p>
-    <w:p>
-      <w:pPr>
-        <w:spacing w:after="0" w:line="240" w:lineRule="auto"/>
-        <w:rPr>
-          <w:b/>
-          <w:bCs/>
-        </w:rPr>
-      </w:pPr>
-    </w:p>
-    <w:p>
-      <w:pPr>
-        <w:spacing w:after="0" w:line="240" w:lineRule="auto"/>
-        <w:rPr>
-          <w:b/>
-          <w:bCs/>
-        </w:rPr>
-      </w:pPr>
-    </w:p>
-    <w:p>
-      <w:pPr>
-        <w:spacing w:after="0" w:line="240" w:lineRule="auto"/>
-        <w:rPr>
-          <w:b/>
-          <w:bCs/>
-        </w:rPr>
-      </w:pPr>
       <w:r>
         <w:rPr>
           <w:b/>
@@ -24171,7 +24099,6 @@
         <w:spacing w:after="0" w:line="240" w:lineRule="auto"/>
       </w:pPr>
       <w:r>
-        <w:lastRenderedPageBreak/>
         <w:t>Subject to:</w:t>
       </w:r>
     </w:p>
@@ -24210,6 +24137,42 @@
     <w:p>
       <w:pPr>
         <w:spacing w:after="0" w:line="240" w:lineRule="auto"/>
+      </w:pPr>
+    </w:p>
+    <w:p>
+      <w:pPr>
+        <w:spacing w:after="0" w:line="240" w:lineRule="auto"/>
+        <w:rPr>
+          <w:b/>
+          <w:bCs/>
+        </w:rPr>
+      </w:pPr>
+    </w:p>
+    <w:p>
+      <w:pPr>
+        <w:spacing w:after="0" w:line="240" w:lineRule="auto"/>
+        <w:rPr>
+          <w:b/>
+          <w:bCs/>
+        </w:rPr>
+      </w:pPr>
+    </w:p>
+    <w:p>
+      <w:pPr>
+        <w:spacing w:after="0" w:line="240" w:lineRule="auto"/>
+        <w:rPr>
+          <w:b/>
+          <w:bCs/>
+        </w:rPr>
+      </w:pPr>
+    </w:p>
+    <w:p>
+      <w:pPr>
+        <w:spacing w:after="0" w:line="240" w:lineRule="auto"/>
+        <w:rPr>
+          <w:b/>
+          <w:bCs/>
+        </w:rPr>
       </w:pPr>
     </w:p>
     <w:p>
@@ -24555,15 +24518,6 @@
           <w:bCs/>
         </w:rPr>
       </w:pPr>
-    </w:p>
-    <w:p>
-      <w:pPr>
-        <w:spacing w:after="0" w:line="240" w:lineRule="auto"/>
-        <w:rPr>
-          <w:b/>
-          <w:bCs/>
-        </w:rPr>
-      </w:pPr>
       <w:r>
         <w:rPr>
           <w:b/>
@@ -24979,11 +24933,1322 @@
     </w:p>
     <w:p>
       <w:pPr>
-        <w:pStyle w:val="ListParagraph"/>
+        <w:spacing w:after="0" w:line="240" w:lineRule="auto"/>
+      </w:pPr>
+    </w:p>
+    <w:p>
+      <w:pPr>
+        <w:spacing w:after="0" w:line="240" w:lineRule="auto"/>
+      </w:pPr>
+    </w:p>
+    <w:p>
+      <w:pPr>
+        <w:spacing w:after="0" w:line="240" w:lineRule="auto"/>
+      </w:pPr>
+    </w:p>
+    <w:p>
+      <w:pPr>
+        <w:spacing w:after="0" w:line="240" w:lineRule="auto"/>
+      </w:pPr>
+    </w:p>
+    <w:p>
+      <w:pPr>
+        <w:spacing w:after="0" w:line="240" w:lineRule="auto"/>
+      </w:pPr>
+    </w:p>
+    <w:p>
+      <w:pPr>
+        <w:spacing w:after="0" w:line="240" w:lineRule="auto"/>
+      </w:pPr>
+    </w:p>
+    <w:p>
+      <w:pPr>
+        <w:spacing w:after="0" w:line="240" w:lineRule="auto"/>
+      </w:pPr>
+    </w:p>
+    <w:p>
+      <w:pPr>
+        <w:spacing w:after="0" w:line="240" w:lineRule="auto"/>
+      </w:pPr>
+    </w:p>
+    <w:p>
+      <w:pPr>
+        <w:spacing w:after="0" w:line="240" w:lineRule="auto"/>
+      </w:pPr>
+    </w:p>
+    <w:p>
+      <w:pPr>
+        <w:spacing w:after="0" w:line="240" w:lineRule="auto"/>
+      </w:pPr>
+    </w:p>
+    <w:p>
+      <w:pPr>
+        <w:spacing w:after="0" w:line="240" w:lineRule="auto"/>
+      </w:pPr>
+    </w:p>
+    <w:p>
+      <w:pPr>
+        <w:spacing w:after="0" w:line="240" w:lineRule="auto"/>
+      </w:pPr>
+      <w:r>
+        <w:t xml:space="preserve">Below is the structure </w:t>
+      </w:r>
+      <w:proofErr w:type="gramStart"/>
+      <w:r>
+        <w:t>of  the</w:t>
+      </w:r>
+      <w:proofErr w:type="gramEnd"/>
+      <w:r>
+        <w:t xml:space="preserve"> storage module:</w:t>
+      </w:r>
+    </w:p>
+    <w:p>
+      <w:pPr>
+        <w:spacing w:after="0" w:line="240" w:lineRule="auto"/>
+      </w:pPr>
+    </w:p>
+    <w:p>
+      <w:pPr>
+        <w:spacing w:after="0" w:line="240" w:lineRule="auto"/>
+      </w:pPr>
+      <w:r>
+        <w:t>/</w:t>
+      </w:r>
+      <w:proofErr w:type="gramStart"/>
+      <w:r>
+        <w:t>storage</w:t>
+      </w:r>
+      <w:proofErr w:type="gramEnd"/>
+    </w:p>
+    <w:p>
+      <w:pPr>
+        <w:spacing w:after="0" w:line="240" w:lineRule="auto"/>
+      </w:pPr>
+    </w:p>
+    <w:p>
+      <w:pPr>
+        <w:spacing w:after="0" w:line="240" w:lineRule="auto"/>
+      </w:pPr>
+      <w:proofErr w:type="spellStart"/>
+      <w:r>
+        <w:t>storage_keys.h</w:t>
+      </w:r>
+      <w:proofErr w:type="spellEnd"/>
+    </w:p>
+    <w:p>
+      <w:pPr>
+        <w:spacing w:after="0" w:line="240" w:lineRule="auto"/>
+      </w:pPr>
+      <w:proofErr w:type="spellStart"/>
+      <w:r>
+        <w:t>storage_types.h</w:t>
+      </w:r>
+      <w:proofErr w:type="spellEnd"/>
+    </w:p>
+    <w:p>
+      <w:pPr>
+        <w:spacing w:after="0" w:line="240" w:lineRule="auto"/>
+      </w:pPr>
+      <w:proofErr w:type="spellStart"/>
+      <w:r>
+        <w:t>storage_object_table.h</w:t>
+      </w:r>
+      <w:proofErr w:type="spellEnd"/>
+    </w:p>
+    <w:p>
+      <w:pPr>
+        <w:spacing w:after="0" w:line="240" w:lineRule="auto"/>
+      </w:pPr>
+      <w:proofErr w:type="spellStart"/>
+      <w:r>
+        <w:t>storage_driver.h</w:t>
+      </w:r>
+      <w:proofErr w:type="spellEnd"/>
+    </w:p>
+    <w:p>
+      <w:pPr>
+        <w:spacing w:after="0" w:line="240" w:lineRule="auto"/>
+      </w:pPr>
+      <w:proofErr w:type="spellStart"/>
+      <w:r>
+        <w:t>storage_crc.h</w:t>
+      </w:r>
+      <w:proofErr w:type="spellEnd"/>
+    </w:p>
+    <w:p>
+      <w:pPr>
+        <w:spacing w:after="0" w:line="240" w:lineRule="auto"/>
+      </w:pPr>
+      <w:proofErr w:type="spellStart"/>
+      <w:r>
+        <w:t>storage_backend.h</w:t>
+      </w:r>
+      <w:proofErr w:type="spellEnd"/>
+    </w:p>
+    <w:p>
+      <w:pPr>
+        <w:spacing w:after="0" w:line="240" w:lineRule="auto"/>
+      </w:pPr>
+      <w:r>
+        <w:t>storage_object_table.</w:t>
+      </w:r>
+      <w:r>
+        <w:t>cpp</w:t>
+      </w:r>
+    </w:p>
+    <w:p>
+      <w:pPr>
+        <w:spacing w:after="0" w:line="240" w:lineRule="auto"/>
+      </w:pPr>
+      <w:r>
+        <w:t>storage_driver.cpp</w:t>
+      </w:r>
+    </w:p>
+    <w:p>
+      <w:pPr>
+        <w:spacing w:after="0" w:line="240" w:lineRule="auto"/>
+      </w:pPr>
+      <w:r>
+        <w:t>storage_crc.cpp</w:t>
+      </w:r>
+    </w:p>
+    <w:p>
+      <w:pPr>
+        <w:spacing w:after="0" w:line="240" w:lineRule="auto"/>
+      </w:pPr>
+      <w:r>
+        <w:t>storage_backend_preferences.cpp</w:t>
+      </w:r>
+    </w:p>
+    <w:p>
+      <w:pPr>
+        <w:spacing w:after="0" w:line="240" w:lineRule="auto"/>
+      </w:pPr>
+      <w:r>
+        <w:t>storage_service.cpp</w:t>
+      </w:r>
+    </w:p>
+    <w:p>
+      <w:pPr>
+        <w:spacing w:after="0" w:line="240" w:lineRule="auto"/>
+      </w:pPr>
+    </w:p>
+    <w:p>
+      <w:pPr>
+        <w:spacing w:after="0" w:line="240" w:lineRule="auto"/>
+        <w:rPr>
+          <w:b/>
+          <w:bCs/>
+        </w:rPr>
+      </w:pPr>
+      <w:r>
+        <w:rPr>
+          <w:rFonts w:ascii="Segoe UI Emoji" w:hAnsi="Segoe UI Emoji" w:cs="Segoe UI Emoji"/>
+          <w:b/>
+          <w:bCs/>
+        </w:rPr>
+        <w:t>🧠</w:t>
+      </w:r>
+      <w:r>
+        <w:rPr>
+          <w:b/>
+          <w:bCs/>
+        </w:rPr>
+        <w:t xml:space="preserve"> Overall Purpose of the Storage Module</w:t>
+      </w:r>
+    </w:p>
+    <w:p>
+      <w:pPr>
+        <w:spacing w:after="0" w:line="240" w:lineRule="auto"/>
+      </w:pPr>
+      <w:r>
+        <w:t xml:space="preserve">This storage system is basically the </w:t>
+      </w:r>
+      <w:r>
+        <w:rPr>
+          <w:b/>
+          <w:bCs/>
+        </w:rPr>
+        <w:t>data persistence layer</w:t>
+      </w:r>
+      <w:r>
+        <w:t xml:space="preserve"> of your hydroponics controller.</w:t>
+      </w:r>
+    </w:p>
+    <w:p>
+      <w:pPr>
+        <w:spacing w:after="0" w:line="240" w:lineRule="auto"/>
+      </w:pPr>
+      <w:r>
+        <w:t>It is responsible for:</w:t>
+      </w:r>
+    </w:p>
+    <w:p>
+      <w:pPr>
+        <w:numPr>
+          <w:ilvl w:val="0"/>
+          <w:numId w:val="37"/>
+        </w:numPr>
+        <w:spacing w:after="0" w:line="240" w:lineRule="auto"/>
+      </w:pPr>
+      <w:r>
+        <w:t>Saving system configuration (like pump settings, dosing rules, calibration data)</w:t>
+      </w:r>
+    </w:p>
+    <w:p>
+      <w:pPr>
+        <w:numPr>
+          <w:ilvl w:val="0"/>
+          <w:numId w:val="37"/>
+        </w:numPr>
+        <w:spacing w:after="0" w:line="240" w:lineRule="auto"/>
+      </w:pPr>
+      <w:r>
+        <w:t>Loading configuration at boot</w:t>
+      </w:r>
+    </w:p>
+    <w:p>
+      <w:pPr>
+        <w:numPr>
+          <w:ilvl w:val="0"/>
+          <w:numId w:val="37"/>
+        </w:numPr>
+        <w:spacing w:after="0" w:line="240" w:lineRule="auto"/>
+      </w:pPr>
+      <w:r>
+        <w:t>Abstracting storage hardware (so code doesn’t depend on EEPROM / flash directly)</w:t>
+      </w:r>
+    </w:p>
+    <w:p>
+      <w:pPr>
+        <w:numPr>
+          <w:ilvl w:val="0"/>
+          <w:numId w:val="37"/>
+        </w:numPr>
+        <w:spacing w:after="0" w:line="240" w:lineRule="auto"/>
+      </w:pPr>
+      <w:r>
+        <w:t>Managing preferences separately from core runtime logic</w:t>
+      </w:r>
+    </w:p>
+    <w:p>
+      <w:pPr>
+        <w:numPr>
+          <w:ilvl w:val="0"/>
+          <w:numId w:val="37"/>
+        </w:numPr>
+        <w:spacing w:after="0" w:line="240" w:lineRule="auto"/>
+      </w:pPr>
+      <w:r>
+        <w:t>Providing a unified API for other modules (pump, EC, pH, etc.)</w:t>
+      </w:r>
+    </w:p>
+    <w:p>
+      <w:pPr>
+        <w:spacing w:after="0" w:line="240" w:lineRule="auto"/>
+      </w:pPr>
+    </w:p>
+    <w:p>
+      <w:pPr>
+        <w:spacing w:after="0" w:line="240" w:lineRule="auto"/>
+        <w:rPr>
+          <w:b/>
+          <w:bCs/>
+        </w:rPr>
+      </w:pPr>
+      <w:r>
+        <w:rPr>
+          <w:b/>
+          <w:bCs/>
+        </w:rPr>
+        <w:t>1. storage_</w:t>
+      </w:r>
+      <w:proofErr w:type="gramStart"/>
+      <w:r>
+        <w:rPr>
+          <w:b/>
+          <w:bCs/>
+        </w:rPr>
+        <w:t>types.*</w:t>
+      </w:r>
+      <w:proofErr w:type="gramEnd"/>
+      <w:r>
+        <w:rPr>
+          <w:b/>
+          <w:bCs/>
+        </w:rPr>
+        <w:t xml:space="preserve"> (Data Definitions Layer)</w:t>
+      </w:r>
+    </w:p>
+    <w:p>
+      <w:pPr>
+        <w:spacing w:after="0" w:line="240" w:lineRule="auto"/>
+        <w:rPr>
+          <w:b/>
+          <w:bCs/>
+        </w:rPr>
+      </w:pPr>
+      <w:r>
+        <w:rPr>
+          <w:rFonts w:ascii="Segoe UI Emoji" w:hAnsi="Segoe UI Emoji" w:cs="Segoe UI Emoji"/>
+          <w:b/>
+          <w:bCs/>
+        </w:rPr>
+        <w:t>🎯</w:t>
+      </w:r>
+      <w:r>
+        <w:rPr>
+          <w:b/>
+          <w:bCs/>
+        </w:rPr>
+        <w:t xml:space="preserve"> Purpose</w:t>
+      </w:r>
+    </w:p>
+    <w:p>
+      <w:pPr>
+        <w:spacing w:after="0" w:line="240" w:lineRule="auto"/>
+      </w:pPr>
+      <w:r>
+        <w:t xml:space="preserve">This file defines the </w:t>
+      </w:r>
+      <w:r>
+        <w:rPr>
+          <w:b/>
+          <w:bCs/>
+        </w:rPr>
+        <w:t xml:space="preserve">data structures and </w:t>
+      </w:r>
+      <w:proofErr w:type="spellStart"/>
+      <w:r>
+        <w:rPr>
+          <w:b/>
+          <w:bCs/>
+        </w:rPr>
+        <w:t>enums</w:t>
+      </w:r>
+      <w:proofErr w:type="spellEnd"/>
+      <w:r>
+        <w:t xml:space="preserve"> used across the storage system.</w:t>
+      </w:r>
+    </w:p>
+    <w:p>
+      <w:pPr>
+        <w:spacing w:after="0" w:line="240" w:lineRule="auto"/>
+        <w:rPr>
+          <w:b/>
+          <w:bCs/>
+        </w:rPr>
+      </w:pPr>
+      <w:r>
+        <w:rPr>
+          <w:rFonts w:ascii="Segoe UI Emoji" w:hAnsi="Segoe UI Emoji" w:cs="Segoe UI Emoji"/>
+          <w:b/>
+          <w:bCs/>
+        </w:rPr>
+        <w:t>🧠</w:t>
+      </w:r>
+      <w:r>
+        <w:rPr>
+          <w:b/>
+          <w:bCs/>
+        </w:rPr>
+        <w:t xml:space="preserve"> What it contains (conceptually from your design)</w:t>
+      </w:r>
+    </w:p>
+    <w:p>
+      <w:pPr>
+        <w:numPr>
+          <w:ilvl w:val="0"/>
+          <w:numId w:val="38"/>
+        </w:numPr>
+        <w:spacing w:after="0" w:line="240" w:lineRule="auto"/>
+      </w:pPr>
+      <w:r>
+        <w:t>Structs for configuration objects (example types like):</w:t>
+      </w:r>
+    </w:p>
+    <w:p>
+      <w:pPr>
         <w:numPr>
           <w:ilvl w:val="1"/>
-          <w:numId w:val="23"/>
+          <w:numId w:val="38"/>
         </w:numPr>
+        <w:spacing w:after="0" w:line="240" w:lineRule="auto"/>
+      </w:pPr>
+      <w:r>
+        <w:t>Pump configuration data</w:t>
+      </w:r>
+    </w:p>
+    <w:p>
+      <w:pPr>
+        <w:numPr>
+          <w:ilvl w:val="1"/>
+          <w:numId w:val="38"/>
+        </w:numPr>
+        <w:spacing w:after="0" w:line="240" w:lineRule="auto"/>
+      </w:pPr>
+      <w:r>
+        <w:t>System settings</w:t>
+      </w:r>
+    </w:p>
+    <w:p>
+      <w:pPr>
+        <w:numPr>
+          <w:ilvl w:val="1"/>
+          <w:numId w:val="38"/>
+        </w:numPr>
+        <w:spacing w:after="0" w:line="240" w:lineRule="auto"/>
+      </w:pPr>
+      <w:r>
+        <w:t>Calibration values</w:t>
+      </w:r>
+    </w:p>
+    <w:p>
+      <w:pPr>
+        <w:numPr>
+          <w:ilvl w:val="0"/>
+          <w:numId w:val="38"/>
+        </w:numPr>
+        <w:spacing w:after="0" w:line="240" w:lineRule="auto"/>
+      </w:pPr>
+      <w:r>
+        <w:t>Enums for:</w:t>
+      </w:r>
+    </w:p>
+    <w:p>
+      <w:pPr>
+        <w:numPr>
+          <w:ilvl w:val="1"/>
+          <w:numId w:val="38"/>
+        </w:numPr>
+        <w:spacing w:after="0" w:line="240" w:lineRule="auto"/>
+      </w:pPr>
+      <w:r>
+        <w:t>Storage keys / identifiers</w:t>
+      </w:r>
+    </w:p>
+    <w:p>
+      <w:pPr>
+        <w:numPr>
+          <w:ilvl w:val="1"/>
+          <w:numId w:val="38"/>
+        </w:numPr>
+        <w:spacing w:after="0" w:line="240" w:lineRule="auto"/>
+      </w:pPr>
+      <w:r>
+        <w:t>Data categories (preferences vs system config)</w:t>
+      </w:r>
+    </w:p>
+    <w:p>
+      <w:pPr>
+        <w:spacing w:after="0" w:line="240" w:lineRule="auto"/>
+        <w:rPr>
+          <w:b/>
+          <w:bCs/>
+        </w:rPr>
+      </w:pPr>
+      <w:r>
+        <w:rPr>
+          <w:rFonts w:ascii="Segoe UI Emoji" w:hAnsi="Segoe UI Emoji" w:cs="Segoe UI Emoji"/>
+          <w:b/>
+          <w:bCs/>
+        </w:rPr>
+        <w:t>🔗</w:t>
+      </w:r>
+      <w:r>
+        <w:rPr>
+          <w:b/>
+          <w:bCs/>
+        </w:rPr>
+        <w:t xml:space="preserve"> Why it exists</w:t>
+      </w:r>
+    </w:p>
+    <w:p>
+      <w:pPr>
+        <w:spacing w:after="0" w:line="240" w:lineRule="auto"/>
+      </w:pPr>
+      <w:r>
+        <w:t>It ensures:</w:t>
+      </w:r>
+    </w:p>
+    <w:p>
+      <w:pPr>
+        <w:numPr>
+          <w:ilvl w:val="0"/>
+          <w:numId w:val="39"/>
+        </w:numPr>
+        <w:spacing w:after="0" w:line="240" w:lineRule="auto"/>
+      </w:pPr>
+      <w:r>
+        <w:t xml:space="preserve">All modules use the </w:t>
+      </w:r>
+      <w:r>
+        <w:rPr>
+          <w:b/>
+          <w:bCs/>
+        </w:rPr>
+        <w:t>same data format</w:t>
+      </w:r>
+    </w:p>
+    <w:p>
+      <w:pPr>
+        <w:numPr>
+          <w:ilvl w:val="0"/>
+          <w:numId w:val="39"/>
+        </w:numPr>
+        <w:spacing w:after="0" w:line="240" w:lineRule="auto"/>
+      </w:pPr>
+      <w:r>
+        <w:t>No duplication of struct definitions in pump / pH / EC modules</w:t>
+      </w:r>
+    </w:p>
+    <w:p>
+      <w:pPr>
+        <w:numPr>
+          <w:ilvl w:val="0"/>
+          <w:numId w:val="39"/>
+        </w:numPr>
+        <w:spacing w:after="0" w:line="240" w:lineRule="auto"/>
+      </w:pPr>
+      <w:r>
+        <w:t xml:space="preserve">Acts as a </w:t>
+      </w:r>
+      <w:r>
+        <w:rPr>
+          <w:b/>
+          <w:bCs/>
+        </w:rPr>
+        <w:t>shared contract</w:t>
+      </w:r>
+    </w:p>
+    <w:p>
+      <w:pPr>
+        <w:spacing w:after="0" w:line="240" w:lineRule="auto"/>
+      </w:pPr>
+    </w:p>
+    <w:p>
+      <w:pPr>
+        <w:spacing w:after="0" w:line="240" w:lineRule="auto"/>
+      </w:pPr>
+    </w:p>
+    <w:p>
+      <w:pPr>
+        <w:spacing w:after="0" w:line="240" w:lineRule="auto"/>
+        <w:rPr>
+          <w:b/>
+          <w:bCs/>
+        </w:rPr>
+      </w:pPr>
+      <w:r>
+        <w:rPr>
+          <w:b/>
+          <w:bCs/>
+        </w:rPr>
+        <w:t xml:space="preserve">2. </w:t>
+      </w:r>
+      <w:proofErr w:type="spellStart"/>
+      <w:r>
+        <w:rPr>
+          <w:b/>
+          <w:bCs/>
+        </w:rPr>
+        <w:t>storage_backend.h</w:t>
+      </w:r>
+      <w:proofErr w:type="spellEnd"/>
+      <w:r>
+        <w:rPr>
+          <w:b/>
+          <w:bCs/>
+        </w:rPr>
+        <w:t xml:space="preserve"> (Hardware Abstraction Layer Interface)</w:t>
+      </w:r>
+    </w:p>
+    <w:p>
+      <w:pPr>
+        <w:spacing w:after="0" w:line="240" w:lineRule="auto"/>
+        <w:rPr>
+          <w:b/>
+          <w:bCs/>
+        </w:rPr>
+      </w:pPr>
+      <w:r>
+        <w:rPr>
+          <w:rFonts w:ascii="Segoe UI Emoji" w:hAnsi="Segoe UI Emoji" w:cs="Segoe UI Emoji"/>
+          <w:b/>
+          <w:bCs/>
+        </w:rPr>
+        <w:t>🎯</w:t>
+      </w:r>
+      <w:r>
+        <w:rPr>
+          <w:b/>
+          <w:bCs/>
+        </w:rPr>
+        <w:t xml:space="preserve"> Purpose</w:t>
+      </w:r>
+    </w:p>
+    <w:p>
+      <w:pPr>
+        <w:spacing w:after="0" w:line="240" w:lineRule="auto"/>
+      </w:pPr>
+      <w:r>
+        <w:t xml:space="preserve">This is the </w:t>
+      </w:r>
+      <w:r>
+        <w:rPr>
+          <w:b/>
+          <w:bCs/>
+        </w:rPr>
+        <w:t>abstract interface for storage hardware access</w:t>
+      </w:r>
+      <w:r>
+        <w:t>.</w:t>
+      </w:r>
+    </w:p>
+    <w:p>
+      <w:pPr>
+        <w:spacing w:after="0" w:line="240" w:lineRule="auto"/>
+        <w:rPr>
+          <w:b/>
+          <w:bCs/>
+        </w:rPr>
+      </w:pPr>
+      <w:r>
+        <w:rPr>
+          <w:rFonts w:ascii="Segoe UI Emoji" w:hAnsi="Segoe UI Emoji" w:cs="Segoe UI Emoji"/>
+          <w:b/>
+          <w:bCs/>
+        </w:rPr>
+        <w:t>🧠</w:t>
+      </w:r>
+      <w:r>
+        <w:rPr>
+          <w:b/>
+          <w:bCs/>
+        </w:rPr>
+        <w:t xml:space="preserve"> Role in system</w:t>
+      </w:r>
+    </w:p>
+    <w:p>
+      <w:pPr>
+        <w:spacing w:after="0" w:line="240" w:lineRule="auto"/>
+      </w:pPr>
+      <w:r>
+        <w:t xml:space="preserve">It defines </w:t>
+      </w:r>
+      <w:r>
+        <w:rPr>
+          <w:i/>
+          <w:iCs/>
+        </w:rPr>
+        <w:t>what storage can do</w:t>
+      </w:r>
+      <w:r>
+        <w:t xml:space="preserve">, not </w:t>
+      </w:r>
+      <w:r>
+        <w:rPr>
+          <w:i/>
+          <w:iCs/>
+        </w:rPr>
+        <w:t>how it does it</w:t>
+      </w:r>
+      <w:r>
+        <w:t>.</w:t>
+      </w:r>
+    </w:p>
+    <w:p>
+      <w:pPr>
+        <w:spacing w:after="0" w:line="240" w:lineRule="auto"/>
+      </w:pPr>
+      <w:r>
+        <w:t>Typical responsibilities:</w:t>
+      </w:r>
+    </w:p>
+    <w:p>
+      <w:pPr>
+        <w:numPr>
+          <w:ilvl w:val="0"/>
+          <w:numId w:val="40"/>
+        </w:numPr>
+        <w:spacing w:after="0" w:line="240" w:lineRule="auto"/>
+      </w:pPr>
+      <w:r>
+        <w:t>Initialize storage system</w:t>
+      </w:r>
+    </w:p>
+    <w:p>
+      <w:pPr>
+        <w:numPr>
+          <w:ilvl w:val="0"/>
+          <w:numId w:val="40"/>
+        </w:numPr>
+        <w:spacing w:after="0" w:line="240" w:lineRule="auto"/>
+      </w:pPr>
+      <w:r>
+        <w:t>Read data from storage</w:t>
+      </w:r>
+    </w:p>
+    <w:p>
+      <w:pPr>
+        <w:numPr>
+          <w:ilvl w:val="0"/>
+          <w:numId w:val="40"/>
+        </w:numPr>
+        <w:spacing w:after="0" w:line="240" w:lineRule="auto"/>
+      </w:pPr>
+      <w:r>
+        <w:t>Write data to storage</w:t>
+      </w:r>
+    </w:p>
+    <w:p>
+      <w:pPr>
+        <w:numPr>
+          <w:ilvl w:val="0"/>
+          <w:numId w:val="40"/>
+        </w:numPr>
+        <w:spacing w:after="0" w:line="240" w:lineRule="auto"/>
+      </w:pPr>
+      <w:r>
+        <w:t>Possibly erase/reset storage sections</w:t>
+      </w:r>
+    </w:p>
+    <w:p>
+      <w:pPr>
+        <w:spacing w:after="0" w:line="240" w:lineRule="auto"/>
+        <w:rPr>
+          <w:b/>
+          <w:bCs/>
+        </w:rPr>
+      </w:pPr>
+      <w:r>
+        <w:rPr>
+          <w:rFonts w:ascii="Segoe UI Emoji" w:hAnsi="Segoe UI Emoji" w:cs="Segoe UI Emoji"/>
+          <w:b/>
+          <w:bCs/>
+        </w:rPr>
+        <w:t>🔗</w:t>
+      </w:r>
+      <w:r>
+        <w:rPr>
+          <w:b/>
+          <w:bCs/>
+        </w:rPr>
+        <w:t xml:space="preserve"> Why it is important</w:t>
+      </w:r>
+    </w:p>
+    <w:p>
+      <w:pPr>
+        <w:spacing w:after="0" w:line="240" w:lineRule="auto"/>
+      </w:pPr>
+      <w:r>
+        <w:t>This allows you to switch storage types without touching business logic:</w:t>
+      </w:r>
+    </w:p>
+    <w:p>
+      <w:pPr>
+        <w:numPr>
+          <w:ilvl w:val="0"/>
+          <w:numId w:val="41"/>
+        </w:numPr>
+        <w:spacing w:after="0" w:line="240" w:lineRule="auto"/>
+      </w:pPr>
+      <w:r>
+        <w:t>EEPROM</w:t>
+      </w:r>
+    </w:p>
+    <w:p>
+      <w:pPr>
+        <w:numPr>
+          <w:ilvl w:val="0"/>
+          <w:numId w:val="41"/>
+        </w:numPr>
+        <w:spacing w:after="0" w:line="240" w:lineRule="auto"/>
+      </w:pPr>
+      <w:r>
+        <w:t xml:space="preserve">Flash (SPIFFS / </w:t>
+      </w:r>
+      <w:proofErr w:type="spellStart"/>
+      <w:r>
+        <w:t>LittleFS</w:t>
+      </w:r>
+      <w:proofErr w:type="spellEnd"/>
+      <w:r>
+        <w:t xml:space="preserve"> / raw flash)</w:t>
+      </w:r>
+    </w:p>
+    <w:p>
+      <w:pPr>
+        <w:spacing w:after="0" w:line="240" w:lineRule="auto"/>
+      </w:pPr>
+    </w:p>
+    <w:p>
+      <w:pPr>
+        <w:spacing w:after="0" w:line="240" w:lineRule="auto"/>
+      </w:pPr>
+    </w:p>
+    <w:p>
+      <w:pPr>
+        <w:spacing w:after="0" w:line="240" w:lineRule="auto"/>
+        <w:rPr>
+          <w:b/>
+          <w:bCs/>
+        </w:rPr>
+      </w:pPr>
+      <w:r>
+        <w:rPr>
+          <w:b/>
+          <w:bCs/>
+        </w:rPr>
+        <w:t>3. storage_driver.cpp (Hardware Implementation Layer)</w:t>
+      </w:r>
+    </w:p>
+    <w:p>
+      <w:pPr>
+        <w:spacing w:after="0" w:line="240" w:lineRule="auto"/>
+        <w:rPr>
+          <w:b/>
+          <w:bCs/>
+        </w:rPr>
+      </w:pPr>
+      <w:r>
+        <w:rPr>
+          <w:rFonts w:ascii="Segoe UI Emoji" w:hAnsi="Segoe UI Emoji" w:cs="Segoe UI Emoji"/>
+          <w:b/>
+          <w:bCs/>
+        </w:rPr>
+        <w:t>🎯</w:t>
+      </w:r>
+      <w:r>
+        <w:rPr>
+          <w:b/>
+          <w:bCs/>
+        </w:rPr>
+        <w:t xml:space="preserve"> Purpose</w:t>
+      </w:r>
+    </w:p>
+    <w:p>
+      <w:pPr>
+        <w:spacing w:after="0" w:line="240" w:lineRule="auto"/>
+      </w:pPr>
+      <w:r>
+        <w:t xml:space="preserve">This is the </w:t>
+      </w:r>
+      <w:r>
+        <w:rPr>
+          <w:b/>
+          <w:bCs/>
+        </w:rPr>
+        <w:t>actual implementation of storage operations</w:t>
+      </w:r>
+      <w:r>
+        <w:t xml:space="preserve"> declared in </w:t>
+      </w:r>
+      <w:proofErr w:type="spellStart"/>
+      <w:r>
+        <w:t>storage_backend.h</w:t>
+      </w:r>
+      <w:proofErr w:type="spellEnd"/>
+      <w:r>
+        <w:t>.</w:t>
+      </w:r>
+    </w:p>
+    <w:p>
+      <w:pPr>
+        <w:spacing w:after="0" w:line="240" w:lineRule="auto"/>
+        <w:rPr>
+          <w:b/>
+          <w:bCs/>
+        </w:rPr>
+      </w:pPr>
+      <w:r>
+        <w:rPr>
+          <w:rFonts w:ascii="Segoe UI Emoji" w:hAnsi="Segoe UI Emoji" w:cs="Segoe UI Emoji"/>
+          <w:b/>
+          <w:bCs/>
+        </w:rPr>
+        <w:t>🧠</w:t>
+      </w:r>
+      <w:r>
+        <w:rPr>
+          <w:b/>
+          <w:bCs/>
+        </w:rPr>
+        <w:t xml:space="preserve"> Role in system</w:t>
+      </w:r>
+    </w:p>
+    <w:p>
+      <w:pPr>
+        <w:spacing w:after="0" w:line="240" w:lineRule="auto"/>
+      </w:pPr>
+      <w:r>
+        <w:t>It is the layer that:</w:t>
+      </w:r>
+    </w:p>
+    <w:p>
+      <w:pPr>
+        <w:numPr>
+          <w:ilvl w:val="0"/>
+          <w:numId w:val="42"/>
+        </w:numPr>
+        <w:spacing w:after="0" w:line="240" w:lineRule="auto"/>
+      </w:pPr>
+      <w:r>
+        <w:t>Talks to actual memory hardware (flash/EEPROM/etc.)</w:t>
+      </w:r>
+    </w:p>
+    <w:p>
+      <w:pPr>
+        <w:numPr>
+          <w:ilvl w:val="0"/>
+          <w:numId w:val="42"/>
+        </w:numPr>
+        <w:spacing w:after="0" w:line="240" w:lineRule="auto"/>
+      </w:pPr>
+      <w:r>
+        <w:t>Implements read/write/erase logic</w:t>
+      </w:r>
+    </w:p>
+    <w:p>
+      <w:pPr>
+        <w:numPr>
+          <w:ilvl w:val="0"/>
+          <w:numId w:val="42"/>
+        </w:numPr>
+        <w:spacing w:after="0" w:line="240" w:lineRule="auto"/>
+      </w:pPr>
+      <w:r>
+        <w:t>Handles low-level memory addressing and block management</w:t>
+      </w:r>
+    </w:p>
+    <w:p>
+      <w:pPr>
+        <w:spacing w:after="0" w:line="240" w:lineRule="auto"/>
+        <w:rPr>
+          <w:b/>
+          <w:bCs/>
+        </w:rPr>
+      </w:pPr>
+      <w:r>
+        <w:rPr>
+          <w:rFonts w:ascii="Segoe UI Emoji" w:hAnsi="Segoe UI Emoji" w:cs="Segoe UI Emoji"/>
+          <w:b/>
+          <w:bCs/>
+        </w:rPr>
+        <w:t>🔗</w:t>
+      </w:r>
+      <w:r>
+        <w:rPr>
+          <w:b/>
+          <w:bCs/>
+        </w:rPr>
+        <w:t xml:space="preserve"> Relationship</w:t>
+      </w:r>
+    </w:p>
+    <w:p>
+      <w:pPr>
+        <w:numPr>
+          <w:ilvl w:val="0"/>
+          <w:numId w:val="43"/>
+        </w:numPr>
+        <w:spacing w:after="0" w:line="240" w:lineRule="auto"/>
+      </w:pPr>
+      <w:r>
+        <w:t xml:space="preserve">Implements interface from </w:t>
+      </w:r>
+      <w:proofErr w:type="spellStart"/>
+      <w:r>
+        <w:t>storage_backend.h</w:t>
+      </w:r>
+      <w:proofErr w:type="spellEnd"/>
+    </w:p>
+    <w:p>
+      <w:pPr>
+        <w:numPr>
+          <w:ilvl w:val="0"/>
+          <w:numId w:val="43"/>
+        </w:numPr>
+        <w:spacing w:after="0" w:line="240" w:lineRule="auto"/>
+      </w:pPr>
+      <w:r>
+        <w:t>Used by higher-level storage service</w:t>
+      </w:r>
+    </w:p>
+    <w:p>
+      <w:pPr>
+        <w:spacing w:after="0" w:line="240" w:lineRule="auto"/>
+        <w:ind w:left="720"/>
+      </w:pPr>
+    </w:p>
+    <w:p>
+      <w:pPr>
+        <w:spacing w:after="0" w:line="240" w:lineRule="auto"/>
+      </w:pPr>
+    </w:p>
+    <w:p>
+      <w:pPr>
+        <w:spacing w:after="0" w:line="240" w:lineRule="auto"/>
+        <w:rPr>
+          <w:b/>
+          <w:bCs/>
+        </w:rPr>
+      </w:pPr>
+      <w:r>
+        <w:rPr>
+          <w:b/>
+          <w:bCs/>
+        </w:rPr>
+        <w:t>4. storage_backend_preferences.cpp (Structured Preferences Layer)</w:t>
+      </w:r>
+    </w:p>
+    <w:p>
+      <w:pPr>
+        <w:spacing w:after="0" w:line="240" w:lineRule="auto"/>
+        <w:rPr>
+          <w:b/>
+          <w:bCs/>
+        </w:rPr>
+      </w:pPr>
+      <w:r>
+        <w:rPr>
+          <w:rFonts w:ascii="Segoe UI Emoji" w:hAnsi="Segoe UI Emoji" w:cs="Segoe UI Emoji"/>
+          <w:b/>
+          <w:bCs/>
+        </w:rPr>
+        <w:t>🎯</w:t>
+      </w:r>
+      <w:r>
+        <w:rPr>
+          <w:b/>
+          <w:bCs/>
+        </w:rPr>
+        <w:t xml:space="preserve"> Purpose</w:t>
+      </w:r>
+    </w:p>
+    <w:p>
+      <w:pPr>
+        <w:spacing w:after="0" w:line="240" w:lineRule="auto"/>
+      </w:pPr>
+      <w:r>
+        <w:t xml:space="preserve">This layer handles </w:t>
+      </w:r>
+      <w:r>
+        <w:rPr>
+          <w:b/>
+          <w:bCs/>
+        </w:rPr>
+        <w:t>structured configuration storage</w:t>
+      </w:r>
+      <w:r>
+        <w:t>, especially:</w:t>
+      </w:r>
+    </w:p>
+    <w:p>
+      <w:pPr>
+        <w:numPr>
+          <w:ilvl w:val="0"/>
+          <w:numId w:val="46"/>
+        </w:numPr>
+        <w:spacing w:after="0" w:line="240" w:lineRule="auto"/>
+      </w:pPr>
+      <w:r>
+        <w:t>User/system preferences</w:t>
+      </w:r>
+    </w:p>
+    <w:p>
+      <w:pPr>
+        <w:numPr>
+          <w:ilvl w:val="0"/>
+          <w:numId w:val="46"/>
+        </w:numPr>
+        <w:spacing w:after="0" w:line="240" w:lineRule="auto"/>
+      </w:pPr>
+      <w:r>
+        <w:t>Non-volatile configuration objects</w:t>
+      </w:r>
+    </w:p>
+    <w:p>
+      <w:pPr>
+        <w:spacing w:after="0" w:line="240" w:lineRule="auto"/>
+        <w:rPr>
+          <w:b/>
+          <w:bCs/>
+        </w:rPr>
+      </w:pPr>
+      <w:r>
+        <w:rPr>
+          <w:rFonts w:ascii="Segoe UI Emoji" w:hAnsi="Segoe UI Emoji" w:cs="Segoe UI Emoji"/>
+          <w:b/>
+          <w:bCs/>
+        </w:rPr>
+        <w:t>🧠</w:t>
+      </w:r>
+      <w:r>
+        <w:rPr>
+          <w:b/>
+          <w:bCs/>
+        </w:rPr>
+        <w:t xml:space="preserve"> Role in system</w:t>
+      </w:r>
+    </w:p>
+    <w:p>
+      <w:pPr>
+        <w:spacing w:after="0" w:line="240" w:lineRule="auto"/>
+      </w:pPr>
+      <w:r>
+        <w:t>Instead of raw bytes, this layer:</w:t>
+      </w:r>
+    </w:p>
+    <w:p>
+      <w:pPr>
+        <w:numPr>
+          <w:ilvl w:val="0"/>
+          <w:numId w:val="47"/>
+        </w:numPr>
+        <w:spacing w:after="0" w:line="240" w:lineRule="auto"/>
+      </w:pPr>
+      <w:r>
+        <w:t>Converts structured data → storable format</w:t>
+      </w:r>
+    </w:p>
+    <w:p>
+      <w:pPr>
+        <w:numPr>
+          <w:ilvl w:val="0"/>
+          <w:numId w:val="47"/>
+        </w:numPr>
+        <w:spacing w:after="0" w:line="240" w:lineRule="auto"/>
+      </w:pPr>
+      <w:r>
+        <w:t>Converts stored data → usable structs</w:t>
+      </w:r>
+    </w:p>
+    <w:p>
+      <w:pPr>
+        <w:numPr>
+          <w:ilvl w:val="0"/>
+          <w:numId w:val="47"/>
+        </w:numPr>
+        <w:spacing w:after="0" w:line="240" w:lineRule="auto"/>
+      </w:pPr>
+      <w:r>
+        <w:t>Manages versioning / defaults (likely intended role in your design)</w:t>
+      </w:r>
+    </w:p>
+    <w:p>
+      <w:pPr>
+        <w:spacing w:after="0" w:line="240" w:lineRule="auto"/>
+        <w:rPr>
+          <w:b/>
+          <w:bCs/>
+        </w:rPr>
+      </w:pPr>
+      <w:r>
+        <w:rPr>
+          <w:rFonts w:ascii="Segoe UI Emoji" w:hAnsi="Segoe UI Emoji" w:cs="Segoe UI Emoji"/>
+          <w:b/>
+          <w:bCs/>
+        </w:rPr>
+        <w:t>🔗</w:t>
+      </w:r>
+      <w:r>
+        <w:rPr>
+          <w:b/>
+          <w:bCs/>
+        </w:rPr>
+        <w:t xml:space="preserve"> Why separate from driver?</w:t>
+      </w:r>
+    </w:p>
+    <w:p>
+      <w:pPr>
+        <w:spacing w:after="0" w:line="240" w:lineRule="auto"/>
+      </w:pPr>
+      <w:r>
+        <w:t>Because:</w:t>
+      </w:r>
+    </w:p>
+    <w:p>
+      <w:pPr>
+        <w:numPr>
+          <w:ilvl w:val="0"/>
+          <w:numId w:val="48"/>
+        </w:numPr>
+        <w:spacing w:after="0" w:line="240" w:lineRule="auto"/>
+      </w:pPr>
+      <w:r>
+        <w:t>Driver deals with bytes</w:t>
+      </w:r>
+    </w:p>
+    <w:p>
+      <w:pPr>
+        <w:numPr>
+          <w:ilvl w:val="0"/>
+          <w:numId w:val="48"/>
+        </w:numPr>
+        <w:spacing w:after="0" w:line="240" w:lineRule="auto"/>
+      </w:pPr>
+      <w:r>
+        <w:t xml:space="preserve">This deals with </w:t>
+      </w:r>
+      <w:r>
+        <w:rPr>
+          <w:b/>
+          <w:bCs/>
+        </w:rPr>
+        <w:t>meaningful configuration data</w:t>
+      </w:r>
+    </w:p>
+    <w:p>
+      <w:pPr>
+        <w:spacing w:after="0" w:line="240" w:lineRule="auto"/>
+      </w:pPr>
+      <w:r>
+        <w:t>Example conceptually:</w:t>
+      </w:r>
+    </w:p>
+    <w:p>
+      <w:pPr>
+        <w:numPr>
+          <w:ilvl w:val="0"/>
+          <w:numId w:val="49"/>
+        </w:numPr>
+        <w:spacing w:after="0" w:line="240" w:lineRule="auto"/>
+      </w:pPr>
+      <w:r>
+        <w:t>Pump schedule config</w:t>
+      </w:r>
+    </w:p>
+    <w:p>
+      <w:pPr>
+        <w:numPr>
+          <w:ilvl w:val="0"/>
+          <w:numId w:val="49"/>
+        </w:numPr>
+        <w:spacing w:after="0" w:line="240" w:lineRule="auto"/>
+      </w:pPr>
+      <w:r>
+        <w:t>EC calibration constants</w:t>
+      </w:r>
+    </w:p>
+    <w:p>
+      <w:pPr>
+        <w:numPr>
+          <w:ilvl w:val="0"/>
+          <w:numId w:val="49"/>
+        </w:numPr>
+        <w:spacing w:after="0" w:line="240" w:lineRule="auto"/>
+      </w:pPr>
+      <w:r>
+        <w:t>pH correction values</w:t>
+      </w:r>
+    </w:p>
+    <w:p>
+      <w:pPr>
+        <w:spacing w:after="0" w:line="240" w:lineRule="auto"/>
+      </w:pPr>
+    </w:p>
+    <w:p>
+      <w:pPr>
         <w:spacing w:after="0" w:line="240" w:lineRule="auto"/>
       </w:pPr>
     </w:p>
@@ -25185,6 +26450,304 @@
 <file path=word/numbering.xml><?xml version="1.0" encoding="utf-8"?>
 <w:numbering xmlns:wpc="http://schemas.microsoft.com/office/word/2010/wordprocessingCanvas" xmlns:cx="http://schemas.microsoft.com/office/drawing/2014/chartex" xmlns:cx1="http://schemas.microsoft.com/office/drawing/2015/9/8/chartex" xmlns:cx2="http://schemas.microsoft.com/office/drawing/2015/10/21/chartex" xmlns:cx3="http://schemas.microsoft.com/office/drawing/2016/5/9/chartex" xmlns:cx4="http://schemas.microsoft.com/office/drawing/2016/5/10/chartex" xmlns:cx5="http://schemas.microsoft.com/office/drawing/2016/5/11/chartex" xmlns:cx6="http://schemas.microsoft.com/office/drawing/2016/5/12/chartex" xmlns:cx7="http://schemas.microsoft.com/office/drawing/2016/5/13/chartex" xmlns:cx8="http://schemas.microsoft.com/office/drawing/2016/5/14/chartex" xmlns:mc="http://schemas.openxmlformats.org/markup-compatibility/2006" xmlns:aink="http://schemas.microsoft.com/office/drawing/2016/ink" xmlns:am3d="http://schemas.microsoft.com/office/drawing/2017/model3d" xmlns:o="urn:schemas-microsoft-com:office:office" xmlns:oel="http://schemas.microsoft.com/office/2019/extlst" xmlns:r="http://schemas.openxmlformats.org/officeDocument/2006/relationships" xmlns:m="http://schemas.openxmlformats.org/officeDocument/2006/math" xmlns:v="urn:schemas-microsoft-com:vml" xmlns:wp14="http://schemas.microsoft.com/office/word/2010/wordprocessingDrawing" xmlns:wp="http://schemas.openxmlformats.org/drawingml/2006/wordprocessingDrawing" xmlns:w10="urn:schemas-microsoft-com:office:word" xmlns:w="http://schemas.openxmlformats.org/wordprocessingml/2006/main" xmlns:w14="http://schemas.microsoft.com/office/word/2010/wordml" xmlns:w15="http://schemas.microsoft.com/office/word/2012/wordml" xmlns:w16cex="http://schemas.microsoft.com/office/word/2018/wordml/cex" xmlns:w16cid="http://schemas.microsoft.com/office/word/2016/wordml/cid" xmlns:w16="http://schemas.microsoft.com/office/word/2018/wordml" xmlns:w16du="http://schemas.microsoft.com/office/word/2023/wordml/word16du" xmlns:w16sdtdh="http://schemas.microsoft.com/office/word/2020/wordml/sdtdatahash" xmlns:w16sdtfl="http://schemas.microsoft.com/office/word/2024/wordml/sdtformatlock" xmlns:w16se="http://schemas.microsoft.com/office/word/2015/wordml/symex" xmlns:wpg="http://schemas.microsoft.com/office/word/2010/wordprocessingGroup" xmlns:wpi="http://schemas.microsoft.com/office/word/2010/wordprocessingInk" xmlns:wne="http://schemas.microsoft.com/office/word/2006/wordml" xmlns:wps="http://schemas.microsoft.com/office/word/2010/wordprocessingShape" mc:Ignorable="w14 w15 w16se w16cid w16 w16cex w16sdtdh w16sdtfl w16du wp14">
   <w:abstractNum w:abstractNumId="0" w15:restartNumberingAfterBreak="0">
+    <w:nsid w:val="00EE57C2"/>
+    <w:multiLevelType w:val="multilevel"/>
+    <w:tmpl w:val="CC86ABE4"/>
+    <w:lvl w:ilvl="0">
+      <w:start w:val="1"/>
+      <w:numFmt w:val="bullet"/>
+      <w:lvlText w:val=""/>
+      <w:lvlJc w:val="left"/>
+      <w:pPr>
+        <w:tabs>
+          <w:tab w:val="num" w:pos="720"/>
+        </w:tabs>
+        <w:ind w:left="720" w:hanging="360"/>
+      </w:pPr>
+      <w:rPr>
+        <w:rFonts w:ascii="Symbol" w:hAnsi="Symbol" w:hint="default"/>
+        <w:sz w:val="20"/>
+      </w:rPr>
+    </w:lvl>
+    <w:lvl w:ilvl="1" w:tentative="1">
+      <w:start w:val="1"/>
+      <w:numFmt w:val="bullet"/>
+      <w:lvlText w:val="o"/>
+      <w:lvlJc w:val="left"/>
+      <w:pPr>
+        <w:tabs>
+          <w:tab w:val="num" w:pos="1440"/>
+        </w:tabs>
+        <w:ind w:left="1440" w:hanging="360"/>
+      </w:pPr>
+      <w:rPr>
+        <w:rFonts w:ascii="Courier New" w:hAnsi="Courier New" w:hint="default"/>
+        <w:sz w:val="20"/>
+      </w:rPr>
+    </w:lvl>
+    <w:lvl w:ilvl="2" w:tentative="1">
+      <w:start w:val="1"/>
+      <w:numFmt w:val="bullet"/>
+      <w:lvlText w:val=""/>
+      <w:lvlJc w:val="left"/>
+      <w:pPr>
+        <w:tabs>
+          <w:tab w:val="num" w:pos="2160"/>
+        </w:tabs>
+        <w:ind w:left="2160" w:hanging="360"/>
+      </w:pPr>
+      <w:rPr>
+        <w:rFonts w:ascii="Wingdings" w:hAnsi="Wingdings" w:hint="default"/>
+        <w:sz w:val="20"/>
+      </w:rPr>
+    </w:lvl>
+    <w:lvl w:ilvl="3" w:tentative="1">
+      <w:start w:val="1"/>
+      <w:numFmt w:val="bullet"/>
+      <w:lvlText w:val=""/>
+      <w:lvlJc w:val="left"/>
+      <w:pPr>
+        <w:tabs>
+          <w:tab w:val="num" w:pos="2880"/>
+        </w:tabs>
+        <w:ind w:left="2880" w:hanging="360"/>
+      </w:pPr>
+      <w:rPr>
+        <w:rFonts w:ascii="Wingdings" w:hAnsi="Wingdings" w:hint="default"/>
+        <w:sz w:val="20"/>
+      </w:rPr>
+    </w:lvl>
+    <w:lvl w:ilvl="4" w:tentative="1">
+      <w:start w:val="1"/>
+      <w:numFmt w:val="bullet"/>
+      <w:lvlText w:val=""/>
+      <w:lvlJc w:val="left"/>
+      <w:pPr>
+        <w:tabs>
+          <w:tab w:val="num" w:pos="3600"/>
+        </w:tabs>
+        <w:ind w:left="3600" w:hanging="360"/>
+      </w:pPr>
+      <w:rPr>
+        <w:rFonts w:ascii="Wingdings" w:hAnsi="Wingdings" w:hint="default"/>
+        <w:sz w:val="20"/>
+      </w:rPr>
+    </w:lvl>
+    <w:lvl w:ilvl="5" w:tentative="1">
+      <w:start w:val="1"/>
+      <w:numFmt w:val="bullet"/>
+      <w:lvlText w:val=""/>
+      <w:lvlJc w:val="left"/>
+      <w:pPr>
+        <w:tabs>
+          <w:tab w:val="num" w:pos="4320"/>
+        </w:tabs>
+        <w:ind w:left="4320" w:hanging="360"/>
+      </w:pPr>
+      <w:rPr>
+        <w:rFonts w:ascii="Wingdings" w:hAnsi="Wingdings" w:hint="default"/>
+        <w:sz w:val="20"/>
+      </w:rPr>
+    </w:lvl>
+    <w:lvl w:ilvl="6" w:tentative="1">
+      <w:start w:val="1"/>
+      <w:numFmt w:val="bullet"/>
+      <w:lvlText w:val=""/>
+      <w:lvlJc w:val="left"/>
+      <w:pPr>
+        <w:tabs>
+          <w:tab w:val="num" w:pos="5040"/>
+        </w:tabs>
+        <w:ind w:left="5040" w:hanging="360"/>
+      </w:pPr>
+      <w:rPr>
+        <w:rFonts w:ascii="Wingdings" w:hAnsi="Wingdings" w:hint="default"/>
+        <w:sz w:val="20"/>
+      </w:rPr>
+    </w:lvl>
+    <w:lvl w:ilvl="7" w:tentative="1">
+      <w:start w:val="1"/>
+      <w:numFmt w:val="bullet"/>
+      <w:lvlText w:val=""/>
+      <w:lvlJc w:val="left"/>
+      <w:pPr>
+        <w:tabs>
+          <w:tab w:val="num" w:pos="5760"/>
+        </w:tabs>
+        <w:ind w:left="5760" w:hanging="360"/>
+      </w:pPr>
+      <w:rPr>
+        <w:rFonts w:ascii="Wingdings" w:hAnsi="Wingdings" w:hint="default"/>
+        <w:sz w:val="20"/>
+      </w:rPr>
+    </w:lvl>
+    <w:lvl w:ilvl="8" w:tentative="1">
+      <w:start w:val="1"/>
+      <w:numFmt w:val="bullet"/>
+      <w:lvlText w:val=""/>
+      <w:lvlJc w:val="left"/>
+      <w:pPr>
+        <w:tabs>
+          <w:tab w:val="num" w:pos="6480"/>
+        </w:tabs>
+        <w:ind w:left="6480" w:hanging="360"/>
+      </w:pPr>
+      <w:rPr>
+        <w:rFonts w:ascii="Wingdings" w:hAnsi="Wingdings" w:hint="default"/>
+        <w:sz w:val="20"/>
+      </w:rPr>
+    </w:lvl>
+  </w:abstractNum>
+  <w:abstractNum w:abstractNumId="1" w15:restartNumberingAfterBreak="0">
+    <w:nsid w:val="018613EE"/>
+    <w:multiLevelType w:val="multilevel"/>
+    <w:tmpl w:val="8B92E9DC"/>
+    <w:lvl w:ilvl="0">
+      <w:start w:val="1"/>
+      <w:numFmt w:val="bullet"/>
+      <w:lvlText w:val=""/>
+      <w:lvlJc w:val="left"/>
+      <w:pPr>
+        <w:tabs>
+          <w:tab w:val="num" w:pos="720"/>
+        </w:tabs>
+        <w:ind w:left="720" w:hanging="360"/>
+      </w:pPr>
+      <w:rPr>
+        <w:rFonts w:ascii="Symbol" w:hAnsi="Symbol" w:hint="default"/>
+        <w:sz w:val="20"/>
+      </w:rPr>
+    </w:lvl>
+    <w:lvl w:ilvl="1" w:tentative="1">
+      <w:start w:val="1"/>
+      <w:numFmt w:val="bullet"/>
+      <w:lvlText w:val="o"/>
+      <w:lvlJc w:val="left"/>
+      <w:pPr>
+        <w:tabs>
+          <w:tab w:val="num" w:pos="1440"/>
+        </w:tabs>
+        <w:ind w:left="1440" w:hanging="360"/>
+      </w:pPr>
+      <w:rPr>
+        <w:rFonts w:ascii="Courier New" w:hAnsi="Courier New" w:hint="default"/>
+        <w:sz w:val="20"/>
+      </w:rPr>
+    </w:lvl>
+    <w:lvl w:ilvl="2" w:tentative="1">
+      <w:start w:val="1"/>
+      <w:numFmt w:val="bullet"/>
+      <w:lvlText w:val=""/>
+      <w:lvlJc w:val="left"/>
+      <w:pPr>
+        <w:tabs>
+          <w:tab w:val="num" w:pos="2160"/>
+        </w:tabs>
+        <w:ind w:left="2160" w:hanging="360"/>
+      </w:pPr>
+      <w:rPr>
+        <w:rFonts w:ascii="Wingdings" w:hAnsi="Wingdings" w:hint="default"/>
+        <w:sz w:val="20"/>
+      </w:rPr>
+    </w:lvl>
+    <w:lvl w:ilvl="3" w:tentative="1">
+      <w:start w:val="1"/>
+      <w:numFmt w:val="bullet"/>
+      <w:lvlText w:val=""/>
+      <w:lvlJc w:val="left"/>
+      <w:pPr>
+        <w:tabs>
+          <w:tab w:val="num" w:pos="2880"/>
+        </w:tabs>
+        <w:ind w:left="2880" w:hanging="360"/>
+      </w:pPr>
+      <w:rPr>
+        <w:rFonts w:ascii="Wingdings" w:hAnsi="Wingdings" w:hint="default"/>
+        <w:sz w:val="20"/>
+      </w:rPr>
+    </w:lvl>
+    <w:lvl w:ilvl="4" w:tentative="1">
+      <w:start w:val="1"/>
+      <w:numFmt w:val="bullet"/>
+      <w:lvlText w:val=""/>
+      <w:lvlJc w:val="left"/>
+      <w:pPr>
+        <w:tabs>
+          <w:tab w:val="num" w:pos="3600"/>
+        </w:tabs>
+        <w:ind w:left="3600" w:hanging="360"/>
+      </w:pPr>
+      <w:rPr>
+        <w:rFonts w:ascii="Wingdings" w:hAnsi="Wingdings" w:hint="default"/>
+        <w:sz w:val="20"/>
+      </w:rPr>
+    </w:lvl>
+    <w:lvl w:ilvl="5" w:tentative="1">
+      <w:start w:val="1"/>
+      <w:numFmt w:val="bullet"/>
+      <w:lvlText w:val=""/>
+      <w:lvlJc w:val="left"/>
+      <w:pPr>
+        <w:tabs>
+          <w:tab w:val="num" w:pos="4320"/>
+        </w:tabs>
+        <w:ind w:left="4320" w:hanging="360"/>
+      </w:pPr>
+      <w:rPr>
+        <w:rFonts w:ascii="Wingdings" w:hAnsi="Wingdings" w:hint="default"/>
+        <w:sz w:val="20"/>
+      </w:rPr>
+    </w:lvl>
+    <w:lvl w:ilvl="6" w:tentative="1">
+      <w:start w:val="1"/>
+      <w:numFmt w:val="bullet"/>
+      <w:lvlText w:val=""/>
+      <w:lvlJc w:val="left"/>
+      <w:pPr>
+        <w:tabs>
+          <w:tab w:val="num" w:pos="5040"/>
+        </w:tabs>
+        <w:ind w:left="5040" w:hanging="360"/>
+      </w:pPr>
+      <w:rPr>
+        <w:rFonts w:ascii="Wingdings" w:hAnsi="Wingdings" w:hint="default"/>
+        <w:sz w:val="20"/>
+      </w:rPr>
+    </w:lvl>
+    <w:lvl w:ilvl="7" w:tentative="1">
+      <w:start w:val="1"/>
+      <w:numFmt w:val="bullet"/>
+      <w:lvlText w:val=""/>
+      <w:lvlJc w:val="left"/>
+      <w:pPr>
+        <w:tabs>
+          <w:tab w:val="num" w:pos="5760"/>
+        </w:tabs>
+        <w:ind w:left="5760" w:hanging="360"/>
+      </w:pPr>
+      <w:rPr>
+        <w:rFonts w:ascii="Wingdings" w:hAnsi="Wingdings" w:hint="default"/>
+        <w:sz w:val="20"/>
+      </w:rPr>
+    </w:lvl>
+    <w:lvl w:ilvl="8" w:tentative="1">
+      <w:start w:val="1"/>
+      <w:numFmt w:val="bullet"/>
+      <w:lvlText w:val=""/>
+      <w:lvlJc w:val="left"/>
+      <w:pPr>
+        <w:tabs>
+          <w:tab w:val="num" w:pos="6480"/>
+        </w:tabs>
+        <w:ind w:left="6480" w:hanging="360"/>
+      </w:pPr>
+      <w:rPr>
+        <w:rFonts w:ascii="Wingdings" w:hAnsi="Wingdings" w:hint="default"/>
+        <w:sz w:val="20"/>
+      </w:rPr>
+    </w:lvl>
+  </w:abstractNum>
+  <w:abstractNum w:abstractNumId="2" w15:restartNumberingAfterBreak="0">
     <w:nsid w:val="03CB29D1"/>
     <w:multiLevelType w:val="multilevel"/>
     <w:tmpl w:val="F46A292E"/>
@@ -25333,7 +26896,7 @@
       </w:rPr>
     </w:lvl>
   </w:abstractNum>
-  <w:abstractNum w:abstractNumId="1" w15:restartNumberingAfterBreak="0">
+  <w:abstractNum w:abstractNumId="3" w15:restartNumberingAfterBreak="0">
     <w:nsid w:val="07EA4874"/>
     <w:multiLevelType w:val="multilevel"/>
     <w:tmpl w:val="9EFA6784"/>
@@ -25482,7 +27045,156 @@
       </w:rPr>
     </w:lvl>
   </w:abstractNum>
-  <w:abstractNum w:abstractNumId="2" w15:restartNumberingAfterBreak="0">
+  <w:abstractNum w:abstractNumId="4" w15:restartNumberingAfterBreak="0">
+    <w:nsid w:val="0972059A"/>
+    <w:multiLevelType w:val="multilevel"/>
+    <w:tmpl w:val="32F43DD2"/>
+    <w:lvl w:ilvl="0">
+      <w:start w:val="1"/>
+      <w:numFmt w:val="bullet"/>
+      <w:lvlText w:val=""/>
+      <w:lvlJc w:val="left"/>
+      <w:pPr>
+        <w:tabs>
+          <w:tab w:val="num" w:pos="720"/>
+        </w:tabs>
+        <w:ind w:left="720" w:hanging="360"/>
+      </w:pPr>
+      <w:rPr>
+        <w:rFonts w:ascii="Symbol" w:hAnsi="Symbol" w:hint="default"/>
+        <w:sz w:val="20"/>
+      </w:rPr>
+    </w:lvl>
+    <w:lvl w:ilvl="1" w:tentative="1">
+      <w:start w:val="1"/>
+      <w:numFmt w:val="bullet"/>
+      <w:lvlText w:val="o"/>
+      <w:lvlJc w:val="left"/>
+      <w:pPr>
+        <w:tabs>
+          <w:tab w:val="num" w:pos="1440"/>
+        </w:tabs>
+        <w:ind w:left="1440" w:hanging="360"/>
+      </w:pPr>
+      <w:rPr>
+        <w:rFonts w:ascii="Courier New" w:hAnsi="Courier New" w:hint="default"/>
+        <w:sz w:val="20"/>
+      </w:rPr>
+    </w:lvl>
+    <w:lvl w:ilvl="2" w:tentative="1">
+      <w:start w:val="1"/>
+      <w:numFmt w:val="bullet"/>
+      <w:lvlText w:val=""/>
+      <w:lvlJc w:val="left"/>
+      <w:pPr>
+        <w:tabs>
+          <w:tab w:val="num" w:pos="2160"/>
+        </w:tabs>
+        <w:ind w:left="2160" w:hanging="360"/>
+      </w:pPr>
+      <w:rPr>
+        <w:rFonts w:ascii="Wingdings" w:hAnsi="Wingdings" w:hint="default"/>
+        <w:sz w:val="20"/>
+      </w:rPr>
+    </w:lvl>
+    <w:lvl w:ilvl="3" w:tentative="1">
+      <w:start w:val="1"/>
+      <w:numFmt w:val="bullet"/>
+      <w:lvlText w:val=""/>
+      <w:lvlJc w:val="left"/>
+      <w:pPr>
+        <w:tabs>
+          <w:tab w:val="num" w:pos="2880"/>
+        </w:tabs>
+        <w:ind w:left="2880" w:hanging="360"/>
+      </w:pPr>
+      <w:rPr>
+        <w:rFonts w:ascii="Wingdings" w:hAnsi="Wingdings" w:hint="default"/>
+        <w:sz w:val="20"/>
+      </w:rPr>
+    </w:lvl>
+    <w:lvl w:ilvl="4" w:tentative="1">
+      <w:start w:val="1"/>
+      <w:numFmt w:val="bullet"/>
+      <w:lvlText w:val=""/>
+      <w:lvlJc w:val="left"/>
+      <w:pPr>
+        <w:tabs>
+          <w:tab w:val="num" w:pos="3600"/>
+        </w:tabs>
+        <w:ind w:left="3600" w:hanging="360"/>
+      </w:pPr>
+      <w:rPr>
+        <w:rFonts w:ascii="Wingdings" w:hAnsi="Wingdings" w:hint="default"/>
+        <w:sz w:val="20"/>
+      </w:rPr>
+    </w:lvl>
+    <w:lvl w:ilvl="5" w:tentative="1">
+      <w:start w:val="1"/>
+      <w:numFmt w:val="bullet"/>
+      <w:lvlText w:val=""/>
+      <w:lvlJc w:val="left"/>
+      <w:pPr>
+        <w:tabs>
+          <w:tab w:val="num" w:pos="4320"/>
+        </w:tabs>
+        <w:ind w:left="4320" w:hanging="360"/>
+      </w:pPr>
+      <w:rPr>
+        <w:rFonts w:ascii="Wingdings" w:hAnsi="Wingdings" w:hint="default"/>
+        <w:sz w:val="20"/>
+      </w:rPr>
+    </w:lvl>
+    <w:lvl w:ilvl="6" w:tentative="1">
+      <w:start w:val="1"/>
+      <w:numFmt w:val="bullet"/>
+      <w:lvlText w:val=""/>
+      <w:lvlJc w:val="left"/>
+      <w:pPr>
+        <w:tabs>
+          <w:tab w:val="num" w:pos="5040"/>
+        </w:tabs>
+        <w:ind w:left="5040" w:hanging="360"/>
+      </w:pPr>
+      <w:rPr>
+        <w:rFonts w:ascii="Wingdings" w:hAnsi="Wingdings" w:hint="default"/>
+        <w:sz w:val="20"/>
+      </w:rPr>
+    </w:lvl>
+    <w:lvl w:ilvl="7" w:tentative="1">
+      <w:start w:val="1"/>
+      <w:numFmt w:val="bullet"/>
+      <w:lvlText w:val=""/>
+      <w:lvlJc w:val="left"/>
+      <w:pPr>
+        <w:tabs>
+          <w:tab w:val="num" w:pos="5760"/>
+        </w:tabs>
+        <w:ind w:left="5760" w:hanging="360"/>
+      </w:pPr>
+      <w:rPr>
+        <w:rFonts w:ascii="Wingdings" w:hAnsi="Wingdings" w:hint="default"/>
+        <w:sz w:val="20"/>
+      </w:rPr>
+    </w:lvl>
+    <w:lvl w:ilvl="8" w:tentative="1">
+      <w:start w:val="1"/>
+      <w:numFmt w:val="bullet"/>
+      <w:lvlText w:val=""/>
+      <w:lvlJc w:val="left"/>
+      <w:pPr>
+        <w:tabs>
+          <w:tab w:val="num" w:pos="6480"/>
+        </w:tabs>
+        <w:ind w:left="6480" w:hanging="360"/>
+      </w:pPr>
+      <w:rPr>
+        <w:rFonts w:ascii="Wingdings" w:hAnsi="Wingdings" w:hint="default"/>
+        <w:sz w:val="20"/>
+      </w:rPr>
+    </w:lvl>
+  </w:abstractNum>
+  <w:abstractNum w:abstractNumId="5" w15:restartNumberingAfterBreak="0">
     <w:nsid w:val="0FA903A5"/>
     <w:multiLevelType w:val="multilevel"/>
     <w:tmpl w:val="03DA2B16"/>
@@ -25631,7 +27343,7 @@
       </w:rPr>
     </w:lvl>
   </w:abstractNum>
-  <w:abstractNum w:abstractNumId="3" w15:restartNumberingAfterBreak="0">
+  <w:abstractNum w:abstractNumId="6" w15:restartNumberingAfterBreak="0">
     <w:nsid w:val="12673050"/>
     <w:multiLevelType w:val="multilevel"/>
     <w:tmpl w:val="62106FA0"/>
@@ -25780,7 +27492,156 @@
       </w:rPr>
     </w:lvl>
   </w:abstractNum>
-  <w:abstractNum w:abstractNumId="4" w15:restartNumberingAfterBreak="0">
+  <w:abstractNum w:abstractNumId="7" w15:restartNumberingAfterBreak="0">
+    <w:nsid w:val="1327047C"/>
+    <w:multiLevelType w:val="multilevel"/>
+    <w:tmpl w:val="52D046DE"/>
+    <w:lvl w:ilvl="0">
+      <w:start w:val="1"/>
+      <w:numFmt w:val="bullet"/>
+      <w:lvlText w:val=""/>
+      <w:lvlJc w:val="left"/>
+      <w:pPr>
+        <w:tabs>
+          <w:tab w:val="num" w:pos="720"/>
+        </w:tabs>
+        <w:ind w:left="720" w:hanging="360"/>
+      </w:pPr>
+      <w:rPr>
+        <w:rFonts w:ascii="Symbol" w:hAnsi="Symbol" w:hint="default"/>
+        <w:sz w:val="20"/>
+      </w:rPr>
+    </w:lvl>
+    <w:lvl w:ilvl="1" w:tentative="1">
+      <w:start w:val="1"/>
+      <w:numFmt w:val="bullet"/>
+      <w:lvlText w:val="o"/>
+      <w:lvlJc w:val="left"/>
+      <w:pPr>
+        <w:tabs>
+          <w:tab w:val="num" w:pos="1440"/>
+        </w:tabs>
+        <w:ind w:left="1440" w:hanging="360"/>
+      </w:pPr>
+      <w:rPr>
+        <w:rFonts w:ascii="Courier New" w:hAnsi="Courier New" w:hint="default"/>
+        <w:sz w:val="20"/>
+      </w:rPr>
+    </w:lvl>
+    <w:lvl w:ilvl="2" w:tentative="1">
+      <w:start w:val="1"/>
+      <w:numFmt w:val="bullet"/>
+      <w:lvlText w:val=""/>
+      <w:lvlJc w:val="left"/>
+      <w:pPr>
+        <w:tabs>
+          <w:tab w:val="num" w:pos="2160"/>
+        </w:tabs>
+        <w:ind w:left="2160" w:hanging="360"/>
+      </w:pPr>
+      <w:rPr>
+        <w:rFonts w:ascii="Wingdings" w:hAnsi="Wingdings" w:hint="default"/>
+        <w:sz w:val="20"/>
+      </w:rPr>
+    </w:lvl>
+    <w:lvl w:ilvl="3" w:tentative="1">
+      <w:start w:val="1"/>
+      <w:numFmt w:val="bullet"/>
+      <w:lvlText w:val=""/>
+      <w:lvlJc w:val="left"/>
+      <w:pPr>
+        <w:tabs>
+          <w:tab w:val="num" w:pos="2880"/>
+        </w:tabs>
+        <w:ind w:left="2880" w:hanging="360"/>
+      </w:pPr>
+      <w:rPr>
+        <w:rFonts w:ascii="Wingdings" w:hAnsi="Wingdings" w:hint="default"/>
+        <w:sz w:val="20"/>
+      </w:rPr>
+    </w:lvl>
+    <w:lvl w:ilvl="4" w:tentative="1">
+      <w:start w:val="1"/>
+      <w:numFmt w:val="bullet"/>
+      <w:lvlText w:val=""/>
+      <w:lvlJc w:val="left"/>
+      <w:pPr>
+        <w:tabs>
+          <w:tab w:val="num" w:pos="3600"/>
+        </w:tabs>
+        <w:ind w:left="3600" w:hanging="360"/>
+      </w:pPr>
+      <w:rPr>
+        <w:rFonts w:ascii="Wingdings" w:hAnsi="Wingdings" w:hint="default"/>
+        <w:sz w:val="20"/>
+      </w:rPr>
+    </w:lvl>
+    <w:lvl w:ilvl="5" w:tentative="1">
+      <w:start w:val="1"/>
+      <w:numFmt w:val="bullet"/>
+      <w:lvlText w:val=""/>
+      <w:lvlJc w:val="left"/>
+      <w:pPr>
+        <w:tabs>
+          <w:tab w:val="num" w:pos="4320"/>
+        </w:tabs>
+        <w:ind w:left="4320" w:hanging="360"/>
+      </w:pPr>
+      <w:rPr>
+        <w:rFonts w:ascii="Wingdings" w:hAnsi="Wingdings" w:hint="default"/>
+        <w:sz w:val="20"/>
+      </w:rPr>
+    </w:lvl>
+    <w:lvl w:ilvl="6" w:tentative="1">
+      <w:start w:val="1"/>
+      <w:numFmt w:val="bullet"/>
+      <w:lvlText w:val=""/>
+      <w:lvlJc w:val="left"/>
+      <w:pPr>
+        <w:tabs>
+          <w:tab w:val="num" w:pos="5040"/>
+        </w:tabs>
+        <w:ind w:left="5040" w:hanging="360"/>
+      </w:pPr>
+      <w:rPr>
+        <w:rFonts w:ascii="Wingdings" w:hAnsi="Wingdings" w:hint="default"/>
+        <w:sz w:val="20"/>
+      </w:rPr>
+    </w:lvl>
+    <w:lvl w:ilvl="7" w:tentative="1">
+      <w:start w:val="1"/>
+      <w:numFmt w:val="bullet"/>
+      <w:lvlText w:val=""/>
+      <w:lvlJc w:val="left"/>
+      <w:pPr>
+        <w:tabs>
+          <w:tab w:val="num" w:pos="5760"/>
+        </w:tabs>
+        <w:ind w:left="5760" w:hanging="360"/>
+      </w:pPr>
+      <w:rPr>
+        <w:rFonts w:ascii="Wingdings" w:hAnsi="Wingdings" w:hint="default"/>
+        <w:sz w:val="20"/>
+      </w:rPr>
+    </w:lvl>
+    <w:lvl w:ilvl="8" w:tentative="1">
+      <w:start w:val="1"/>
+      <w:numFmt w:val="bullet"/>
+      <w:lvlText w:val=""/>
+      <w:lvlJc w:val="left"/>
+      <w:pPr>
+        <w:tabs>
+          <w:tab w:val="num" w:pos="6480"/>
+        </w:tabs>
+        <w:ind w:left="6480" w:hanging="360"/>
+      </w:pPr>
+      <w:rPr>
+        <w:rFonts w:ascii="Wingdings" w:hAnsi="Wingdings" w:hint="default"/>
+        <w:sz w:val="20"/>
+      </w:rPr>
+    </w:lvl>
+  </w:abstractNum>
+  <w:abstractNum w:abstractNumId="8" w15:restartNumberingAfterBreak="0">
     <w:nsid w:val="14DA28B0"/>
     <w:multiLevelType w:val="multilevel"/>
     <w:tmpl w:val="529E0086"/>
@@ -25929,7 +27790,454 @@
       </w:rPr>
     </w:lvl>
   </w:abstractNum>
-  <w:abstractNum w:abstractNumId="5" w15:restartNumberingAfterBreak="0">
+  <w:abstractNum w:abstractNumId="9" w15:restartNumberingAfterBreak="0">
+    <w:nsid w:val="14F5264F"/>
+    <w:multiLevelType w:val="multilevel"/>
+    <w:tmpl w:val="BF084DD2"/>
+    <w:lvl w:ilvl="0">
+      <w:start w:val="1"/>
+      <w:numFmt w:val="bullet"/>
+      <w:lvlText w:val=""/>
+      <w:lvlJc w:val="left"/>
+      <w:pPr>
+        <w:tabs>
+          <w:tab w:val="num" w:pos="720"/>
+        </w:tabs>
+        <w:ind w:left="720" w:hanging="360"/>
+      </w:pPr>
+      <w:rPr>
+        <w:rFonts w:ascii="Symbol" w:hAnsi="Symbol" w:hint="default"/>
+        <w:sz w:val="20"/>
+      </w:rPr>
+    </w:lvl>
+    <w:lvl w:ilvl="1">
+      <w:start w:val="1"/>
+      <w:numFmt w:val="bullet"/>
+      <w:lvlText w:val="o"/>
+      <w:lvlJc w:val="left"/>
+      <w:pPr>
+        <w:tabs>
+          <w:tab w:val="num" w:pos="1440"/>
+        </w:tabs>
+        <w:ind w:left="1440" w:hanging="360"/>
+      </w:pPr>
+      <w:rPr>
+        <w:rFonts w:ascii="Courier New" w:hAnsi="Courier New" w:hint="default"/>
+        <w:sz w:val="20"/>
+      </w:rPr>
+    </w:lvl>
+    <w:lvl w:ilvl="2" w:tentative="1">
+      <w:start w:val="1"/>
+      <w:numFmt w:val="bullet"/>
+      <w:lvlText w:val=""/>
+      <w:lvlJc w:val="left"/>
+      <w:pPr>
+        <w:tabs>
+          <w:tab w:val="num" w:pos="2160"/>
+        </w:tabs>
+        <w:ind w:left="2160" w:hanging="360"/>
+      </w:pPr>
+      <w:rPr>
+        <w:rFonts w:ascii="Wingdings" w:hAnsi="Wingdings" w:hint="default"/>
+        <w:sz w:val="20"/>
+      </w:rPr>
+    </w:lvl>
+    <w:lvl w:ilvl="3" w:tentative="1">
+      <w:start w:val="1"/>
+      <w:numFmt w:val="bullet"/>
+      <w:lvlText w:val=""/>
+      <w:lvlJc w:val="left"/>
+      <w:pPr>
+        <w:tabs>
+          <w:tab w:val="num" w:pos="2880"/>
+        </w:tabs>
+        <w:ind w:left="2880" w:hanging="360"/>
+      </w:pPr>
+      <w:rPr>
+        <w:rFonts w:ascii="Wingdings" w:hAnsi="Wingdings" w:hint="default"/>
+        <w:sz w:val="20"/>
+      </w:rPr>
+    </w:lvl>
+    <w:lvl w:ilvl="4" w:tentative="1">
+      <w:start w:val="1"/>
+      <w:numFmt w:val="bullet"/>
+      <w:lvlText w:val=""/>
+      <w:lvlJc w:val="left"/>
+      <w:pPr>
+        <w:tabs>
+          <w:tab w:val="num" w:pos="3600"/>
+        </w:tabs>
+        <w:ind w:left="3600" w:hanging="360"/>
+      </w:pPr>
+      <w:rPr>
+        <w:rFonts w:ascii="Wingdings" w:hAnsi="Wingdings" w:hint="default"/>
+        <w:sz w:val="20"/>
+      </w:rPr>
+    </w:lvl>
+    <w:lvl w:ilvl="5" w:tentative="1">
+      <w:start w:val="1"/>
+      <w:numFmt w:val="bullet"/>
+      <w:lvlText w:val=""/>
+      <w:lvlJc w:val="left"/>
+      <w:pPr>
+        <w:tabs>
+          <w:tab w:val="num" w:pos="4320"/>
+        </w:tabs>
+        <w:ind w:left="4320" w:hanging="360"/>
+      </w:pPr>
+      <w:rPr>
+        <w:rFonts w:ascii="Wingdings" w:hAnsi="Wingdings" w:hint="default"/>
+        <w:sz w:val="20"/>
+      </w:rPr>
+    </w:lvl>
+    <w:lvl w:ilvl="6" w:tentative="1">
+      <w:start w:val="1"/>
+      <w:numFmt w:val="bullet"/>
+      <w:lvlText w:val=""/>
+      <w:lvlJc w:val="left"/>
+      <w:pPr>
+        <w:tabs>
+          <w:tab w:val="num" w:pos="5040"/>
+        </w:tabs>
+        <w:ind w:left="5040" w:hanging="360"/>
+      </w:pPr>
+      <w:rPr>
+        <w:rFonts w:ascii="Wingdings" w:hAnsi="Wingdings" w:hint="default"/>
+        <w:sz w:val="20"/>
+      </w:rPr>
+    </w:lvl>
+    <w:lvl w:ilvl="7" w:tentative="1">
+      <w:start w:val="1"/>
+      <w:numFmt w:val="bullet"/>
+      <w:lvlText w:val=""/>
+      <w:lvlJc w:val="left"/>
+      <w:pPr>
+        <w:tabs>
+          <w:tab w:val="num" w:pos="5760"/>
+        </w:tabs>
+        <w:ind w:left="5760" w:hanging="360"/>
+      </w:pPr>
+      <w:rPr>
+        <w:rFonts w:ascii="Wingdings" w:hAnsi="Wingdings" w:hint="default"/>
+        <w:sz w:val="20"/>
+      </w:rPr>
+    </w:lvl>
+    <w:lvl w:ilvl="8" w:tentative="1">
+      <w:start w:val="1"/>
+      <w:numFmt w:val="bullet"/>
+      <w:lvlText w:val=""/>
+      <w:lvlJc w:val="left"/>
+      <w:pPr>
+        <w:tabs>
+          <w:tab w:val="num" w:pos="6480"/>
+        </w:tabs>
+        <w:ind w:left="6480" w:hanging="360"/>
+      </w:pPr>
+      <w:rPr>
+        <w:rFonts w:ascii="Wingdings" w:hAnsi="Wingdings" w:hint="default"/>
+        <w:sz w:val="20"/>
+      </w:rPr>
+    </w:lvl>
+  </w:abstractNum>
+  <w:abstractNum w:abstractNumId="10" w15:restartNumberingAfterBreak="0">
+    <w:nsid w:val="1719562E"/>
+    <w:multiLevelType w:val="multilevel"/>
+    <w:tmpl w:val="E3D28312"/>
+    <w:lvl w:ilvl="0">
+      <w:start w:val="1"/>
+      <w:numFmt w:val="bullet"/>
+      <w:lvlText w:val=""/>
+      <w:lvlJc w:val="left"/>
+      <w:pPr>
+        <w:tabs>
+          <w:tab w:val="num" w:pos="720"/>
+        </w:tabs>
+        <w:ind w:left="720" w:hanging="360"/>
+      </w:pPr>
+      <w:rPr>
+        <w:rFonts w:ascii="Symbol" w:hAnsi="Symbol" w:hint="default"/>
+        <w:sz w:val="20"/>
+      </w:rPr>
+    </w:lvl>
+    <w:lvl w:ilvl="1" w:tentative="1">
+      <w:start w:val="1"/>
+      <w:numFmt w:val="bullet"/>
+      <w:lvlText w:val="o"/>
+      <w:lvlJc w:val="left"/>
+      <w:pPr>
+        <w:tabs>
+          <w:tab w:val="num" w:pos="1440"/>
+        </w:tabs>
+        <w:ind w:left="1440" w:hanging="360"/>
+      </w:pPr>
+      <w:rPr>
+        <w:rFonts w:ascii="Courier New" w:hAnsi="Courier New" w:hint="default"/>
+        <w:sz w:val="20"/>
+      </w:rPr>
+    </w:lvl>
+    <w:lvl w:ilvl="2" w:tentative="1">
+      <w:start w:val="1"/>
+      <w:numFmt w:val="bullet"/>
+      <w:lvlText w:val=""/>
+      <w:lvlJc w:val="left"/>
+      <w:pPr>
+        <w:tabs>
+          <w:tab w:val="num" w:pos="2160"/>
+        </w:tabs>
+        <w:ind w:left="2160" w:hanging="360"/>
+      </w:pPr>
+      <w:rPr>
+        <w:rFonts w:ascii="Wingdings" w:hAnsi="Wingdings" w:hint="default"/>
+        <w:sz w:val="20"/>
+      </w:rPr>
+    </w:lvl>
+    <w:lvl w:ilvl="3" w:tentative="1">
+      <w:start w:val="1"/>
+      <w:numFmt w:val="bullet"/>
+      <w:lvlText w:val=""/>
+      <w:lvlJc w:val="left"/>
+      <w:pPr>
+        <w:tabs>
+          <w:tab w:val="num" w:pos="2880"/>
+        </w:tabs>
+        <w:ind w:left="2880" w:hanging="360"/>
+      </w:pPr>
+      <w:rPr>
+        <w:rFonts w:ascii="Wingdings" w:hAnsi="Wingdings" w:hint="default"/>
+        <w:sz w:val="20"/>
+      </w:rPr>
+    </w:lvl>
+    <w:lvl w:ilvl="4" w:tentative="1">
+      <w:start w:val="1"/>
+      <w:numFmt w:val="bullet"/>
+      <w:lvlText w:val=""/>
+      <w:lvlJc w:val="left"/>
+      <w:pPr>
+        <w:tabs>
+          <w:tab w:val="num" w:pos="3600"/>
+        </w:tabs>
+        <w:ind w:left="3600" w:hanging="360"/>
+      </w:pPr>
+      <w:rPr>
+        <w:rFonts w:ascii="Wingdings" w:hAnsi="Wingdings" w:hint="default"/>
+        <w:sz w:val="20"/>
+      </w:rPr>
+    </w:lvl>
+    <w:lvl w:ilvl="5" w:tentative="1">
+      <w:start w:val="1"/>
+      <w:numFmt w:val="bullet"/>
+      <w:lvlText w:val=""/>
+      <w:lvlJc w:val="left"/>
+      <w:pPr>
+        <w:tabs>
+          <w:tab w:val="num" w:pos="4320"/>
+        </w:tabs>
+        <w:ind w:left="4320" w:hanging="360"/>
+      </w:pPr>
+      <w:rPr>
+        <w:rFonts w:ascii="Wingdings" w:hAnsi="Wingdings" w:hint="default"/>
+        <w:sz w:val="20"/>
+      </w:rPr>
+    </w:lvl>
+    <w:lvl w:ilvl="6" w:tentative="1">
+      <w:start w:val="1"/>
+      <w:numFmt w:val="bullet"/>
+      <w:lvlText w:val=""/>
+      <w:lvlJc w:val="left"/>
+      <w:pPr>
+        <w:tabs>
+          <w:tab w:val="num" w:pos="5040"/>
+        </w:tabs>
+        <w:ind w:left="5040" w:hanging="360"/>
+      </w:pPr>
+      <w:rPr>
+        <w:rFonts w:ascii="Wingdings" w:hAnsi="Wingdings" w:hint="default"/>
+        <w:sz w:val="20"/>
+      </w:rPr>
+    </w:lvl>
+    <w:lvl w:ilvl="7" w:tentative="1">
+      <w:start w:val="1"/>
+      <w:numFmt w:val="bullet"/>
+      <w:lvlText w:val=""/>
+      <w:lvlJc w:val="left"/>
+      <w:pPr>
+        <w:tabs>
+          <w:tab w:val="num" w:pos="5760"/>
+        </w:tabs>
+        <w:ind w:left="5760" w:hanging="360"/>
+      </w:pPr>
+      <w:rPr>
+        <w:rFonts w:ascii="Wingdings" w:hAnsi="Wingdings" w:hint="default"/>
+        <w:sz w:val="20"/>
+      </w:rPr>
+    </w:lvl>
+    <w:lvl w:ilvl="8" w:tentative="1">
+      <w:start w:val="1"/>
+      <w:numFmt w:val="bullet"/>
+      <w:lvlText w:val=""/>
+      <w:lvlJc w:val="left"/>
+      <w:pPr>
+        <w:tabs>
+          <w:tab w:val="num" w:pos="6480"/>
+        </w:tabs>
+        <w:ind w:left="6480" w:hanging="360"/>
+      </w:pPr>
+      <w:rPr>
+        <w:rFonts w:ascii="Wingdings" w:hAnsi="Wingdings" w:hint="default"/>
+        <w:sz w:val="20"/>
+      </w:rPr>
+    </w:lvl>
+  </w:abstractNum>
+  <w:abstractNum w:abstractNumId="11" w15:restartNumberingAfterBreak="0">
+    <w:nsid w:val="1A8B6FFD"/>
+    <w:multiLevelType w:val="multilevel"/>
+    <w:tmpl w:val="275404D2"/>
+    <w:lvl w:ilvl="0">
+      <w:start w:val="1"/>
+      <w:numFmt w:val="bullet"/>
+      <w:lvlText w:val=""/>
+      <w:lvlJc w:val="left"/>
+      <w:pPr>
+        <w:tabs>
+          <w:tab w:val="num" w:pos="720"/>
+        </w:tabs>
+        <w:ind w:left="720" w:hanging="360"/>
+      </w:pPr>
+      <w:rPr>
+        <w:rFonts w:ascii="Symbol" w:hAnsi="Symbol" w:hint="default"/>
+        <w:sz w:val="20"/>
+      </w:rPr>
+    </w:lvl>
+    <w:lvl w:ilvl="1" w:tentative="1">
+      <w:start w:val="1"/>
+      <w:numFmt w:val="bullet"/>
+      <w:lvlText w:val="o"/>
+      <w:lvlJc w:val="left"/>
+      <w:pPr>
+        <w:tabs>
+          <w:tab w:val="num" w:pos="1440"/>
+        </w:tabs>
+        <w:ind w:left="1440" w:hanging="360"/>
+      </w:pPr>
+      <w:rPr>
+        <w:rFonts w:ascii="Courier New" w:hAnsi="Courier New" w:hint="default"/>
+        <w:sz w:val="20"/>
+      </w:rPr>
+    </w:lvl>
+    <w:lvl w:ilvl="2" w:tentative="1">
+      <w:start w:val="1"/>
+      <w:numFmt w:val="bullet"/>
+      <w:lvlText w:val=""/>
+      <w:lvlJc w:val="left"/>
+      <w:pPr>
+        <w:tabs>
+          <w:tab w:val="num" w:pos="2160"/>
+        </w:tabs>
+        <w:ind w:left="2160" w:hanging="360"/>
+      </w:pPr>
+      <w:rPr>
+        <w:rFonts w:ascii="Wingdings" w:hAnsi="Wingdings" w:hint="default"/>
+        <w:sz w:val="20"/>
+      </w:rPr>
+    </w:lvl>
+    <w:lvl w:ilvl="3" w:tentative="1">
+      <w:start w:val="1"/>
+      <w:numFmt w:val="bullet"/>
+      <w:lvlText w:val=""/>
+      <w:lvlJc w:val="left"/>
+      <w:pPr>
+        <w:tabs>
+          <w:tab w:val="num" w:pos="2880"/>
+        </w:tabs>
+        <w:ind w:left="2880" w:hanging="360"/>
+      </w:pPr>
+      <w:rPr>
+        <w:rFonts w:ascii="Wingdings" w:hAnsi="Wingdings" w:hint="default"/>
+        <w:sz w:val="20"/>
+      </w:rPr>
+    </w:lvl>
+    <w:lvl w:ilvl="4" w:tentative="1">
+      <w:start w:val="1"/>
+      <w:numFmt w:val="bullet"/>
+      <w:lvlText w:val=""/>
+      <w:lvlJc w:val="left"/>
+      <w:pPr>
+        <w:tabs>
+          <w:tab w:val="num" w:pos="3600"/>
+        </w:tabs>
+        <w:ind w:left="3600" w:hanging="360"/>
+      </w:pPr>
+      <w:rPr>
+        <w:rFonts w:ascii="Wingdings" w:hAnsi="Wingdings" w:hint="default"/>
+        <w:sz w:val="20"/>
+      </w:rPr>
+    </w:lvl>
+    <w:lvl w:ilvl="5" w:tentative="1">
+      <w:start w:val="1"/>
+      <w:numFmt w:val="bullet"/>
+      <w:lvlText w:val=""/>
+      <w:lvlJc w:val="left"/>
+      <w:pPr>
+        <w:tabs>
+          <w:tab w:val="num" w:pos="4320"/>
+        </w:tabs>
+        <w:ind w:left="4320" w:hanging="360"/>
+      </w:pPr>
+      <w:rPr>
+        <w:rFonts w:ascii="Wingdings" w:hAnsi="Wingdings" w:hint="default"/>
+        <w:sz w:val="20"/>
+      </w:rPr>
+    </w:lvl>
+    <w:lvl w:ilvl="6" w:tentative="1">
+      <w:start w:val="1"/>
+      <w:numFmt w:val="bullet"/>
+      <w:lvlText w:val=""/>
+      <w:lvlJc w:val="left"/>
+      <w:pPr>
+        <w:tabs>
+          <w:tab w:val="num" w:pos="5040"/>
+        </w:tabs>
+        <w:ind w:left="5040" w:hanging="360"/>
+      </w:pPr>
+      <w:rPr>
+        <w:rFonts w:ascii="Wingdings" w:hAnsi="Wingdings" w:hint="default"/>
+        <w:sz w:val="20"/>
+      </w:rPr>
+    </w:lvl>
+    <w:lvl w:ilvl="7" w:tentative="1">
+      <w:start w:val="1"/>
+      <w:numFmt w:val="bullet"/>
+      <w:lvlText w:val=""/>
+      <w:lvlJc w:val="left"/>
+      <w:pPr>
+        <w:tabs>
+          <w:tab w:val="num" w:pos="5760"/>
+        </w:tabs>
+        <w:ind w:left="5760" w:hanging="360"/>
+      </w:pPr>
+      <w:rPr>
+        <w:rFonts w:ascii="Wingdings" w:hAnsi="Wingdings" w:hint="default"/>
+        <w:sz w:val="20"/>
+      </w:rPr>
+    </w:lvl>
+    <w:lvl w:ilvl="8" w:tentative="1">
+      <w:start w:val="1"/>
+      <w:numFmt w:val="bullet"/>
+      <w:lvlText w:val=""/>
+      <w:lvlJc w:val="left"/>
+      <w:pPr>
+        <w:tabs>
+          <w:tab w:val="num" w:pos="6480"/>
+        </w:tabs>
+        <w:ind w:left="6480" w:hanging="360"/>
+      </w:pPr>
+      <w:rPr>
+        <w:rFonts w:ascii="Wingdings" w:hAnsi="Wingdings" w:hint="default"/>
+        <w:sz w:val="20"/>
+      </w:rPr>
+    </w:lvl>
+  </w:abstractNum>
+  <w:abstractNum w:abstractNumId="12" w15:restartNumberingAfterBreak="0">
     <w:nsid w:val="1BFA71D9"/>
     <w:multiLevelType w:val="multilevel"/>
     <w:tmpl w:val="9EF0E078"/>
@@ -26042,7 +28350,305 @@
       </w:pPr>
     </w:lvl>
   </w:abstractNum>
-  <w:abstractNum w:abstractNumId="6" w15:restartNumberingAfterBreak="0">
+  <w:abstractNum w:abstractNumId="13" w15:restartNumberingAfterBreak="0">
+    <w:nsid w:val="223F751C"/>
+    <w:multiLevelType w:val="multilevel"/>
+    <w:tmpl w:val="08D6758E"/>
+    <w:lvl w:ilvl="0">
+      <w:start w:val="1"/>
+      <w:numFmt w:val="bullet"/>
+      <w:lvlText w:val=""/>
+      <w:lvlJc w:val="left"/>
+      <w:pPr>
+        <w:tabs>
+          <w:tab w:val="num" w:pos="720"/>
+        </w:tabs>
+        <w:ind w:left="720" w:hanging="360"/>
+      </w:pPr>
+      <w:rPr>
+        <w:rFonts w:ascii="Symbol" w:hAnsi="Symbol" w:hint="default"/>
+        <w:sz w:val="20"/>
+      </w:rPr>
+    </w:lvl>
+    <w:lvl w:ilvl="1" w:tentative="1">
+      <w:start w:val="1"/>
+      <w:numFmt w:val="bullet"/>
+      <w:lvlText w:val="o"/>
+      <w:lvlJc w:val="left"/>
+      <w:pPr>
+        <w:tabs>
+          <w:tab w:val="num" w:pos="1440"/>
+        </w:tabs>
+        <w:ind w:left="1440" w:hanging="360"/>
+      </w:pPr>
+      <w:rPr>
+        <w:rFonts w:ascii="Courier New" w:hAnsi="Courier New" w:hint="default"/>
+        <w:sz w:val="20"/>
+      </w:rPr>
+    </w:lvl>
+    <w:lvl w:ilvl="2" w:tentative="1">
+      <w:start w:val="1"/>
+      <w:numFmt w:val="bullet"/>
+      <w:lvlText w:val=""/>
+      <w:lvlJc w:val="left"/>
+      <w:pPr>
+        <w:tabs>
+          <w:tab w:val="num" w:pos="2160"/>
+        </w:tabs>
+        <w:ind w:left="2160" w:hanging="360"/>
+      </w:pPr>
+      <w:rPr>
+        <w:rFonts w:ascii="Wingdings" w:hAnsi="Wingdings" w:hint="default"/>
+        <w:sz w:val="20"/>
+      </w:rPr>
+    </w:lvl>
+    <w:lvl w:ilvl="3" w:tentative="1">
+      <w:start w:val="1"/>
+      <w:numFmt w:val="bullet"/>
+      <w:lvlText w:val=""/>
+      <w:lvlJc w:val="left"/>
+      <w:pPr>
+        <w:tabs>
+          <w:tab w:val="num" w:pos="2880"/>
+        </w:tabs>
+        <w:ind w:left="2880" w:hanging="360"/>
+      </w:pPr>
+      <w:rPr>
+        <w:rFonts w:ascii="Wingdings" w:hAnsi="Wingdings" w:hint="default"/>
+        <w:sz w:val="20"/>
+      </w:rPr>
+    </w:lvl>
+    <w:lvl w:ilvl="4" w:tentative="1">
+      <w:start w:val="1"/>
+      <w:numFmt w:val="bullet"/>
+      <w:lvlText w:val=""/>
+      <w:lvlJc w:val="left"/>
+      <w:pPr>
+        <w:tabs>
+          <w:tab w:val="num" w:pos="3600"/>
+        </w:tabs>
+        <w:ind w:left="3600" w:hanging="360"/>
+      </w:pPr>
+      <w:rPr>
+        <w:rFonts w:ascii="Wingdings" w:hAnsi="Wingdings" w:hint="default"/>
+        <w:sz w:val="20"/>
+      </w:rPr>
+    </w:lvl>
+    <w:lvl w:ilvl="5" w:tentative="1">
+      <w:start w:val="1"/>
+      <w:numFmt w:val="bullet"/>
+      <w:lvlText w:val=""/>
+      <w:lvlJc w:val="left"/>
+      <w:pPr>
+        <w:tabs>
+          <w:tab w:val="num" w:pos="4320"/>
+        </w:tabs>
+        <w:ind w:left="4320" w:hanging="360"/>
+      </w:pPr>
+      <w:rPr>
+        <w:rFonts w:ascii="Wingdings" w:hAnsi="Wingdings" w:hint="default"/>
+        <w:sz w:val="20"/>
+      </w:rPr>
+    </w:lvl>
+    <w:lvl w:ilvl="6" w:tentative="1">
+      <w:start w:val="1"/>
+      <w:numFmt w:val="bullet"/>
+      <w:lvlText w:val=""/>
+      <w:lvlJc w:val="left"/>
+      <w:pPr>
+        <w:tabs>
+          <w:tab w:val="num" w:pos="5040"/>
+        </w:tabs>
+        <w:ind w:left="5040" w:hanging="360"/>
+      </w:pPr>
+      <w:rPr>
+        <w:rFonts w:ascii="Wingdings" w:hAnsi="Wingdings" w:hint="default"/>
+        <w:sz w:val="20"/>
+      </w:rPr>
+    </w:lvl>
+    <w:lvl w:ilvl="7" w:tentative="1">
+      <w:start w:val="1"/>
+      <w:numFmt w:val="bullet"/>
+      <w:lvlText w:val=""/>
+      <w:lvlJc w:val="left"/>
+      <w:pPr>
+        <w:tabs>
+          <w:tab w:val="num" w:pos="5760"/>
+        </w:tabs>
+        <w:ind w:left="5760" w:hanging="360"/>
+      </w:pPr>
+      <w:rPr>
+        <w:rFonts w:ascii="Wingdings" w:hAnsi="Wingdings" w:hint="default"/>
+        <w:sz w:val="20"/>
+      </w:rPr>
+    </w:lvl>
+    <w:lvl w:ilvl="8" w:tentative="1">
+      <w:start w:val="1"/>
+      <w:numFmt w:val="bullet"/>
+      <w:lvlText w:val=""/>
+      <w:lvlJc w:val="left"/>
+      <w:pPr>
+        <w:tabs>
+          <w:tab w:val="num" w:pos="6480"/>
+        </w:tabs>
+        <w:ind w:left="6480" w:hanging="360"/>
+      </w:pPr>
+      <w:rPr>
+        <w:rFonts w:ascii="Wingdings" w:hAnsi="Wingdings" w:hint="default"/>
+        <w:sz w:val="20"/>
+      </w:rPr>
+    </w:lvl>
+  </w:abstractNum>
+  <w:abstractNum w:abstractNumId="14" w15:restartNumberingAfterBreak="0">
+    <w:nsid w:val="271E6755"/>
+    <w:multiLevelType w:val="multilevel"/>
+    <w:tmpl w:val="FEBE6CA0"/>
+    <w:lvl w:ilvl="0">
+      <w:start w:val="1"/>
+      <w:numFmt w:val="bullet"/>
+      <w:lvlText w:val=""/>
+      <w:lvlJc w:val="left"/>
+      <w:pPr>
+        <w:tabs>
+          <w:tab w:val="num" w:pos="720"/>
+        </w:tabs>
+        <w:ind w:left="720" w:hanging="360"/>
+      </w:pPr>
+      <w:rPr>
+        <w:rFonts w:ascii="Symbol" w:hAnsi="Symbol" w:hint="default"/>
+        <w:sz w:val="20"/>
+      </w:rPr>
+    </w:lvl>
+    <w:lvl w:ilvl="1" w:tentative="1">
+      <w:start w:val="1"/>
+      <w:numFmt w:val="bullet"/>
+      <w:lvlText w:val="o"/>
+      <w:lvlJc w:val="left"/>
+      <w:pPr>
+        <w:tabs>
+          <w:tab w:val="num" w:pos="1440"/>
+        </w:tabs>
+        <w:ind w:left="1440" w:hanging="360"/>
+      </w:pPr>
+      <w:rPr>
+        <w:rFonts w:ascii="Courier New" w:hAnsi="Courier New" w:hint="default"/>
+        <w:sz w:val="20"/>
+      </w:rPr>
+    </w:lvl>
+    <w:lvl w:ilvl="2" w:tentative="1">
+      <w:start w:val="1"/>
+      <w:numFmt w:val="bullet"/>
+      <w:lvlText w:val=""/>
+      <w:lvlJc w:val="left"/>
+      <w:pPr>
+        <w:tabs>
+          <w:tab w:val="num" w:pos="2160"/>
+        </w:tabs>
+        <w:ind w:left="2160" w:hanging="360"/>
+      </w:pPr>
+      <w:rPr>
+        <w:rFonts w:ascii="Wingdings" w:hAnsi="Wingdings" w:hint="default"/>
+        <w:sz w:val="20"/>
+      </w:rPr>
+    </w:lvl>
+    <w:lvl w:ilvl="3" w:tentative="1">
+      <w:start w:val="1"/>
+      <w:numFmt w:val="bullet"/>
+      <w:lvlText w:val=""/>
+      <w:lvlJc w:val="left"/>
+      <w:pPr>
+        <w:tabs>
+          <w:tab w:val="num" w:pos="2880"/>
+        </w:tabs>
+        <w:ind w:left="2880" w:hanging="360"/>
+      </w:pPr>
+      <w:rPr>
+        <w:rFonts w:ascii="Wingdings" w:hAnsi="Wingdings" w:hint="default"/>
+        <w:sz w:val="20"/>
+      </w:rPr>
+    </w:lvl>
+    <w:lvl w:ilvl="4" w:tentative="1">
+      <w:start w:val="1"/>
+      <w:numFmt w:val="bullet"/>
+      <w:lvlText w:val=""/>
+      <w:lvlJc w:val="left"/>
+      <w:pPr>
+        <w:tabs>
+          <w:tab w:val="num" w:pos="3600"/>
+        </w:tabs>
+        <w:ind w:left="3600" w:hanging="360"/>
+      </w:pPr>
+      <w:rPr>
+        <w:rFonts w:ascii="Wingdings" w:hAnsi="Wingdings" w:hint="default"/>
+        <w:sz w:val="20"/>
+      </w:rPr>
+    </w:lvl>
+    <w:lvl w:ilvl="5" w:tentative="1">
+      <w:start w:val="1"/>
+      <w:numFmt w:val="bullet"/>
+      <w:lvlText w:val=""/>
+      <w:lvlJc w:val="left"/>
+      <w:pPr>
+        <w:tabs>
+          <w:tab w:val="num" w:pos="4320"/>
+        </w:tabs>
+        <w:ind w:left="4320" w:hanging="360"/>
+      </w:pPr>
+      <w:rPr>
+        <w:rFonts w:ascii="Wingdings" w:hAnsi="Wingdings" w:hint="default"/>
+        <w:sz w:val="20"/>
+      </w:rPr>
+    </w:lvl>
+    <w:lvl w:ilvl="6" w:tentative="1">
+      <w:start w:val="1"/>
+      <w:numFmt w:val="bullet"/>
+      <w:lvlText w:val=""/>
+      <w:lvlJc w:val="left"/>
+      <w:pPr>
+        <w:tabs>
+          <w:tab w:val="num" w:pos="5040"/>
+        </w:tabs>
+        <w:ind w:left="5040" w:hanging="360"/>
+      </w:pPr>
+      <w:rPr>
+        <w:rFonts w:ascii="Wingdings" w:hAnsi="Wingdings" w:hint="default"/>
+        <w:sz w:val="20"/>
+      </w:rPr>
+    </w:lvl>
+    <w:lvl w:ilvl="7" w:tentative="1">
+      <w:start w:val="1"/>
+      <w:numFmt w:val="bullet"/>
+      <w:lvlText w:val=""/>
+      <w:lvlJc w:val="left"/>
+      <w:pPr>
+        <w:tabs>
+          <w:tab w:val="num" w:pos="5760"/>
+        </w:tabs>
+        <w:ind w:left="5760" w:hanging="360"/>
+      </w:pPr>
+      <w:rPr>
+        <w:rFonts w:ascii="Wingdings" w:hAnsi="Wingdings" w:hint="default"/>
+        <w:sz w:val="20"/>
+      </w:rPr>
+    </w:lvl>
+    <w:lvl w:ilvl="8" w:tentative="1">
+      <w:start w:val="1"/>
+      <w:numFmt w:val="bullet"/>
+      <w:lvlText w:val=""/>
+      <w:lvlJc w:val="left"/>
+      <w:pPr>
+        <w:tabs>
+          <w:tab w:val="num" w:pos="6480"/>
+        </w:tabs>
+        <w:ind w:left="6480" w:hanging="360"/>
+      </w:pPr>
+      <w:rPr>
+        <w:rFonts w:ascii="Wingdings" w:hAnsi="Wingdings" w:hint="default"/>
+        <w:sz w:val="20"/>
+      </w:rPr>
+    </w:lvl>
+  </w:abstractNum>
+  <w:abstractNum w:abstractNumId="15" w15:restartNumberingAfterBreak="0">
     <w:nsid w:val="27714F41"/>
     <w:multiLevelType w:val="multilevel"/>
     <w:tmpl w:val="555AF7D2"/>
@@ -26191,7 +28797,305 @@
       </w:rPr>
     </w:lvl>
   </w:abstractNum>
-  <w:abstractNum w:abstractNumId="7" w15:restartNumberingAfterBreak="0">
+  <w:abstractNum w:abstractNumId="16" w15:restartNumberingAfterBreak="0">
+    <w:nsid w:val="280B7A72"/>
+    <w:multiLevelType w:val="multilevel"/>
+    <w:tmpl w:val="7824865C"/>
+    <w:lvl w:ilvl="0">
+      <w:start w:val="1"/>
+      <w:numFmt w:val="bullet"/>
+      <w:lvlText w:val=""/>
+      <w:lvlJc w:val="left"/>
+      <w:pPr>
+        <w:tabs>
+          <w:tab w:val="num" w:pos="720"/>
+        </w:tabs>
+        <w:ind w:left="720" w:hanging="360"/>
+      </w:pPr>
+      <w:rPr>
+        <w:rFonts w:ascii="Symbol" w:hAnsi="Symbol" w:hint="default"/>
+        <w:sz w:val="20"/>
+      </w:rPr>
+    </w:lvl>
+    <w:lvl w:ilvl="1" w:tentative="1">
+      <w:start w:val="1"/>
+      <w:numFmt w:val="bullet"/>
+      <w:lvlText w:val="o"/>
+      <w:lvlJc w:val="left"/>
+      <w:pPr>
+        <w:tabs>
+          <w:tab w:val="num" w:pos="1440"/>
+        </w:tabs>
+        <w:ind w:left="1440" w:hanging="360"/>
+      </w:pPr>
+      <w:rPr>
+        <w:rFonts w:ascii="Courier New" w:hAnsi="Courier New" w:hint="default"/>
+        <w:sz w:val="20"/>
+      </w:rPr>
+    </w:lvl>
+    <w:lvl w:ilvl="2" w:tentative="1">
+      <w:start w:val="1"/>
+      <w:numFmt w:val="bullet"/>
+      <w:lvlText w:val=""/>
+      <w:lvlJc w:val="left"/>
+      <w:pPr>
+        <w:tabs>
+          <w:tab w:val="num" w:pos="2160"/>
+        </w:tabs>
+        <w:ind w:left="2160" w:hanging="360"/>
+      </w:pPr>
+      <w:rPr>
+        <w:rFonts w:ascii="Wingdings" w:hAnsi="Wingdings" w:hint="default"/>
+        <w:sz w:val="20"/>
+      </w:rPr>
+    </w:lvl>
+    <w:lvl w:ilvl="3" w:tentative="1">
+      <w:start w:val="1"/>
+      <w:numFmt w:val="bullet"/>
+      <w:lvlText w:val=""/>
+      <w:lvlJc w:val="left"/>
+      <w:pPr>
+        <w:tabs>
+          <w:tab w:val="num" w:pos="2880"/>
+        </w:tabs>
+        <w:ind w:left="2880" w:hanging="360"/>
+      </w:pPr>
+      <w:rPr>
+        <w:rFonts w:ascii="Wingdings" w:hAnsi="Wingdings" w:hint="default"/>
+        <w:sz w:val="20"/>
+      </w:rPr>
+    </w:lvl>
+    <w:lvl w:ilvl="4" w:tentative="1">
+      <w:start w:val="1"/>
+      <w:numFmt w:val="bullet"/>
+      <w:lvlText w:val=""/>
+      <w:lvlJc w:val="left"/>
+      <w:pPr>
+        <w:tabs>
+          <w:tab w:val="num" w:pos="3600"/>
+        </w:tabs>
+        <w:ind w:left="3600" w:hanging="360"/>
+      </w:pPr>
+      <w:rPr>
+        <w:rFonts w:ascii="Wingdings" w:hAnsi="Wingdings" w:hint="default"/>
+        <w:sz w:val="20"/>
+      </w:rPr>
+    </w:lvl>
+    <w:lvl w:ilvl="5" w:tentative="1">
+      <w:start w:val="1"/>
+      <w:numFmt w:val="bullet"/>
+      <w:lvlText w:val=""/>
+      <w:lvlJc w:val="left"/>
+      <w:pPr>
+        <w:tabs>
+          <w:tab w:val="num" w:pos="4320"/>
+        </w:tabs>
+        <w:ind w:left="4320" w:hanging="360"/>
+      </w:pPr>
+      <w:rPr>
+        <w:rFonts w:ascii="Wingdings" w:hAnsi="Wingdings" w:hint="default"/>
+        <w:sz w:val="20"/>
+      </w:rPr>
+    </w:lvl>
+    <w:lvl w:ilvl="6" w:tentative="1">
+      <w:start w:val="1"/>
+      <w:numFmt w:val="bullet"/>
+      <w:lvlText w:val=""/>
+      <w:lvlJc w:val="left"/>
+      <w:pPr>
+        <w:tabs>
+          <w:tab w:val="num" w:pos="5040"/>
+        </w:tabs>
+        <w:ind w:left="5040" w:hanging="360"/>
+      </w:pPr>
+      <w:rPr>
+        <w:rFonts w:ascii="Wingdings" w:hAnsi="Wingdings" w:hint="default"/>
+        <w:sz w:val="20"/>
+      </w:rPr>
+    </w:lvl>
+    <w:lvl w:ilvl="7" w:tentative="1">
+      <w:start w:val="1"/>
+      <w:numFmt w:val="bullet"/>
+      <w:lvlText w:val=""/>
+      <w:lvlJc w:val="left"/>
+      <w:pPr>
+        <w:tabs>
+          <w:tab w:val="num" w:pos="5760"/>
+        </w:tabs>
+        <w:ind w:left="5760" w:hanging="360"/>
+      </w:pPr>
+      <w:rPr>
+        <w:rFonts w:ascii="Wingdings" w:hAnsi="Wingdings" w:hint="default"/>
+        <w:sz w:val="20"/>
+      </w:rPr>
+    </w:lvl>
+    <w:lvl w:ilvl="8" w:tentative="1">
+      <w:start w:val="1"/>
+      <w:numFmt w:val="bullet"/>
+      <w:lvlText w:val=""/>
+      <w:lvlJc w:val="left"/>
+      <w:pPr>
+        <w:tabs>
+          <w:tab w:val="num" w:pos="6480"/>
+        </w:tabs>
+        <w:ind w:left="6480" w:hanging="360"/>
+      </w:pPr>
+      <w:rPr>
+        <w:rFonts w:ascii="Wingdings" w:hAnsi="Wingdings" w:hint="default"/>
+        <w:sz w:val="20"/>
+      </w:rPr>
+    </w:lvl>
+  </w:abstractNum>
+  <w:abstractNum w:abstractNumId="17" w15:restartNumberingAfterBreak="0">
+    <w:nsid w:val="28C83452"/>
+    <w:multiLevelType w:val="multilevel"/>
+    <w:tmpl w:val="D942629E"/>
+    <w:lvl w:ilvl="0">
+      <w:start w:val="1"/>
+      <w:numFmt w:val="bullet"/>
+      <w:lvlText w:val=""/>
+      <w:lvlJc w:val="left"/>
+      <w:pPr>
+        <w:tabs>
+          <w:tab w:val="num" w:pos="720"/>
+        </w:tabs>
+        <w:ind w:left="720" w:hanging="360"/>
+      </w:pPr>
+      <w:rPr>
+        <w:rFonts w:ascii="Symbol" w:hAnsi="Symbol" w:hint="default"/>
+        <w:sz w:val="20"/>
+      </w:rPr>
+    </w:lvl>
+    <w:lvl w:ilvl="1" w:tentative="1">
+      <w:start w:val="1"/>
+      <w:numFmt w:val="bullet"/>
+      <w:lvlText w:val="o"/>
+      <w:lvlJc w:val="left"/>
+      <w:pPr>
+        <w:tabs>
+          <w:tab w:val="num" w:pos="1440"/>
+        </w:tabs>
+        <w:ind w:left="1440" w:hanging="360"/>
+      </w:pPr>
+      <w:rPr>
+        <w:rFonts w:ascii="Courier New" w:hAnsi="Courier New" w:hint="default"/>
+        <w:sz w:val="20"/>
+      </w:rPr>
+    </w:lvl>
+    <w:lvl w:ilvl="2" w:tentative="1">
+      <w:start w:val="1"/>
+      <w:numFmt w:val="bullet"/>
+      <w:lvlText w:val=""/>
+      <w:lvlJc w:val="left"/>
+      <w:pPr>
+        <w:tabs>
+          <w:tab w:val="num" w:pos="2160"/>
+        </w:tabs>
+        <w:ind w:left="2160" w:hanging="360"/>
+      </w:pPr>
+      <w:rPr>
+        <w:rFonts w:ascii="Wingdings" w:hAnsi="Wingdings" w:hint="default"/>
+        <w:sz w:val="20"/>
+      </w:rPr>
+    </w:lvl>
+    <w:lvl w:ilvl="3" w:tentative="1">
+      <w:start w:val="1"/>
+      <w:numFmt w:val="bullet"/>
+      <w:lvlText w:val=""/>
+      <w:lvlJc w:val="left"/>
+      <w:pPr>
+        <w:tabs>
+          <w:tab w:val="num" w:pos="2880"/>
+        </w:tabs>
+        <w:ind w:left="2880" w:hanging="360"/>
+      </w:pPr>
+      <w:rPr>
+        <w:rFonts w:ascii="Wingdings" w:hAnsi="Wingdings" w:hint="default"/>
+        <w:sz w:val="20"/>
+      </w:rPr>
+    </w:lvl>
+    <w:lvl w:ilvl="4" w:tentative="1">
+      <w:start w:val="1"/>
+      <w:numFmt w:val="bullet"/>
+      <w:lvlText w:val=""/>
+      <w:lvlJc w:val="left"/>
+      <w:pPr>
+        <w:tabs>
+          <w:tab w:val="num" w:pos="3600"/>
+        </w:tabs>
+        <w:ind w:left="3600" w:hanging="360"/>
+      </w:pPr>
+      <w:rPr>
+        <w:rFonts w:ascii="Wingdings" w:hAnsi="Wingdings" w:hint="default"/>
+        <w:sz w:val="20"/>
+      </w:rPr>
+    </w:lvl>
+    <w:lvl w:ilvl="5" w:tentative="1">
+      <w:start w:val="1"/>
+      <w:numFmt w:val="bullet"/>
+      <w:lvlText w:val=""/>
+      <w:lvlJc w:val="left"/>
+      <w:pPr>
+        <w:tabs>
+          <w:tab w:val="num" w:pos="4320"/>
+        </w:tabs>
+        <w:ind w:left="4320" w:hanging="360"/>
+      </w:pPr>
+      <w:rPr>
+        <w:rFonts w:ascii="Wingdings" w:hAnsi="Wingdings" w:hint="default"/>
+        <w:sz w:val="20"/>
+      </w:rPr>
+    </w:lvl>
+    <w:lvl w:ilvl="6" w:tentative="1">
+      <w:start w:val="1"/>
+      <w:numFmt w:val="bullet"/>
+      <w:lvlText w:val=""/>
+      <w:lvlJc w:val="left"/>
+      <w:pPr>
+        <w:tabs>
+          <w:tab w:val="num" w:pos="5040"/>
+        </w:tabs>
+        <w:ind w:left="5040" w:hanging="360"/>
+      </w:pPr>
+      <w:rPr>
+        <w:rFonts w:ascii="Wingdings" w:hAnsi="Wingdings" w:hint="default"/>
+        <w:sz w:val="20"/>
+      </w:rPr>
+    </w:lvl>
+    <w:lvl w:ilvl="7" w:tentative="1">
+      <w:start w:val="1"/>
+      <w:numFmt w:val="bullet"/>
+      <w:lvlText w:val=""/>
+      <w:lvlJc w:val="left"/>
+      <w:pPr>
+        <w:tabs>
+          <w:tab w:val="num" w:pos="5760"/>
+        </w:tabs>
+        <w:ind w:left="5760" w:hanging="360"/>
+      </w:pPr>
+      <w:rPr>
+        <w:rFonts w:ascii="Wingdings" w:hAnsi="Wingdings" w:hint="default"/>
+        <w:sz w:val="20"/>
+      </w:rPr>
+    </w:lvl>
+    <w:lvl w:ilvl="8" w:tentative="1">
+      <w:start w:val="1"/>
+      <w:numFmt w:val="bullet"/>
+      <w:lvlText w:val=""/>
+      <w:lvlJc w:val="left"/>
+      <w:pPr>
+        <w:tabs>
+          <w:tab w:val="num" w:pos="6480"/>
+        </w:tabs>
+        <w:ind w:left="6480" w:hanging="360"/>
+      </w:pPr>
+      <w:rPr>
+        <w:rFonts w:ascii="Wingdings" w:hAnsi="Wingdings" w:hint="default"/>
+        <w:sz w:val="20"/>
+      </w:rPr>
+    </w:lvl>
+  </w:abstractNum>
+  <w:abstractNum w:abstractNumId="18" w15:restartNumberingAfterBreak="0">
     <w:nsid w:val="2AEB383A"/>
     <w:multiLevelType w:val="multilevel"/>
     <w:tmpl w:val="6D1C2C44"/>
@@ -26340,7 +29244,7 @@
       </w:rPr>
     </w:lvl>
   </w:abstractNum>
-  <w:abstractNum w:abstractNumId="8" w15:restartNumberingAfterBreak="0">
+  <w:abstractNum w:abstractNumId="19" w15:restartNumberingAfterBreak="0">
     <w:nsid w:val="2E05367B"/>
     <w:multiLevelType w:val="multilevel"/>
     <w:tmpl w:val="75803DB2"/>
@@ -26489,7 +29393,7 @@
       </w:rPr>
     </w:lvl>
   </w:abstractNum>
-  <w:abstractNum w:abstractNumId="9" w15:restartNumberingAfterBreak="0">
+  <w:abstractNum w:abstractNumId="20" w15:restartNumberingAfterBreak="0">
     <w:nsid w:val="2E4A0320"/>
     <w:multiLevelType w:val="multilevel"/>
     <w:tmpl w:val="279AA23A"/>
@@ -26638,7 +29542,7 @@
       </w:rPr>
     </w:lvl>
   </w:abstractNum>
-  <w:abstractNum w:abstractNumId="10" w15:restartNumberingAfterBreak="0">
+  <w:abstractNum w:abstractNumId="21" w15:restartNumberingAfterBreak="0">
     <w:nsid w:val="39110999"/>
     <w:multiLevelType w:val="multilevel"/>
     <w:tmpl w:val="B604533C"/>
@@ -26787,7 +29691,7 @@
       </w:rPr>
     </w:lvl>
   </w:abstractNum>
-  <w:abstractNum w:abstractNumId="11" w15:restartNumberingAfterBreak="0">
+  <w:abstractNum w:abstractNumId="22" w15:restartNumberingAfterBreak="0">
     <w:nsid w:val="439F6F04"/>
     <w:multiLevelType w:val="multilevel"/>
     <w:tmpl w:val="5C302FD4"/>
@@ -26936,7 +29840,7 @@
       </w:rPr>
     </w:lvl>
   </w:abstractNum>
-  <w:abstractNum w:abstractNumId="12" w15:restartNumberingAfterBreak="0">
+  <w:abstractNum w:abstractNumId="23" w15:restartNumberingAfterBreak="0">
     <w:nsid w:val="462D6ACE"/>
     <w:multiLevelType w:val="multilevel"/>
     <w:tmpl w:val="2904090A"/>
@@ -27081,7 +29985,7 @@
       </w:rPr>
     </w:lvl>
   </w:abstractNum>
-  <w:abstractNum w:abstractNumId="13" w15:restartNumberingAfterBreak="0">
+  <w:abstractNum w:abstractNumId="24" w15:restartNumberingAfterBreak="0">
     <w:nsid w:val="468D60FE"/>
     <w:multiLevelType w:val="multilevel"/>
     <w:tmpl w:val="7D443E0A"/>
@@ -27230,7 +30134,7 @@
       </w:rPr>
     </w:lvl>
   </w:abstractNum>
-  <w:abstractNum w:abstractNumId="14" w15:restartNumberingAfterBreak="0">
+  <w:abstractNum w:abstractNumId="25" w15:restartNumberingAfterBreak="0">
     <w:nsid w:val="46F31FCB"/>
     <w:multiLevelType w:val="multilevel"/>
     <w:tmpl w:val="D0E445A4"/>
@@ -27343,7 +30247,7 @@
       </w:pPr>
     </w:lvl>
   </w:abstractNum>
-  <w:abstractNum w:abstractNumId="15" w15:restartNumberingAfterBreak="0">
+  <w:abstractNum w:abstractNumId="26" w15:restartNumberingAfterBreak="0">
     <w:nsid w:val="4BEC6536"/>
     <w:multiLevelType w:val="multilevel"/>
     <w:tmpl w:val="509E141C"/>
@@ -27492,7 +30396,7 @@
       </w:rPr>
     </w:lvl>
   </w:abstractNum>
-  <w:abstractNum w:abstractNumId="16" w15:restartNumberingAfterBreak="0">
+  <w:abstractNum w:abstractNumId="27" w15:restartNumberingAfterBreak="0">
     <w:nsid w:val="4D0200B8"/>
     <w:multiLevelType w:val="multilevel"/>
     <w:tmpl w:val="964C579C"/>
@@ -27641,7 +30545,7 @@
       </w:rPr>
     </w:lvl>
   </w:abstractNum>
-  <w:abstractNum w:abstractNumId="17" w15:restartNumberingAfterBreak="0">
+  <w:abstractNum w:abstractNumId="28" w15:restartNumberingAfterBreak="0">
     <w:nsid w:val="4E485EE4"/>
     <w:multiLevelType w:val="multilevel"/>
     <w:tmpl w:val="2EBE7D34"/>
@@ -27790,7 +30694,7 @@
       </w:rPr>
     </w:lvl>
   </w:abstractNum>
-  <w:abstractNum w:abstractNumId="18" w15:restartNumberingAfterBreak="0">
+  <w:abstractNum w:abstractNumId="29" w15:restartNumberingAfterBreak="0">
     <w:nsid w:val="5A677D80"/>
     <w:multiLevelType w:val="multilevel"/>
     <w:tmpl w:val="B64C245C"/>
@@ -27939,7 +30843,7 @@
       </w:rPr>
     </w:lvl>
   </w:abstractNum>
-  <w:abstractNum w:abstractNumId="19" w15:restartNumberingAfterBreak="0">
+  <w:abstractNum w:abstractNumId="30" w15:restartNumberingAfterBreak="0">
     <w:nsid w:val="5CB964E3"/>
     <w:multiLevelType w:val="multilevel"/>
     <w:tmpl w:val="68E6B1BE"/>
@@ -28052,7 +30956,7 @@
       </w:pPr>
     </w:lvl>
   </w:abstractNum>
-  <w:abstractNum w:abstractNumId="20" w15:restartNumberingAfterBreak="0">
+  <w:abstractNum w:abstractNumId="31" w15:restartNumberingAfterBreak="0">
     <w:nsid w:val="5D6071A0"/>
     <w:multiLevelType w:val="hybridMultilevel"/>
     <w:tmpl w:val="EB84B5A8"/>
@@ -28141,7 +31045,7 @@
       </w:pPr>
     </w:lvl>
   </w:abstractNum>
-  <w:abstractNum w:abstractNumId="21" w15:restartNumberingAfterBreak="0">
+  <w:abstractNum w:abstractNumId="32" w15:restartNumberingAfterBreak="0">
     <w:nsid w:val="5DB52DBC"/>
     <w:multiLevelType w:val="hybridMultilevel"/>
     <w:tmpl w:val="F03000AC"/>
@@ -28230,7 +31134,7 @@
       </w:pPr>
     </w:lvl>
   </w:abstractNum>
-  <w:abstractNum w:abstractNumId="22" w15:restartNumberingAfterBreak="0">
+  <w:abstractNum w:abstractNumId="33" w15:restartNumberingAfterBreak="0">
     <w:nsid w:val="60531515"/>
     <w:multiLevelType w:val="multilevel"/>
     <w:tmpl w:val="0D689268"/>
@@ -28343,7 +31247,7 @@
       </w:pPr>
     </w:lvl>
   </w:abstractNum>
-  <w:abstractNum w:abstractNumId="23" w15:restartNumberingAfterBreak="0">
+  <w:abstractNum w:abstractNumId="34" w15:restartNumberingAfterBreak="0">
     <w:nsid w:val="624D5E53"/>
     <w:multiLevelType w:val="multilevel"/>
     <w:tmpl w:val="D436AA1C"/>
@@ -28492,7 +31396,156 @@
       </w:rPr>
     </w:lvl>
   </w:abstractNum>
-  <w:abstractNum w:abstractNumId="24" w15:restartNumberingAfterBreak="0">
+  <w:abstractNum w:abstractNumId="35" w15:restartNumberingAfterBreak="0">
+    <w:nsid w:val="633243E1"/>
+    <w:multiLevelType w:val="multilevel"/>
+    <w:tmpl w:val="B2A4C6EE"/>
+    <w:lvl w:ilvl="0">
+      <w:start w:val="1"/>
+      <w:numFmt w:val="bullet"/>
+      <w:lvlText w:val=""/>
+      <w:lvlJc w:val="left"/>
+      <w:pPr>
+        <w:tabs>
+          <w:tab w:val="num" w:pos="720"/>
+        </w:tabs>
+        <w:ind w:left="720" w:hanging="360"/>
+      </w:pPr>
+      <w:rPr>
+        <w:rFonts w:ascii="Symbol" w:hAnsi="Symbol" w:hint="default"/>
+        <w:sz w:val="20"/>
+      </w:rPr>
+    </w:lvl>
+    <w:lvl w:ilvl="1" w:tentative="1">
+      <w:start w:val="1"/>
+      <w:numFmt w:val="bullet"/>
+      <w:lvlText w:val="o"/>
+      <w:lvlJc w:val="left"/>
+      <w:pPr>
+        <w:tabs>
+          <w:tab w:val="num" w:pos="1440"/>
+        </w:tabs>
+        <w:ind w:left="1440" w:hanging="360"/>
+      </w:pPr>
+      <w:rPr>
+        <w:rFonts w:ascii="Courier New" w:hAnsi="Courier New" w:hint="default"/>
+        <w:sz w:val="20"/>
+      </w:rPr>
+    </w:lvl>
+    <w:lvl w:ilvl="2" w:tentative="1">
+      <w:start w:val="1"/>
+      <w:numFmt w:val="bullet"/>
+      <w:lvlText w:val=""/>
+      <w:lvlJc w:val="left"/>
+      <w:pPr>
+        <w:tabs>
+          <w:tab w:val="num" w:pos="2160"/>
+        </w:tabs>
+        <w:ind w:left="2160" w:hanging="360"/>
+      </w:pPr>
+      <w:rPr>
+        <w:rFonts w:ascii="Wingdings" w:hAnsi="Wingdings" w:hint="default"/>
+        <w:sz w:val="20"/>
+      </w:rPr>
+    </w:lvl>
+    <w:lvl w:ilvl="3" w:tentative="1">
+      <w:start w:val="1"/>
+      <w:numFmt w:val="bullet"/>
+      <w:lvlText w:val=""/>
+      <w:lvlJc w:val="left"/>
+      <w:pPr>
+        <w:tabs>
+          <w:tab w:val="num" w:pos="2880"/>
+        </w:tabs>
+        <w:ind w:left="2880" w:hanging="360"/>
+      </w:pPr>
+      <w:rPr>
+        <w:rFonts w:ascii="Wingdings" w:hAnsi="Wingdings" w:hint="default"/>
+        <w:sz w:val="20"/>
+      </w:rPr>
+    </w:lvl>
+    <w:lvl w:ilvl="4" w:tentative="1">
+      <w:start w:val="1"/>
+      <w:numFmt w:val="bullet"/>
+      <w:lvlText w:val=""/>
+      <w:lvlJc w:val="left"/>
+      <w:pPr>
+        <w:tabs>
+          <w:tab w:val="num" w:pos="3600"/>
+        </w:tabs>
+        <w:ind w:left="3600" w:hanging="360"/>
+      </w:pPr>
+      <w:rPr>
+        <w:rFonts w:ascii="Wingdings" w:hAnsi="Wingdings" w:hint="default"/>
+        <w:sz w:val="20"/>
+      </w:rPr>
+    </w:lvl>
+    <w:lvl w:ilvl="5" w:tentative="1">
+      <w:start w:val="1"/>
+      <w:numFmt w:val="bullet"/>
+      <w:lvlText w:val=""/>
+      <w:lvlJc w:val="left"/>
+      <w:pPr>
+        <w:tabs>
+          <w:tab w:val="num" w:pos="4320"/>
+        </w:tabs>
+        <w:ind w:left="4320" w:hanging="360"/>
+      </w:pPr>
+      <w:rPr>
+        <w:rFonts w:ascii="Wingdings" w:hAnsi="Wingdings" w:hint="default"/>
+        <w:sz w:val="20"/>
+      </w:rPr>
+    </w:lvl>
+    <w:lvl w:ilvl="6" w:tentative="1">
+      <w:start w:val="1"/>
+      <w:numFmt w:val="bullet"/>
+      <w:lvlText w:val=""/>
+      <w:lvlJc w:val="left"/>
+      <w:pPr>
+        <w:tabs>
+          <w:tab w:val="num" w:pos="5040"/>
+        </w:tabs>
+        <w:ind w:left="5040" w:hanging="360"/>
+      </w:pPr>
+      <w:rPr>
+        <w:rFonts w:ascii="Wingdings" w:hAnsi="Wingdings" w:hint="default"/>
+        <w:sz w:val="20"/>
+      </w:rPr>
+    </w:lvl>
+    <w:lvl w:ilvl="7" w:tentative="1">
+      <w:start w:val="1"/>
+      <w:numFmt w:val="bullet"/>
+      <w:lvlText w:val=""/>
+      <w:lvlJc w:val="left"/>
+      <w:pPr>
+        <w:tabs>
+          <w:tab w:val="num" w:pos="5760"/>
+        </w:tabs>
+        <w:ind w:left="5760" w:hanging="360"/>
+      </w:pPr>
+      <w:rPr>
+        <w:rFonts w:ascii="Wingdings" w:hAnsi="Wingdings" w:hint="default"/>
+        <w:sz w:val="20"/>
+      </w:rPr>
+    </w:lvl>
+    <w:lvl w:ilvl="8" w:tentative="1">
+      <w:start w:val="1"/>
+      <w:numFmt w:val="bullet"/>
+      <w:lvlText w:val=""/>
+      <w:lvlJc w:val="left"/>
+      <w:pPr>
+        <w:tabs>
+          <w:tab w:val="num" w:pos="6480"/>
+        </w:tabs>
+        <w:ind w:left="6480" w:hanging="360"/>
+      </w:pPr>
+      <w:rPr>
+        <w:rFonts w:ascii="Wingdings" w:hAnsi="Wingdings" w:hint="default"/>
+        <w:sz w:val="20"/>
+      </w:rPr>
+    </w:lvl>
+  </w:abstractNum>
+  <w:abstractNum w:abstractNumId="36" w15:restartNumberingAfterBreak="0">
     <w:nsid w:val="63D41543"/>
     <w:multiLevelType w:val="multilevel"/>
     <w:tmpl w:val="A0EAC60A"/>
@@ -28641,7 +31694,7 @@
       </w:rPr>
     </w:lvl>
   </w:abstractNum>
-  <w:abstractNum w:abstractNumId="25" w15:restartNumberingAfterBreak="0">
+  <w:abstractNum w:abstractNumId="37" w15:restartNumberingAfterBreak="0">
     <w:nsid w:val="671B3A6A"/>
     <w:multiLevelType w:val="multilevel"/>
     <w:tmpl w:val="844CDE84"/>
@@ -28790,7 +31843,7 @@
       </w:rPr>
     </w:lvl>
   </w:abstractNum>
-  <w:abstractNum w:abstractNumId="26" w15:restartNumberingAfterBreak="0">
+  <w:abstractNum w:abstractNumId="38" w15:restartNumberingAfterBreak="0">
     <w:nsid w:val="6723781D"/>
     <w:multiLevelType w:val="multilevel"/>
     <w:tmpl w:val="8A14A96A"/>
@@ -28939,7 +31992,7 @@
       </w:rPr>
     </w:lvl>
   </w:abstractNum>
-  <w:abstractNum w:abstractNumId="27" w15:restartNumberingAfterBreak="0">
+  <w:abstractNum w:abstractNumId="39" w15:restartNumberingAfterBreak="0">
     <w:nsid w:val="6D7C7C80"/>
     <w:multiLevelType w:val="multilevel"/>
     <w:tmpl w:val="32C06DE8"/>
@@ -29088,7 +32141,7 @@
       </w:rPr>
     </w:lvl>
   </w:abstractNum>
-  <w:abstractNum w:abstractNumId="28" w15:restartNumberingAfterBreak="0">
+  <w:abstractNum w:abstractNumId="40" w15:restartNumberingAfterBreak="0">
     <w:nsid w:val="745653B3"/>
     <w:multiLevelType w:val="multilevel"/>
     <w:tmpl w:val="7A8E1F8C"/>
@@ -29237,7 +32290,156 @@
       </w:rPr>
     </w:lvl>
   </w:abstractNum>
-  <w:abstractNum w:abstractNumId="29" w15:restartNumberingAfterBreak="0">
+  <w:abstractNum w:abstractNumId="41" w15:restartNumberingAfterBreak="0">
+    <w:nsid w:val="77984441"/>
+    <w:multiLevelType w:val="multilevel"/>
+    <w:tmpl w:val="8688A6CE"/>
+    <w:lvl w:ilvl="0">
+      <w:start w:val="1"/>
+      <w:numFmt w:val="bullet"/>
+      <w:lvlText w:val=""/>
+      <w:lvlJc w:val="left"/>
+      <w:pPr>
+        <w:tabs>
+          <w:tab w:val="num" w:pos="720"/>
+        </w:tabs>
+        <w:ind w:left="720" w:hanging="360"/>
+      </w:pPr>
+      <w:rPr>
+        <w:rFonts w:ascii="Symbol" w:hAnsi="Symbol" w:hint="default"/>
+        <w:sz w:val="20"/>
+      </w:rPr>
+    </w:lvl>
+    <w:lvl w:ilvl="1" w:tentative="1">
+      <w:start w:val="1"/>
+      <w:numFmt w:val="bullet"/>
+      <w:lvlText w:val="o"/>
+      <w:lvlJc w:val="left"/>
+      <w:pPr>
+        <w:tabs>
+          <w:tab w:val="num" w:pos="1440"/>
+        </w:tabs>
+        <w:ind w:left="1440" w:hanging="360"/>
+      </w:pPr>
+      <w:rPr>
+        <w:rFonts w:ascii="Courier New" w:hAnsi="Courier New" w:hint="default"/>
+        <w:sz w:val="20"/>
+      </w:rPr>
+    </w:lvl>
+    <w:lvl w:ilvl="2" w:tentative="1">
+      <w:start w:val="1"/>
+      <w:numFmt w:val="bullet"/>
+      <w:lvlText w:val=""/>
+      <w:lvlJc w:val="left"/>
+      <w:pPr>
+        <w:tabs>
+          <w:tab w:val="num" w:pos="2160"/>
+        </w:tabs>
+        <w:ind w:left="2160" w:hanging="360"/>
+      </w:pPr>
+      <w:rPr>
+        <w:rFonts w:ascii="Wingdings" w:hAnsi="Wingdings" w:hint="default"/>
+        <w:sz w:val="20"/>
+      </w:rPr>
+    </w:lvl>
+    <w:lvl w:ilvl="3" w:tentative="1">
+      <w:start w:val="1"/>
+      <w:numFmt w:val="bullet"/>
+      <w:lvlText w:val=""/>
+      <w:lvlJc w:val="left"/>
+      <w:pPr>
+        <w:tabs>
+          <w:tab w:val="num" w:pos="2880"/>
+        </w:tabs>
+        <w:ind w:left="2880" w:hanging="360"/>
+      </w:pPr>
+      <w:rPr>
+        <w:rFonts w:ascii="Wingdings" w:hAnsi="Wingdings" w:hint="default"/>
+        <w:sz w:val="20"/>
+      </w:rPr>
+    </w:lvl>
+    <w:lvl w:ilvl="4" w:tentative="1">
+      <w:start w:val="1"/>
+      <w:numFmt w:val="bullet"/>
+      <w:lvlText w:val=""/>
+      <w:lvlJc w:val="left"/>
+      <w:pPr>
+        <w:tabs>
+          <w:tab w:val="num" w:pos="3600"/>
+        </w:tabs>
+        <w:ind w:left="3600" w:hanging="360"/>
+      </w:pPr>
+      <w:rPr>
+        <w:rFonts w:ascii="Wingdings" w:hAnsi="Wingdings" w:hint="default"/>
+        <w:sz w:val="20"/>
+      </w:rPr>
+    </w:lvl>
+    <w:lvl w:ilvl="5" w:tentative="1">
+      <w:start w:val="1"/>
+      <w:numFmt w:val="bullet"/>
+      <w:lvlText w:val=""/>
+      <w:lvlJc w:val="left"/>
+      <w:pPr>
+        <w:tabs>
+          <w:tab w:val="num" w:pos="4320"/>
+        </w:tabs>
+        <w:ind w:left="4320" w:hanging="360"/>
+      </w:pPr>
+      <w:rPr>
+        <w:rFonts w:ascii="Wingdings" w:hAnsi="Wingdings" w:hint="default"/>
+        <w:sz w:val="20"/>
+      </w:rPr>
+    </w:lvl>
+    <w:lvl w:ilvl="6" w:tentative="1">
+      <w:start w:val="1"/>
+      <w:numFmt w:val="bullet"/>
+      <w:lvlText w:val=""/>
+      <w:lvlJc w:val="left"/>
+      <w:pPr>
+        <w:tabs>
+          <w:tab w:val="num" w:pos="5040"/>
+        </w:tabs>
+        <w:ind w:left="5040" w:hanging="360"/>
+      </w:pPr>
+      <w:rPr>
+        <w:rFonts w:ascii="Wingdings" w:hAnsi="Wingdings" w:hint="default"/>
+        <w:sz w:val="20"/>
+      </w:rPr>
+    </w:lvl>
+    <w:lvl w:ilvl="7" w:tentative="1">
+      <w:start w:val="1"/>
+      <w:numFmt w:val="bullet"/>
+      <w:lvlText w:val=""/>
+      <w:lvlJc w:val="left"/>
+      <w:pPr>
+        <w:tabs>
+          <w:tab w:val="num" w:pos="5760"/>
+        </w:tabs>
+        <w:ind w:left="5760" w:hanging="360"/>
+      </w:pPr>
+      <w:rPr>
+        <w:rFonts w:ascii="Wingdings" w:hAnsi="Wingdings" w:hint="default"/>
+        <w:sz w:val="20"/>
+      </w:rPr>
+    </w:lvl>
+    <w:lvl w:ilvl="8" w:tentative="1">
+      <w:start w:val="1"/>
+      <w:numFmt w:val="bullet"/>
+      <w:lvlText w:val=""/>
+      <w:lvlJc w:val="left"/>
+      <w:pPr>
+        <w:tabs>
+          <w:tab w:val="num" w:pos="6480"/>
+        </w:tabs>
+        <w:ind w:left="6480" w:hanging="360"/>
+      </w:pPr>
+      <w:rPr>
+        <w:rFonts w:ascii="Wingdings" w:hAnsi="Wingdings" w:hint="default"/>
+        <w:sz w:val="20"/>
+      </w:rPr>
+    </w:lvl>
+  </w:abstractNum>
+  <w:abstractNum w:abstractNumId="42" w15:restartNumberingAfterBreak="0">
     <w:nsid w:val="77F84A01"/>
     <w:multiLevelType w:val="multilevel"/>
     <w:tmpl w:val="87984E3E"/>
@@ -29386,7 +32588,7 @@
       </w:rPr>
     </w:lvl>
   </w:abstractNum>
-  <w:abstractNum w:abstractNumId="30" w15:restartNumberingAfterBreak="0">
+  <w:abstractNum w:abstractNumId="43" w15:restartNumberingAfterBreak="0">
     <w:nsid w:val="7A7D5A18"/>
     <w:multiLevelType w:val="multilevel"/>
     <w:tmpl w:val="0E8442D8"/>
@@ -29499,7 +32701,7 @@
       </w:rPr>
     </w:lvl>
   </w:abstractNum>
-  <w:abstractNum w:abstractNumId="31" w15:restartNumberingAfterBreak="0">
+  <w:abstractNum w:abstractNumId="44" w15:restartNumberingAfterBreak="0">
     <w:nsid w:val="7C6917CB"/>
     <w:multiLevelType w:val="multilevel"/>
     <w:tmpl w:val="17F69018"/>
@@ -29613,7 +32815,7 @@
     </w:lvl>
   </w:abstractNum>
   <w:num w:numId="1" w16cid:durableId="537667111">
-    <w:abstractNumId w:val="16"/>
+    <w:abstractNumId w:val="27"/>
     <w:lvlOverride w:ilvl="0">
       <w:lvl w:ilvl="0">
         <w:numFmt w:val="bullet"/>
@@ -29633,7 +32835,7 @@
     </w:lvlOverride>
   </w:num>
   <w:num w:numId="2" w16cid:durableId="2094473436">
-    <w:abstractNumId w:val="16"/>
+    <w:abstractNumId w:val="27"/>
     <w:lvlOverride w:ilvl="0">
       <w:lvl w:ilvl="0">
         <w:numFmt w:val="bullet"/>
@@ -29653,7 +32855,7 @@
     </w:lvlOverride>
   </w:num>
   <w:num w:numId="3" w16cid:durableId="542719768">
-    <w:abstractNumId w:val="16"/>
+    <w:abstractNumId w:val="27"/>
     <w:lvlOverride w:ilvl="0">
       <w:lvl w:ilvl="0">
         <w:numFmt w:val="bullet"/>
@@ -29673,7 +32875,7 @@
     </w:lvlOverride>
   </w:num>
   <w:num w:numId="4" w16cid:durableId="989820726">
-    <w:abstractNumId w:val="16"/>
+    <w:abstractNumId w:val="27"/>
     <w:lvlOverride w:ilvl="0">
       <w:lvl w:ilvl="0">
         <w:numFmt w:val="bullet"/>
@@ -29693,7 +32895,7 @@
     </w:lvlOverride>
   </w:num>
   <w:num w:numId="5" w16cid:durableId="1916937275">
-    <w:abstractNumId w:val="16"/>
+    <w:abstractNumId w:val="27"/>
     <w:lvlOverride w:ilvl="0">
       <w:lvl w:ilvl="0">
         <w:numFmt w:val="bullet"/>
@@ -29713,97 +32915,136 @@
     </w:lvlOverride>
   </w:num>
   <w:num w:numId="6" w16cid:durableId="709375255">
+    <w:abstractNumId w:val="31"/>
+  </w:num>
+  <w:num w:numId="7" w16cid:durableId="623081656">
+    <w:abstractNumId w:val="32"/>
+  </w:num>
+  <w:num w:numId="8" w16cid:durableId="1097824762">
+    <w:abstractNumId w:val="8"/>
+  </w:num>
+  <w:num w:numId="9" w16cid:durableId="813570018">
+    <w:abstractNumId w:val="19"/>
+  </w:num>
+  <w:num w:numId="10" w16cid:durableId="1263344055">
+    <w:abstractNumId w:val="24"/>
+  </w:num>
+  <w:num w:numId="11" w16cid:durableId="1268350817">
+    <w:abstractNumId w:val="28"/>
+  </w:num>
+  <w:num w:numId="12" w16cid:durableId="1741826700">
+    <w:abstractNumId w:val="39"/>
+  </w:num>
+  <w:num w:numId="13" w16cid:durableId="1506089946">
+    <w:abstractNumId w:val="38"/>
+  </w:num>
+  <w:num w:numId="14" w16cid:durableId="172032997">
+    <w:abstractNumId w:val="2"/>
+  </w:num>
+  <w:num w:numId="15" w16cid:durableId="555554623">
+    <w:abstractNumId w:val="22"/>
+  </w:num>
+  <w:num w:numId="16" w16cid:durableId="1207907837">
+    <w:abstractNumId w:val="3"/>
+  </w:num>
+  <w:num w:numId="17" w16cid:durableId="1111166947">
+    <w:abstractNumId w:val="34"/>
+  </w:num>
+  <w:num w:numId="18" w16cid:durableId="1336878117">
+    <w:abstractNumId w:val="21"/>
+  </w:num>
+  <w:num w:numId="19" w16cid:durableId="1969312129">
+    <w:abstractNumId w:val="26"/>
+  </w:num>
+  <w:num w:numId="20" w16cid:durableId="501627368">
+    <w:abstractNumId w:val="29"/>
+  </w:num>
+  <w:num w:numId="21" w16cid:durableId="315377160">
     <w:abstractNumId w:val="20"/>
   </w:num>
-  <w:num w:numId="7" w16cid:durableId="623081656">
-    <w:abstractNumId w:val="21"/>
+  <w:num w:numId="22" w16cid:durableId="2054887444">
+    <w:abstractNumId w:val="37"/>
   </w:num>
-  <w:num w:numId="8" w16cid:durableId="1097824762">
-    <w:abstractNumId w:val="4"/>
+  <w:num w:numId="23" w16cid:durableId="238827581">
+    <w:abstractNumId w:val="23"/>
   </w:num>
-  <w:num w:numId="9" w16cid:durableId="813570018">
-    <w:abstractNumId w:val="8"/>
+  <w:num w:numId="24" w16cid:durableId="1181974242">
+    <w:abstractNumId w:val="18"/>
   </w:num>
-  <w:num w:numId="10" w16cid:durableId="1263344055">
+  <w:num w:numId="25" w16cid:durableId="2073232134">
+    <w:abstractNumId w:val="36"/>
+  </w:num>
+  <w:num w:numId="26" w16cid:durableId="1905338796">
+    <w:abstractNumId w:val="43"/>
+  </w:num>
+  <w:num w:numId="27" w16cid:durableId="633750375">
+    <w:abstractNumId w:val="44"/>
+  </w:num>
+  <w:num w:numId="28" w16cid:durableId="1431318461">
+    <w:abstractNumId w:val="6"/>
+  </w:num>
+  <w:num w:numId="29" w16cid:durableId="1971472143">
+    <w:abstractNumId w:val="12"/>
+  </w:num>
+  <w:num w:numId="30" w16cid:durableId="338505235">
+    <w:abstractNumId w:val="33"/>
+  </w:num>
+  <w:num w:numId="31" w16cid:durableId="39594735">
+    <w:abstractNumId w:val="25"/>
+  </w:num>
+  <w:num w:numId="32" w16cid:durableId="878709194">
+    <w:abstractNumId w:val="30"/>
+  </w:num>
+  <w:num w:numId="33" w16cid:durableId="1679624573">
+    <w:abstractNumId w:val="40"/>
+  </w:num>
+  <w:num w:numId="34" w16cid:durableId="1808088238">
+    <w:abstractNumId w:val="15"/>
+  </w:num>
+  <w:num w:numId="35" w16cid:durableId="442767048">
+    <w:abstractNumId w:val="5"/>
+  </w:num>
+  <w:num w:numId="36" w16cid:durableId="2147044814">
+    <w:abstractNumId w:val="42"/>
+  </w:num>
+  <w:num w:numId="37" w16cid:durableId="338968284">
+    <w:abstractNumId w:val="11"/>
+  </w:num>
+  <w:num w:numId="38" w16cid:durableId="1660764653">
+    <w:abstractNumId w:val="9"/>
+  </w:num>
+  <w:num w:numId="39" w16cid:durableId="601456490">
+    <w:abstractNumId w:val="35"/>
+  </w:num>
+  <w:num w:numId="40" w16cid:durableId="1846363974">
+    <w:abstractNumId w:val="0"/>
+  </w:num>
+  <w:num w:numId="41" w16cid:durableId="481695238">
+    <w:abstractNumId w:val="1"/>
+  </w:num>
+  <w:num w:numId="42" w16cid:durableId="608239998">
+    <w:abstractNumId w:val="7"/>
+  </w:num>
+  <w:num w:numId="43" w16cid:durableId="1609582867">
+    <w:abstractNumId w:val="41"/>
+  </w:num>
+  <w:num w:numId="44" w16cid:durableId="1741059577">
+    <w:abstractNumId w:val="17"/>
+  </w:num>
+  <w:num w:numId="45" w16cid:durableId="446698446">
     <w:abstractNumId w:val="13"/>
   </w:num>
-  <w:num w:numId="11" w16cid:durableId="1268350817">
-    <w:abstractNumId w:val="17"/>
+  <w:num w:numId="46" w16cid:durableId="25256133">
+    <w:abstractNumId w:val="16"/>
   </w:num>
-  <w:num w:numId="12" w16cid:durableId="1741826700">
-    <w:abstractNumId w:val="27"/>
+  <w:num w:numId="47" w16cid:durableId="1293368153">
+    <w:abstractNumId w:val="14"/>
   </w:num>
-  <w:num w:numId="13" w16cid:durableId="1506089946">
-    <w:abstractNumId w:val="26"/>
-  </w:num>
-  <w:num w:numId="14" w16cid:durableId="172032997">
-    <w:abstractNumId w:val="0"/>
-  </w:num>
-  <w:num w:numId="15" w16cid:durableId="555554623">
-    <w:abstractNumId w:val="11"/>
-  </w:num>
-  <w:num w:numId="16" w16cid:durableId="1207907837">
-    <w:abstractNumId w:val="1"/>
-  </w:num>
-  <w:num w:numId="17" w16cid:durableId="1111166947">
-    <w:abstractNumId w:val="23"/>
-  </w:num>
-  <w:num w:numId="18" w16cid:durableId="1336878117">
+  <w:num w:numId="48" w16cid:durableId="2015375453">
     <w:abstractNumId w:val="10"/>
   </w:num>
-  <w:num w:numId="19" w16cid:durableId="1969312129">
-    <w:abstractNumId w:val="15"/>
-  </w:num>
-  <w:num w:numId="20" w16cid:durableId="501627368">
-    <w:abstractNumId w:val="18"/>
-  </w:num>
-  <w:num w:numId="21" w16cid:durableId="315377160">
-    <w:abstractNumId w:val="9"/>
-  </w:num>
-  <w:num w:numId="22" w16cid:durableId="2054887444">
-    <w:abstractNumId w:val="25"/>
-  </w:num>
-  <w:num w:numId="23" w16cid:durableId="238827581">
-    <w:abstractNumId w:val="12"/>
-  </w:num>
-  <w:num w:numId="24" w16cid:durableId="1181974242">
-    <w:abstractNumId w:val="7"/>
-  </w:num>
-  <w:num w:numId="25" w16cid:durableId="2073232134">
-    <w:abstractNumId w:val="24"/>
-  </w:num>
-  <w:num w:numId="26" w16cid:durableId="1905338796">
-    <w:abstractNumId w:val="30"/>
-  </w:num>
-  <w:num w:numId="27" w16cid:durableId="633750375">
-    <w:abstractNumId w:val="31"/>
-  </w:num>
-  <w:num w:numId="28" w16cid:durableId="1431318461">
-    <w:abstractNumId w:val="3"/>
-  </w:num>
-  <w:num w:numId="29" w16cid:durableId="1971472143">
-    <w:abstractNumId w:val="5"/>
-  </w:num>
-  <w:num w:numId="30" w16cid:durableId="338505235">
-    <w:abstractNumId w:val="22"/>
-  </w:num>
-  <w:num w:numId="31" w16cid:durableId="39594735">
-    <w:abstractNumId w:val="14"/>
-  </w:num>
-  <w:num w:numId="32" w16cid:durableId="878709194">
-    <w:abstractNumId w:val="19"/>
-  </w:num>
-  <w:num w:numId="33" w16cid:durableId="1679624573">
-    <w:abstractNumId w:val="28"/>
-  </w:num>
-  <w:num w:numId="34" w16cid:durableId="1808088238">
-    <w:abstractNumId w:val="6"/>
-  </w:num>
-  <w:num w:numId="35" w16cid:durableId="442767048">
-    <w:abstractNumId w:val="2"/>
-  </w:num>
-  <w:num w:numId="36" w16cid:durableId="2147044814">
-    <w:abstractNumId w:val="29"/>
+  <w:num w:numId="49" w16cid:durableId="278072249">
+    <w:abstractNumId w:val="4"/>
   </w:num>
   <w:numIdMacAtCleanup w:val="36"/>
 </w:numbering>
@@ -30421,7 +33662,6 @@
   <w:style w:type="character" w:default="1" w:styleId="DefaultParagraphFont">
     <w:name w:val="Default Paragraph Font"/>
     <w:uiPriority w:val="1"/>
-    <w:semiHidden/>
     <w:unhideWhenUsed/>
   </w:style>
   <w:style w:type="table" w:default="1" w:styleId="TableNormal">

--- a/Documentation.docx
+++ b/Documentation.docx
@@ -260,15 +260,7 @@
         <w:t xml:space="preserve"> Hydrogen</w:t>
       </w:r>
       <w:r>
-        <w:t xml:space="preserve">): Measure of how acidic or basic water is using a </w:t>
-      </w:r>
-      <w:proofErr w:type="gramStart"/>
-      <w:r>
-        <w:t>14 point</w:t>
-      </w:r>
-      <w:proofErr w:type="gramEnd"/>
-      <w:r>
-        <w:t xml:space="preserve"> scale.</w:t>
+        <w:t>): Measure of how acidic or basic water is using a 14 point scale.</w:t>
       </w:r>
     </w:p>
     <w:p>
@@ -279,15 +271,7 @@
         </w:numPr>
       </w:pPr>
       <w:r>
-        <w:t xml:space="preserve">TDS (Totally Dissolved Solids): Refers to the </w:t>
-      </w:r>
-      <w:proofErr w:type="gramStart"/>
-      <w:r>
-        <w:t>amount</w:t>
-      </w:r>
-      <w:proofErr w:type="gramEnd"/>
-      <w:r>
-        <w:t xml:space="preserve"> of substances — such as salts, minerals, metals, etc — that have been dissolved in water.</w:t>
+        <w:t>TDS (Totally Dissolved Solids): Refers to the amount of substances — such as salts, minerals, metals, etc — that have been dissolved in water.</w:t>
       </w:r>
     </w:p>
     <w:p>
@@ -5867,207 +5851,149 @@
       </w:pPr>
     </w:p>
     <w:p>
-      <w:proofErr w:type="gramStart"/>
-      <w:r>
-        <w:t>So  here</w:t>
-      </w:r>
-      <w:proofErr w:type="gramEnd"/>
-      <w:r>
-        <w:t xml:space="preserve"> we only go</w:t>
+      <w:r>
+        <w:t>So  here we only go</w:t>
       </w:r>
       <w:r>
         <w:t>t</w:t>
       </w:r>
       <w:r>
-        <w:t xml:space="preserve"> the ppm values we </w:t>
-      </w:r>
-      <w:proofErr w:type="gramStart"/>
-      <w:r>
-        <w:t>do</w:t>
+        <w:t xml:space="preserve"> the ppm values we do</w:t>
       </w:r>
       <w:r>
         <w:t>esn’t</w:t>
       </w:r>
-      <w:proofErr w:type="gramEnd"/>
-      <w:r>
+      <w:r>
+        <w:t xml:space="preserve"> know  what nutrition at what quantity . which nutrition we have to use at what quantity depends on the crop, growth stage ,environmental conditions.</w:t>
+      </w:r>
+    </w:p>
+    <w:p>
+      <w:r>
+        <w:rPr>
+          <w:color w:val="EE0000"/>
+        </w:rPr>
+        <w:t>Note:</w:t>
+      </w:r>
+      <w:r>
+        <w:rPr>
+          <w:color w:val="EE0000"/>
+        </w:rPr>
+        <w:t xml:space="preserve">  </w:t>
+      </w:r>
+      <w:r>
+        <w:rPr>
+          <w:highlight w:val="yellow"/>
+        </w:rPr>
+        <w:t xml:space="preserve">There is </w:t>
+      </w:r>
+      <w:r>
+        <w:rPr>
+          <w:highlight w:val="yellow"/>
+        </w:rPr>
+        <w:t xml:space="preserve">also an important thing the water we get from borewell already have a ppm around 200-300 so they already contain some </w:t>
+      </w:r>
+      <w:proofErr w:type="spellStart"/>
+      <w:r>
+        <w:rPr>
+          <w:highlight w:val="yellow"/>
+        </w:rPr>
+        <w:t>nutritions</w:t>
+      </w:r>
+      <w:proofErr w:type="spellEnd"/>
+      <w:r>
+        <w:rPr>
+          <w:highlight w:val="yellow"/>
+        </w:rPr>
+        <w:t xml:space="preserve"> or minerals  so we have</w:t>
+      </w:r>
+      <w:r>
+        <w:rPr>
+          <w:highlight w:val="yellow"/>
+        </w:rPr>
+        <w:t xml:space="preserve"> to</w:t>
+      </w:r>
+      <w:r>
+        <w:rPr>
+          <w:highlight w:val="yellow"/>
+        </w:rPr>
         <w:t xml:space="preserve"> </w:t>
       </w:r>
-      <w:proofErr w:type="gramStart"/>
-      <w:r>
-        <w:t>know  what</w:t>
-      </w:r>
-      <w:proofErr w:type="gramEnd"/>
-      <w:r>
-        <w:t xml:space="preserve"> nutrition at what </w:t>
-      </w:r>
-      <w:proofErr w:type="gramStart"/>
-      <w:r>
-        <w:t>quantity .</w:t>
-      </w:r>
-      <w:proofErr w:type="gramEnd"/>
-      <w:r>
-        <w:t xml:space="preserve"> which nutrition we have to use at what quantity depends on the crop, growth </w:t>
-      </w:r>
-      <w:proofErr w:type="gramStart"/>
-      <w:r>
-        <w:t>stage ,environmental</w:t>
-      </w:r>
-      <w:proofErr w:type="gramEnd"/>
-      <w:r>
-        <w:t xml:space="preserve"> conditions.</w:t>
-      </w:r>
-    </w:p>
-    <w:p>
-      <w:r>
-        <w:rPr>
-          <w:color w:val="EE0000"/>
-        </w:rPr>
-        <w:t>Note:</w:t>
-      </w:r>
-      <w:r>
-        <w:rPr>
-          <w:color w:val="EE0000"/>
-        </w:rPr>
-        <w:t xml:space="preserve">  </w:t>
-      </w:r>
       <w:r>
         <w:rPr>
           <w:highlight w:val="yellow"/>
         </w:rPr>
-        <w:t xml:space="preserve">There is </w:t>
+        <w:t xml:space="preserve">first </w:t>
       </w:r>
       <w:r>
         <w:rPr>
           <w:highlight w:val="yellow"/>
         </w:rPr>
-        <w:t xml:space="preserve">also an important thing the water we get from borewell already have a ppm around 200-300 so they already contain some </w:t>
+        <w:t>k</w:t>
+      </w:r>
+      <w:r>
+        <w:rPr>
+          <w:highlight w:val="yellow"/>
+        </w:rPr>
+        <w:t>now the chemistry of the water so that we can adjust the nutrition composition accordingly</w:t>
+      </w:r>
+      <w:r>
+        <w:t xml:space="preserve"> </w:t>
+      </w:r>
+    </w:p>
+    <w:p>
+      <w:r>
+        <w:t xml:space="preserve">*The next task is to </w:t>
       </w:r>
       <w:proofErr w:type="spellStart"/>
       <w:r>
-        <w:rPr>
-          <w:highlight w:val="yellow"/>
-        </w:rPr>
-        <w:t>nutritions</w:t>
+        <w:t>to</w:t>
       </w:r>
       <w:proofErr w:type="spellEnd"/>
       <w:r>
-        <w:rPr>
-          <w:highlight w:val="yellow"/>
-        </w:rPr>
-        <w:t xml:space="preserve"> or </w:t>
-      </w:r>
-      <w:proofErr w:type="gramStart"/>
-      <w:r>
-        <w:rPr>
-          <w:highlight w:val="yellow"/>
-        </w:rPr>
-        <w:t>minerals  so</w:t>
-      </w:r>
-      <w:proofErr w:type="gramEnd"/>
-      <w:r>
-        <w:rPr>
-          <w:highlight w:val="yellow"/>
-        </w:rPr>
-        <w:t xml:space="preserve"> we have</w:t>
-      </w:r>
-      <w:r>
-        <w:rPr>
-          <w:highlight w:val="yellow"/>
-        </w:rPr>
-        <w:t xml:space="preserve"> to</w:t>
-      </w:r>
-      <w:r>
-        <w:rPr>
-          <w:highlight w:val="yellow"/>
-        </w:rPr>
-        <w:t xml:space="preserve"> </w:t>
-      </w:r>
-      <w:r>
-        <w:rPr>
-          <w:highlight w:val="yellow"/>
-        </w:rPr>
-        <w:t xml:space="preserve">first </w:t>
-      </w:r>
-      <w:r>
-        <w:rPr>
-          <w:highlight w:val="yellow"/>
-        </w:rPr>
-        <w:t>k</w:t>
-      </w:r>
-      <w:r>
-        <w:rPr>
-          <w:highlight w:val="yellow"/>
-        </w:rPr>
-        <w:t>now the chemistry of the water so that we can adjust the nutrition composition accordingly</w:t>
-      </w:r>
-      <w:r>
-        <w:t xml:space="preserve"> </w:t>
-      </w:r>
-    </w:p>
-    <w:p>
-      <w:r>
-        <w:t xml:space="preserve">*The next task is to </w:t>
+        <w:t xml:space="preserve"> find the </w:t>
       </w:r>
       <w:proofErr w:type="spellStart"/>
       <w:r>
-        <w:t>to</w:t>
+        <w:t>cropspecific</w:t>
       </w:r>
       <w:proofErr w:type="spellEnd"/>
       <w:r>
-        <w:t xml:space="preserve"> find the </w:t>
+        <w:t xml:space="preserve"> nutrition composition data *</w:t>
+      </w:r>
+    </w:p>
+    <w:p>
+      <w:r>
+        <w:t>(23/06/2026)</w:t>
+      </w:r>
+    </w:p>
+    <w:p>
+      <w:r>
+        <w:t xml:space="preserve">So upon </w:t>
       </w:r>
       <w:proofErr w:type="spellStart"/>
       <w:r>
-        <w:t>cropspecific</w:t>
+        <w:t>reaserching</w:t>
       </w:r>
       <w:proofErr w:type="spellEnd"/>
       <w:r>
-        <w:t xml:space="preserve"> nutrition composition data *</w:t>
-      </w:r>
-    </w:p>
-    <w:p>
-      <w:r>
-        <w:t>(23/06/2026)</w:t>
-      </w:r>
-    </w:p>
-    <w:p>
-      <w:proofErr w:type="gramStart"/>
-      <w:r>
-        <w:t>So</w:t>
-      </w:r>
-      <w:proofErr w:type="gramEnd"/>
-      <w:r>
-        <w:t xml:space="preserve"> upon </w:t>
+        <w:t xml:space="preserve"> I have found that these crops are </w:t>
       </w:r>
       <w:proofErr w:type="spellStart"/>
       <w:r>
-        <w:t>reaserching</w:t>
+        <w:t>devided</w:t>
       </w:r>
       <w:proofErr w:type="spellEnd"/>
       <w:r>
-        <w:t xml:space="preserve"> I have found that these crops are </w:t>
+        <w:t xml:space="preserve"> into five different types based on </w:t>
       </w:r>
       <w:proofErr w:type="spellStart"/>
       <w:r>
-        <w:t>devided</w:t>
+        <w:t>there</w:t>
       </w:r>
       <w:proofErr w:type="spellEnd"/>
       <w:r>
-        <w:t xml:space="preserve"> into five different types based on </w:t>
-      </w:r>
-      <w:proofErr w:type="spellStart"/>
-      <w:r>
-        <w:t>there</w:t>
-      </w:r>
-      <w:proofErr w:type="spellEnd"/>
-      <w:r>
-        <w:t xml:space="preserve"> nutrition recipe the types are given </w:t>
-      </w:r>
-      <w:proofErr w:type="gramStart"/>
-      <w:r>
-        <w:t>below :</w:t>
-      </w:r>
-      <w:proofErr w:type="gramEnd"/>
+        <w:t xml:space="preserve"> nutrition recipe the types are given below :</w:t>
+      </w:r>
     </w:p>
     <w:p>
       <w:pPr>
@@ -12537,15 +12463,7 @@
         <w:spacing w:after="0"/>
       </w:pPr>
       <w:r>
-        <w:t xml:space="preserve">These values can be used as the nutrient profile for tomato, eggplant, and similar heavy-feeding fruiting crops within </w:t>
-      </w:r>
-      <w:proofErr w:type="gramStart"/>
-      <w:r>
-        <w:t>the  nutrient</w:t>
-      </w:r>
-      <w:proofErr w:type="gramEnd"/>
-      <w:r>
-        <w:t xml:space="preserve"> recommendation engine.</w:t>
+        <w:t>These values can be used as the nutrient profile for tomato, eggplant, and similar heavy-feeding fruiting crops within the  nutrient recommendation engine.</w:t>
       </w:r>
     </w:p>
     <w:p>
@@ -20703,6 +20621,7 @@
         </w:rPr>
       </w:pPr>
     </w:p>
+    <w:p/>
     <w:p>
       <w:pPr>
         <w:rPr>
@@ -20712,27 +20631,19 @@
           <w:szCs w:val="28"/>
         </w:rPr>
       </w:pPr>
-    </w:p>
-    <w:p/>
-    <w:p/>
-    <w:p/>
-    <w:p/>
-    <w:p/>
-    <w:p/>
-    <w:p/>
-    <w:p/>
-    <w:p>
-      <w:pPr>
+      <w:r>
+        <w:t xml:space="preserve">                                                                  </w:t>
+      </w:r>
+      <w:r>
         <w:rPr>
           <w:b/>
           <w:bCs/>
           <w:sz w:val="28"/>
           <w:szCs w:val="28"/>
         </w:rPr>
-      </w:pPr>
-      <w:r>
-        <w:t xml:space="preserve">                                                                  </w:t>
-      </w:r>
+        <w:t xml:space="preserve">Water </w:t>
+      </w:r>
+      <w:proofErr w:type="spellStart"/>
       <w:r>
         <w:rPr>
           <w:b/>
@@ -20740,9 +20651,9 @@
           <w:sz w:val="28"/>
           <w:szCs w:val="28"/>
         </w:rPr>
-        <w:t xml:space="preserve">Water </w:t>
-      </w:r>
-      <w:proofErr w:type="spellStart"/>
+        <w:t>Sutability</w:t>
+      </w:r>
+      <w:proofErr w:type="spellEnd"/>
       <w:r>
         <w:rPr>
           <w:b/>
@@ -20750,91 +20661,47 @@
           <w:sz w:val="28"/>
           <w:szCs w:val="28"/>
         </w:rPr>
-        <w:t>Sutability</w:t>
+        <w:t xml:space="preserve"> Analysis (24/06/2026)</w:t>
+      </w:r>
+    </w:p>
+    <w:p>
+      <w:pPr>
+        <w:spacing w:after="0" w:line="240" w:lineRule="auto"/>
+      </w:pPr>
+      <w:r>
+        <w:t>Has we discussed earlier the water we usually get it is not a pure water we will have some impurities in it .</w:t>
+      </w:r>
+    </w:p>
+    <w:p>
+      <w:pPr>
+        <w:spacing w:after="0" w:line="240" w:lineRule="auto"/>
+      </w:pPr>
+      <w:r>
+        <w:t>The impurities means here are the min</w:t>
+      </w:r>
+      <w:r>
+        <w:t>e</w:t>
+      </w:r>
+      <w:r>
+        <w:t xml:space="preserve">rals which from the  soil when the water travels through it like magnesium chlorides calcium etc… so the water will have some ppm </w:t>
+      </w:r>
+      <w:r>
+        <w:t xml:space="preserve">and whether we can use this water or not depends on the water chemistry what minerals does water contain and </w:t>
+      </w:r>
+      <w:r>
+        <w:t xml:space="preserve"> </w:t>
+      </w:r>
+      <w:r>
+        <w:t xml:space="preserve">at what quantity does the ppm is in the </w:t>
+      </w:r>
+      <w:proofErr w:type="spellStart"/>
+      <w:r>
+        <w:t>sutable</w:t>
       </w:r>
       <w:proofErr w:type="spellEnd"/>
       <w:r>
-        <w:rPr>
-          <w:b/>
-          <w:bCs/>
-          <w:sz w:val="28"/>
-          <w:szCs w:val="28"/>
-        </w:rPr>
-        <w:t xml:space="preserve"> Analysis (24/06/2026)</w:t>
-      </w:r>
-    </w:p>
-    <w:p>
-      <w:pPr>
-        <w:spacing w:after="0" w:line="240" w:lineRule="auto"/>
-      </w:pPr>
-      <w:r>
-        <w:t xml:space="preserve">Has we discussed earlier the water we usually get it is not a pure water we will have some impurities in </w:t>
-      </w:r>
-      <w:proofErr w:type="gramStart"/>
-      <w:r>
-        <w:t>it .</w:t>
-      </w:r>
-      <w:proofErr w:type="gramEnd"/>
-    </w:p>
-    <w:p>
-      <w:pPr>
-        <w:spacing w:after="0" w:line="240" w:lineRule="auto"/>
-      </w:pPr>
-      <w:r>
-        <w:t xml:space="preserve">The impurities </w:t>
-      </w:r>
-      <w:proofErr w:type="gramStart"/>
-      <w:r>
-        <w:t>means</w:t>
-      </w:r>
-      <w:proofErr w:type="gramEnd"/>
-      <w:r>
-        <w:t xml:space="preserve"> here are the min</w:t>
-      </w:r>
-      <w:r>
-        <w:t>e</w:t>
-      </w:r>
-      <w:r>
-        <w:t xml:space="preserve">rals which from </w:t>
-      </w:r>
-      <w:proofErr w:type="gramStart"/>
-      <w:r>
-        <w:t>the  soil</w:t>
-      </w:r>
-      <w:proofErr w:type="gramEnd"/>
-      <w:r>
-        <w:t xml:space="preserve"> when the water travels through it like magnesium chlorides calcium etc… so the water will have some ppm </w:t>
-      </w:r>
-      <w:r>
-        <w:t xml:space="preserve">and whether we can use this water or not depends on the water chemistry what minerals does water contain </w:t>
-      </w:r>
-      <w:proofErr w:type="gramStart"/>
-      <w:r>
-        <w:t xml:space="preserve">and </w:t>
-      </w:r>
-      <w:r>
-        <w:t xml:space="preserve"> </w:t>
-      </w:r>
-      <w:r>
-        <w:t>at</w:t>
-      </w:r>
-      <w:proofErr w:type="gramEnd"/>
-      <w:r>
-        <w:t xml:space="preserve"> what quantity does the ppm is in the </w:t>
-      </w:r>
-      <w:proofErr w:type="spellStart"/>
-      <w:r>
-        <w:t>sutable</w:t>
-      </w:r>
-      <w:proofErr w:type="spellEnd"/>
-      <w:r>
-        <w:t xml:space="preserve"> range or </w:t>
-      </w:r>
-      <w:proofErr w:type="gramStart"/>
-      <w:r>
-        <w:t>not .</w:t>
-      </w:r>
-      <w:proofErr w:type="gramEnd"/>
+        <w:t xml:space="preserve"> range or not .</w:t>
+      </w:r>
     </w:p>
     <w:p>
       <w:pPr>
@@ -20904,18 +20771,34 @@
         <w:spacing w:after="0" w:line="240" w:lineRule="auto"/>
       </w:pPr>
       <w:r>
-        <w:t xml:space="preserve">The next important point to check is the water may </w:t>
-      </w:r>
-      <w:proofErr w:type="gramStart"/>
-      <w:r>
-        <w:t>behaving</w:t>
-      </w:r>
-      <w:proofErr w:type="gramEnd"/>
+        <w:t xml:space="preserve">The next important point to check is the water may behaving </w:t>
+      </w:r>
+      <w:proofErr w:type="spellStart"/>
+      <w:r>
+        <w:t>sutable</w:t>
+      </w:r>
+      <w:proofErr w:type="spellEnd"/>
       <w:r>
         <w:t xml:space="preserve"> </w:t>
       </w:r>
       <w:proofErr w:type="spellStart"/>
       <w:r>
+        <w:t>ec</w:t>
+      </w:r>
+      <w:proofErr w:type="spellEnd"/>
+      <w:r>
+        <w:t xml:space="preserve"> or exactly in the same range we wanted but contains minerals that are not </w:t>
+      </w:r>
+      <w:proofErr w:type="spellStart"/>
+      <w:r>
+        <w:t>usefull</w:t>
+      </w:r>
+      <w:proofErr w:type="spellEnd"/>
+      <w:r>
+        <w:t xml:space="preserve"> for or plants although they have the </w:t>
+      </w:r>
+      <w:proofErr w:type="spellStart"/>
+      <w:r>
         <w:t>sutable</w:t>
       </w:r>
       <w:proofErr w:type="spellEnd"/>
@@ -20928,7 +20811,7 @@
       </w:r>
       <w:proofErr w:type="spellEnd"/>
       <w:r>
-        <w:t xml:space="preserve"> or exactly in the same range we wanted but contains minerals that are not </w:t>
+        <w:t xml:space="preserve"> we cannot add </w:t>
       </w:r>
       <w:proofErr w:type="spellStart"/>
       <w:r>
@@ -20936,176 +20819,113 @@
       </w:r>
       <w:proofErr w:type="spellEnd"/>
       <w:r>
-        <w:t xml:space="preserve"> for or plants although they have the </w:t>
+        <w:t xml:space="preserve"> nutrients because the </w:t>
       </w:r>
       <w:proofErr w:type="spellStart"/>
       <w:r>
-        <w:t>sutable</w:t>
+        <w:t>ec</w:t>
       </w:r>
       <w:proofErr w:type="spellEnd"/>
       <w:r>
+        <w:t xml:space="preserve"> is already in range and the nutrition causes increase in </w:t>
+      </w:r>
+      <w:proofErr w:type="spellStart"/>
+      <w:r>
+        <w:t>ec</w:t>
+      </w:r>
+      <w:proofErr w:type="spellEnd"/>
+      <w:r>
+        <w:t xml:space="preserve"> which causes nutrients lockout .</w:t>
+      </w:r>
+    </w:p>
+    <w:p>
+      <w:pPr>
+        <w:spacing w:after="0" w:line="240" w:lineRule="auto"/>
+      </w:pPr>
+      <w:r>
+        <w:t xml:space="preserve">So for the nutrition dosing system to work properly we need to the input current water chemistry and analyse the </w:t>
+      </w:r>
+      <w:proofErr w:type="spellStart"/>
+      <w:r>
+        <w:t>sutability</w:t>
+      </w:r>
+      <w:proofErr w:type="spellEnd"/>
+      <w:r>
+        <w:t xml:space="preserve"> and </w:t>
+      </w:r>
+      <w:r>
+        <w:t xml:space="preserve">analysing the mineral </w:t>
+      </w:r>
+      <w:proofErr w:type="spellStart"/>
+      <w:r>
+        <w:t>composion</w:t>
+      </w:r>
+      <w:proofErr w:type="spellEnd"/>
+      <w:r>
+        <w:t xml:space="preserve"> and </w:t>
+      </w:r>
+      <w:proofErr w:type="spellStart"/>
+      <w:r>
+        <w:t>verying</w:t>
+      </w:r>
+      <w:proofErr w:type="spellEnd"/>
+      <w:r>
         <w:t xml:space="preserve"> </w:t>
       </w:r>
       <w:proofErr w:type="spellStart"/>
       <w:r>
-        <w:t>ec</w:t>
+        <w:t>whethere</w:t>
       </w:r>
       <w:proofErr w:type="spellEnd"/>
       <w:r>
-        <w:t xml:space="preserve"> we cannot add </w:t>
+        <w:t xml:space="preserve"> we can achieve the required nutrition composition .</w:t>
+      </w:r>
+    </w:p>
+    <w:p>
+      <w:pPr>
+        <w:spacing w:after="0" w:line="240" w:lineRule="auto"/>
+      </w:pPr>
+      <w:r>
+        <w:t xml:space="preserve"> </w:t>
+      </w:r>
+    </w:p>
+    <w:p>
+      <w:pPr>
+        <w:spacing w:after="0" w:line="240" w:lineRule="auto"/>
+        <w:rPr>
+          <w:b/>
+          <w:bCs/>
+        </w:rPr>
+      </w:pPr>
+      <w:r>
+        <w:rPr>
+          <w:b/>
+          <w:bCs/>
+        </w:rPr>
+        <w:t xml:space="preserve">Below is the algorithm for water </w:t>
       </w:r>
       <w:proofErr w:type="spellStart"/>
       <w:r>
-        <w:t>usefull</w:t>
+        <w:rPr>
+          <w:b/>
+          <w:bCs/>
+        </w:rPr>
+        <w:t>sutability</w:t>
       </w:r>
       <w:proofErr w:type="spellEnd"/>
       <w:r>
-        <w:t xml:space="preserve"> nutrients because the </w:t>
-      </w:r>
-      <w:proofErr w:type="spellStart"/>
-      <w:r>
-        <w:t>ec</w:t>
-      </w:r>
-      <w:proofErr w:type="spellEnd"/>
-      <w:r>
-        <w:t xml:space="preserve"> is already in range and the nutrition causes increase in </w:t>
-      </w:r>
-      <w:proofErr w:type="spellStart"/>
-      <w:r>
-        <w:t>ec</w:t>
-      </w:r>
-      <w:proofErr w:type="spellEnd"/>
-      <w:r>
-        <w:t xml:space="preserve"> which causes nutrients </w:t>
-      </w:r>
-      <w:proofErr w:type="gramStart"/>
-      <w:r>
-        <w:t>lockout .</w:t>
-      </w:r>
-      <w:proofErr w:type="gramEnd"/>
-    </w:p>
-    <w:p>
-      <w:pPr>
-        <w:spacing w:after="0" w:line="240" w:lineRule="auto"/>
-      </w:pPr>
-      <w:proofErr w:type="gramStart"/>
-      <w:r>
-        <w:t>So</w:t>
-      </w:r>
-      <w:proofErr w:type="gramEnd"/>
-      <w:r>
-        <w:t xml:space="preserve"> for the nutrition dosing system to work properly we need to the input current water chemistry and analyse the </w:t>
-      </w:r>
-      <w:proofErr w:type="spellStart"/>
-      <w:r>
-        <w:t>sutability</w:t>
-      </w:r>
-      <w:proofErr w:type="spellEnd"/>
-      <w:r>
-        <w:t xml:space="preserve"> and </w:t>
-      </w:r>
-      <w:r>
-        <w:t xml:space="preserve">analysing the mineral </w:t>
-      </w:r>
-      <w:proofErr w:type="spellStart"/>
-      <w:r>
-        <w:t>composion</w:t>
-      </w:r>
-      <w:proofErr w:type="spellEnd"/>
-      <w:r>
-        <w:t xml:space="preserve"> and </w:t>
-      </w:r>
-      <w:proofErr w:type="spellStart"/>
-      <w:r>
-        <w:t>verying</w:t>
-      </w:r>
-      <w:proofErr w:type="spellEnd"/>
-      <w:r>
-        <w:t xml:space="preserve"> </w:t>
-      </w:r>
-      <w:proofErr w:type="spellStart"/>
-      <w:r>
-        <w:t>whethere</w:t>
-      </w:r>
-      <w:proofErr w:type="spellEnd"/>
-      <w:r>
-        <w:t xml:space="preserve"> we can achieve the required nutrition </w:t>
-      </w:r>
-      <w:proofErr w:type="gramStart"/>
-      <w:r>
-        <w:t>composition .</w:t>
-      </w:r>
-      <w:proofErr w:type="gramEnd"/>
-    </w:p>
-    <w:p>
-      <w:pPr>
-        <w:spacing w:after="0" w:line="240" w:lineRule="auto"/>
-      </w:pPr>
-      <w:r>
-        <w:t xml:space="preserve"> </w:t>
-      </w:r>
-    </w:p>
-    <w:p>
-      <w:pPr>
-        <w:spacing w:after="0" w:line="240" w:lineRule="auto"/>
-        <w:rPr>
-          <w:b/>
-          <w:bCs/>
-        </w:rPr>
-      </w:pPr>
-      <w:r>
-        <w:rPr>
-          <w:b/>
-          <w:bCs/>
-        </w:rPr>
-        <w:t xml:space="preserve">Below is the algorithm for water </w:t>
-      </w:r>
-      <w:proofErr w:type="spellStart"/>
-      <w:r>
-        <w:rPr>
-          <w:b/>
-          <w:bCs/>
-        </w:rPr>
-        <w:t>sutability</w:t>
-      </w:r>
-      <w:proofErr w:type="spellEnd"/>
-      <w:r>
-        <w:rPr>
-          <w:b/>
-          <w:bCs/>
-        </w:rPr>
-        <w:t xml:space="preserve"> </w:t>
-      </w:r>
-      <w:proofErr w:type="gramStart"/>
-      <w:r>
-        <w:rPr>
-          <w:b/>
-          <w:bCs/>
-        </w:rPr>
-        <w:t>analysis</w:t>
-      </w:r>
-      <w:r>
-        <w:rPr>
-          <w:b/>
-          <w:bCs/>
-        </w:rPr>
-        <w:t>(</w:t>
-      </w:r>
-      <w:proofErr w:type="gramEnd"/>
-      <w:r>
-        <w:rPr>
-          <w:b/>
-          <w:bCs/>
-        </w:rPr>
-        <w:t>25/06/2026</w:t>
-      </w:r>
-      <w:proofErr w:type="gramStart"/>
-      <w:r>
-        <w:rPr>
-          <w:b/>
-          <w:bCs/>
-        </w:rPr>
-        <w:t>)</w:t>
+        <w:rPr>
+          <w:b/>
+          <w:bCs/>
+        </w:rPr>
+        <w:t xml:space="preserve"> analysis</w:t>
+      </w:r>
+      <w:r>
+        <w:rPr>
+          <w:b/>
+          <w:bCs/>
+        </w:rPr>
+        <w:t>(25/06/2026)</w:t>
       </w:r>
       <w:r>
         <w:rPr>
@@ -21114,7 +20934,6 @@
         </w:rPr>
         <w:t xml:space="preserve"> :</w:t>
       </w:r>
-      <w:proofErr w:type="gramEnd"/>
     </w:p>
     <w:p>
       <w:pPr>
@@ -21322,9 +21141,6 @@
       </w:r>
       <w:r>
         <w:br/>
-      </w:r>
-      <w:r>
-        <w:lastRenderedPageBreak/>
         <w:t>• Identify harmful ions (Na, Cl, HCO₃)</w:t>
       </w:r>
       <w:r>
@@ -21384,35 +21200,22 @@
         <w:spacing w:after="0" w:line="240" w:lineRule="auto"/>
       </w:pPr>
       <w:r>
-        <w:t xml:space="preserve">Recipe </w:t>
-      </w:r>
-      <w:proofErr w:type="gramStart"/>
-      <w:r>
-        <w:t>Generation</w:t>
+        <w:t>Recipe Generation</w:t>
       </w:r>
       <w:r>
         <w:rPr>
           <w:highlight w:val="yellow"/>
         </w:rPr>
-        <w:t>(</w:t>
-      </w:r>
-      <w:proofErr w:type="gramEnd"/>
+        <w:t xml:space="preserve">(there is </w:t>
+      </w:r>
+      <w:proofErr w:type="spellStart"/>
       <w:r>
         <w:rPr>
           <w:highlight w:val="yellow"/>
         </w:rPr>
-        <w:t xml:space="preserve">there is </w:t>
-      </w:r>
-      <w:proofErr w:type="spellStart"/>
-      <w:proofErr w:type="gramStart"/>
-      <w:r>
-        <w:rPr>
-          <w:highlight w:val="yellow"/>
-        </w:rPr>
         <w:t>a</w:t>
       </w:r>
       <w:proofErr w:type="spellEnd"/>
-      <w:proofErr w:type="gramEnd"/>
       <w:r>
         <w:rPr>
           <w:highlight w:val="yellow"/>
@@ -21486,25 +21289,6 @@
     <w:p>
       <w:pPr>
         <w:spacing w:after="0" w:line="240" w:lineRule="auto"/>
-        <w:ind w:left="720"/>
-      </w:pPr>
-    </w:p>
-    <w:p>
-      <w:pPr>
-        <w:spacing w:after="0" w:line="240" w:lineRule="auto"/>
-        <w:ind w:left="720"/>
-      </w:pPr>
-    </w:p>
-    <w:p>
-      <w:pPr>
-        <w:spacing w:after="0" w:line="240" w:lineRule="auto"/>
-        <w:ind w:left="720"/>
-      </w:pPr>
-    </w:p>
-    <w:p>
-      <w:pPr>
-        <w:spacing w:after="0" w:line="240" w:lineRule="auto"/>
-        <w:ind w:left="720"/>
       </w:pPr>
     </w:p>
     <w:p>
@@ -21716,9 +21500,6 @@
       </w:r>
       <w:r>
         <w:br/>
-      </w:r>
-      <w:r>
-        <w:lastRenderedPageBreak/>
         <w:t>↓</w:t>
       </w:r>
       <w:r>
@@ -21826,6 +21607,15 @@
     <w:p>
       <w:pPr>
         <w:spacing w:after="0" w:line="240" w:lineRule="auto"/>
+      </w:pPr>
+    </w:p>
+    <w:p>
+      <w:pPr>
+        <w:spacing w:after="0" w:line="240" w:lineRule="auto"/>
+        <w:rPr>
+          <w:b/>
+          <w:bCs/>
+        </w:rPr>
       </w:pPr>
     </w:p>
     <w:p>
@@ -22649,7 +22439,6 @@
                 <w:b/>
                 <w:bCs/>
               </w:rPr>
-              <w:lastRenderedPageBreak/>
               <w:t>Nutrient</w:t>
             </w:r>
           </w:p>
@@ -22986,6 +22775,7 @@
         <w:spacing w:after="0" w:line="240" w:lineRule="auto"/>
       </w:pPr>
       <w:r>
+        <w:lastRenderedPageBreak/>
         <w:t>135 × 100</w:t>
       </w:r>
     </w:p>
@@ -24559,6 +24349,7 @@
         <w:spacing w:after="0" w:line="240" w:lineRule="auto"/>
       </w:pPr>
       <w:r>
+        <w:lastRenderedPageBreak/>
         <w:t>These pump volumes are then sent to the ESP32 dosing controller.</w:t>
       </w:r>
     </w:p>
@@ -24680,15 +24471,7 @@
         <w:spacing w:after="0" w:line="240" w:lineRule="auto"/>
       </w:pPr>
       <w:r>
-        <w:t>(01/07/2026</w:t>
-      </w:r>
-      <w:proofErr w:type="gramStart"/>
-      <w:r>
-        <w:t>)  writing</w:t>
-      </w:r>
-      <w:proofErr w:type="gramEnd"/>
-      <w:r>
-        <w:t xml:space="preserve"> the firmware modules for each sensor and pumps </w:t>
+        <w:t xml:space="preserve">(01/07/2026)  writing the firmware modules for each sensor and pumps </w:t>
       </w:r>
     </w:p>
     <w:p>
@@ -24700,21 +24483,16 @@
       <w:pPr>
         <w:spacing w:after="0" w:line="240" w:lineRule="auto"/>
       </w:pPr>
+      <w:r>
+        <w:t xml:space="preserve">                                                                                     </w:t>
+      </w:r>
     </w:p>
     <w:p>
       <w:pPr>
         <w:spacing w:after="0" w:line="240" w:lineRule="auto"/>
       </w:pPr>
       <w:r>
-        <w:t>(04/07/2026</w:t>
-      </w:r>
-      <w:proofErr w:type="gramStart"/>
-      <w:r>
-        <w:t>)  writing</w:t>
-      </w:r>
-      <w:proofErr w:type="gramEnd"/>
-      <w:r>
-        <w:t xml:space="preserve"> the sensor and dosing manager modules for the project I am planning to use </w:t>
+        <w:t xml:space="preserve">(04/07/2026)  writing the sensor and dosing manager modules for the project I am planning to use </w:t>
       </w:r>
       <w:proofErr w:type="spellStart"/>
       <w:r>
@@ -24730,15 +24508,7 @@
       </w:r>
       <w:proofErr w:type="spellEnd"/>
       <w:r>
-        <w:t xml:space="preserve"> for this </w:t>
-      </w:r>
-      <w:proofErr w:type="gramStart"/>
-      <w:r>
-        <w:t>project  currently</w:t>
-      </w:r>
-      <w:proofErr w:type="gramEnd"/>
-      <w:r>
-        <w:t xml:space="preserve"> the main issue is I don’t </w:t>
+        <w:t xml:space="preserve"> for this project  currently the main issue is I don’t </w:t>
       </w:r>
       <w:proofErr w:type="spellStart"/>
       <w:r>
@@ -24761,13 +24531,8 @@
       <w:pPr>
         <w:spacing w:after="0" w:line="240" w:lineRule="auto"/>
       </w:pPr>
-      <w:proofErr w:type="gramStart"/>
-      <w:r>
-        <w:t>Also</w:t>
-      </w:r>
-      <w:proofErr w:type="gramEnd"/>
-      <w:r>
-        <w:t xml:space="preserve"> </w:t>
+      <w:r>
+        <w:t xml:space="preserve">Also </w:t>
       </w:r>
       <w:proofErr w:type="spellStart"/>
       <w:r>
@@ -24775,15 +24540,7 @@
       </w:r>
       <w:proofErr w:type="spellEnd"/>
       <w:r>
-        <w:t xml:space="preserve"> planning to create a mobile app </w:t>
-      </w:r>
-      <w:proofErr w:type="gramStart"/>
-      <w:r>
-        <w:t>may be</w:t>
-      </w:r>
-      <w:proofErr w:type="gramEnd"/>
-      <w:r>
-        <w:t xml:space="preserve"> I will plan for that later </w:t>
+        <w:t xml:space="preserve"> planning to create a mobile app may be I will plan for that later </w:t>
       </w:r>
     </w:p>
     <w:p>
@@ -24800,21 +24557,12 @@
         </w:numPr>
         <w:spacing w:after="0" w:line="240" w:lineRule="auto"/>
       </w:pPr>
-      <w:proofErr w:type="gramStart"/>
-      <w:r>
-        <w:t>So  today</w:t>
-      </w:r>
-      <w:proofErr w:type="gramEnd"/>
-      <w:r>
-        <w:t xml:space="preserve"> I have created modules for </w:t>
+      <w:r>
+        <w:t xml:space="preserve">So  today I have created modules for </w:t>
       </w:r>
       <w:proofErr w:type="spellStart"/>
       <w:r>
-        <w:t>pump_</w:t>
-      </w:r>
-      <w:proofErr w:type="gramStart"/>
-      <w:r>
-        <w:t>calibration</w:t>
+        <w:t>pump_calibration</w:t>
       </w:r>
       <w:proofErr w:type="spellEnd"/>
       <w:r>
@@ -24822,19 +24570,7 @@
       </w:r>
       <w:proofErr w:type="spellStart"/>
       <w:r>
-        <w:t>dosing</w:t>
-      </w:r>
-      <w:proofErr w:type="gramEnd"/>
-      <w:r>
-        <w:t>_</w:t>
-      </w:r>
-      <w:proofErr w:type="gramStart"/>
-      <w:r>
-        <w:t>manager,dosing</w:t>
-      </w:r>
-      <w:proofErr w:type="gramEnd"/>
-      <w:r>
-        <w:t>_qeue</w:t>
+        <w:t>dosing_manager,dosing_qeue</w:t>
       </w:r>
       <w:proofErr w:type="spellEnd"/>
       <w:r>
@@ -24984,22 +24720,35 @@
     <w:p>
       <w:pPr>
         <w:spacing w:after="0" w:line="240" w:lineRule="auto"/>
-      </w:pPr>
+        <w:rPr>
+          <w:b/>
+          <w:bCs/>
+        </w:rPr>
+      </w:pPr>
+      <w:r>
+        <w:t xml:space="preserve">                                                                                                    </w:t>
+      </w:r>
+      <w:r>
+        <w:rPr>
+          <w:b/>
+          <w:bCs/>
+        </w:rPr>
+        <w:t>STORAGE</w:t>
+      </w:r>
+      <w:r>
+        <w:rPr>
+          <w:b/>
+          <w:bCs/>
+        </w:rPr>
+        <w:t xml:space="preserve"> MODULE</w:t>
+      </w:r>
     </w:p>
     <w:p>
       <w:pPr>
         <w:spacing w:after="0" w:line="240" w:lineRule="auto"/>
       </w:pPr>
       <w:r>
-        <w:t xml:space="preserve">Below is the structure </w:t>
-      </w:r>
-      <w:proofErr w:type="gramStart"/>
-      <w:r>
-        <w:t>of  the</w:t>
-      </w:r>
-      <w:proofErr w:type="gramEnd"/>
-      <w:r>
-        <w:t xml:space="preserve"> storage module:</w:t>
+        <w:t>Below is the structure of  the storage module:</w:t>
       </w:r>
     </w:p>
     <w:p>
@@ -25012,13 +24761,8 @@
         <w:spacing w:after="0" w:line="240" w:lineRule="auto"/>
       </w:pPr>
       <w:r>
-        <w:t>/</w:t>
-      </w:r>
-      <w:proofErr w:type="gramStart"/>
-      <w:r>
-        <w:t>storage</w:t>
-      </w:r>
-      <w:proofErr w:type="gramEnd"/>
+        <w:t>/storage</w:t>
+      </w:r>
     </w:p>
     <w:p>
       <w:pPr>
@@ -25162,6 +24906,7 @@
         <w:spacing w:after="0" w:line="240" w:lineRule="auto"/>
       </w:pPr>
       <w:r>
+        <w:lastRenderedPageBreak/>
         <w:t xml:space="preserve">This storage system is basically the </w:t>
       </w:r>
       <w:r>
@@ -25261,23 +25006,7 @@
           <w:b/>
           <w:bCs/>
         </w:rPr>
-        <w:t>1. storage_</w:t>
-      </w:r>
-      <w:proofErr w:type="gramStart"/>
-      <w:r>
-        <w:rPr>
-          <w:b/>
-          <w:bCs/>
-        </w:rPr>
-        <w:t>types.*</w:t>
-      </w:r>
-      <w:proofErr w:type="gramEnd"/>
-      <w:r>
-        <w:rPr>
-          <w:b/>
-          <w:bCs/>
-        </w:rPr>
-        <w:t xml:space="preserve"> (Data Definitions Layer)</w:t>
+        <w:t>1. storage_types.* (Data Definitions Layer)</w:t>
       </w:r>
     </w:p>
     <w:p>
@@ -26030,6 +25759,7 @@
         <w:spacing w:after="0" w:line="240" w:lineRule="auto"/>
       </w:pPr>
       <w:r>
+        <w:lastRenderedPageBreak/>
         <w:t xml:space="preserve">This layer handles </w:t>
       </w:r>
       <w:r>
@@ -26251,6 +25981,1291 @@
       <w:pPr>
         <w:spacing w:after="0" w:line="240" w:lineRule="auto"/>
       </w:pPr>
+    </w:p>
+    <w:p>
+      <w:pPr>
+        <w:spacing w:after="0" w:line="240" w:lineRule="auto"/>
+      </w:pPr>
+    </w:p>
+    <w:p>
+      <w:pPr>
+        <w:spacing w:after="0" w:line="240" w:lineRule="auto"/>
+      </w:pPr>
+      <w:r>
+        <w:t xml:space="preserve">                                                                               COMUNNICATION MODULE</w:t>
+      </w:r>
+    </w:p>
+    <w:p>
+      <w:pPr>
+        <w:spacing w:after="0" w:line="240" w:lineRule="auto"/>
+      </w:pPr>
+    </w:p>
+    <w:p>
+      <w:pPr>
+        <w:spacing w:after="0" w:line="240" w:lineRule="auto"/>
+      </w:pPr>
+      <w:r>
+        <w:t xml:space="preserve">-&gt;in this project we are using an additional esp32 module for the communication purpose the esp32 will be the gateway between the hydroponic controller and the database(dashboard) </w:t>
+      </w:r>
+    </w:p>
+    <w:p>
+      <w:pPr>
+        <w:spacing w:after="0" w:line="240" w:lineRule="auto"/>
+      </w:pPr>
+      <w:r>
+        <w:t xml:space="preserve">-&gt; </w:t>
+      </w:r>
+      <w:proofErr w:type="spellStart"/>
+      <w:r>
+        <w:t>esp</w:t>
+      </w:r>
+      <w:proofErr w:type="spellEnd"/>
+      <w:r>
+        <w:t xml:space="preserve"> handles the </w:t>
+      </w:r>
+      <w:proofErr w:type="spellStart"/>
+      <w:r>
+        <w:t>wifi</w:t>
+      </w:r>
+      <w:proofErr w:type="spellEnd"/>
+      <w:r>
+        <w:t xml:space="preserve"> tasks the max sends the data through the serial </w:t>
+      </w:r>
+    </w:p>
+    <w:p>
+      <w:pPr>
+        <w:spacing w:after="0" w:line="240" w:lineRule="auto"/>
+      </w:pPr>
+    </w:p>
+    <w:p>
+      <w:pPr>
+        <w:spacing w:after="0" w:line="240" w:lineRule="auto"/>
+      </w:pPr>
+      <w:r>
+        <w:t>-&gt;</w:t>
+      </w:r>
+      <w:r>
+        <w:t>below is the structure of the module</w:t>
+      </w:r>
+      <w:r>
+        <w:t>:</w:t>
+      </w:r>
+    </w:p>
+    <w:p>
+      <w:pPr>
+        <w:spacing w:after="0" w:line="240" w:lineRule="auto"/>
+      </w:pPr>
+      <w:r>
+        <w:t>services/</w:t>
+      </w:r>
+    </w:p>
+    <w:p>
+      <w:pPr>
+        <w:spacing w:after="0" w:line="240" w:lineRule="auto"/>
+        <w:rPr>
+          <w:sz w:val="20"/>
+          <w:szCs w:val="20"/>
+        </w:rPr>
+      </w:pPr>
+      <w:r>
+        <w:rPr>
+          <w:sz w:val="20"/>
+          <w:szCs w:val="20"/>
+        </w:rPr>
+        <w:t>communication/</w:t>
+      </w:r>
+    </w:p>
+    <w:p>
+      <w:pPr>
+        <w:spacing w:after="0" w:line="240" w:lineRule="auto"/>
+        <w:rPr>
+          <w:sz w:val="20"/>
+          <w:szCs w:val="20"/>
+        </w:rPr>
+      </w:pPr>
+      <w:proofErr w:type="spellStart"/>
+      <w:r>
+        <w:rPr>
+          <w:sz w:val="20"/>
+          <w:szCs w:val="20"/>
+        </w:rPr>
+        <w:t>communication.h</w:t>
+      </w:r>
+      <w:proofErr w:type="spellEnd"/>
+    </w:p>
+    <w:p>
+      <w:pPr>
+        <w:spacing w:after="0" w:line="240" w:lineRule="auto"/>
+        <w:rPr>
+          <w:sz w:val="20"/>
+          <w:szCs w:val="20"/>
+        </w:rPr>
+      </w:pPr>
+      <w:r>
+        <w:rPr>
+          <w:sz w:val="20"/>
+          <w:szCs w:val="20"/>
+        </w:rPr>
+        <w:t>communication.cpp</w:t>
+      </w:r>
+    </w:p>
+    <w:p>
+      <w:pPr>
+        <w:spacing w:after="0" w:line="240" w:lineRule="auto"/>
+        <w:rPr>
+          <w:sz w:val="20"/>
+          <w:szCs w:val="20"/>
+        </w:rPr>
+      </w:pPr>
+      <w:proofErr w:type="spellStart"/>
+      <w:r>
+        <w:rPr>
+          <w:sz w:val="20"/>
+          <w:szCs w:val="20"/>
+        </w:rPr>
+        <w:t>communication_protocol.h</w:t>
+      </w:r>
+      <w:proofErr w:type="spellEnd"/>
+    </w:p>
+    <w:p>
+      <w:pPr>
+        <w:spacing w:after="0" w:line="240" w:lineRule="auto"/>
+        <w:rPr>
+          <w:sz w:val="20"/>
+          <w:szCs w:val="20"/>
+        </w:rPr>
+      </w:pPr>
+      <w:r>
+        <w:rPr>
+          <w:sz w:val="20"/>
+          <w:szCs w:val="20"/>
+        </w:rPr>
+        <w:t>communication_protocol.cpp</w:t>
+      </w:r>
+    </w:p>
+    <w:p>
+      <w:pPr>
+        <w:spacing w:after="0" w:line="240" w:lineRule="auto"/>
+        <w:rPr>
+          <w:sz w:val="20"/>
+          <w:szCs w:val="20"/>
+        </w:rPr>
+      </w:pPr>
+      <w:proofErr w:type="spellStart"/>
+      <w:r>
+        <w:rPr>
+          <w:sz w:val="20"/>
+          <w:szCs w:val="20"/>
+        </w:rPr>
+        <w:t>communication_packet.h</w:t>
+      </w:r>
+      <w:proofErr w:type="spellEnd"/>
+    </w:p>
+    <w:p>
+      <w:pPr>
+        <w:spacing w:after="0" w:line="240" w:lineRule="auto"/>
+        <w:rPr>
+          <w:sz w:val="20"/>
+          <w:szCs w:val="20"/>
+        </w:rPr>
+      </w:pPr>
+      <w:proofErr w:type="spellStart"/>
+      <w:r>
+        <w:rPr>
+          <w:sz w:val="20"/>
+          <w:szCs w:val="20"/>
+        </w:rPr>
+        <w:t>communication_queue.h</w:t>
+      </w:r>
+      <w:proofErr w:type="spellEnd"/>
+    </w:p>
+    <w:p>
+      <w:pPr>
+        <w:spacing w:after="0" w:line="240" w:lineRule="auto"/>
+        <w:rPr>
+          <w:sz w:val="20"/>
+          <w:szCs w:val="20"/>
+        </w:rPr>
+      </w:pPr>
+      <w:r>
+        <w:rPr>
+          <w:sz w:val="20"/>
+          <w:szCs w:val="20"/>
+        </w:rPr>
+        <w:t xml:space="preserve"> communication_queue.cpp</w:t>
+      </w:r>
+    </w:p>
+    <w:p>
+      <w:pPr>
+        <w:spacing w:after="0" w:line="240" w:lineRule="auto"/>
+        <w:rPr>
+          <w:sz w:val="20"/>
+          <w:szCs w:val="20"/>
+        </w:rPr>
+      </w:pPr>
+      <w:proofErr w:type="spellStart"/>
+      <w:r>
+        <w:rPr>
+          <w:sz w:val="20"/>
+          <w:szCs w:val="20"/>
+        </w:rPr>
+        <w:t>communication_parser.h</w:t>
+      </w:r>
+      <w:proofErr w:type="spellEnd"/>
+    </w:p>
+    <w:p>
+      <w:pPr>
+        <w:spacing w:after="0" w:line="240" w:lineRule="auto"/>
+        <w:rPr>
+          <w:sz w:val="20"/>
+          <w:szCs w:val="20"/>
+        </w:rPr>
+      </w:pPr>
+      <w:r>
+        <w:rPr>
+          <w:sz w:val="20"/>
+          <w:szCs w:val="20"/>
+        </w:rPr>
+        <w:t>communication_parser.cpp</w:t>
+      </w:r>
+    </w:p>
+    <w:p>
+      <w:pPr>
+        <w:spacing w:after="0" w:line="240" w:lineRule="auto"/>
+        <w:rPr>
+          <w:sz w:val="20"/>
+          <w:szCs w:val="20"/>
+        </w:rPr>
+      </w:pPr>
+      <w:proofErr w:type="spellStart"/>
+      <w:r>
+        <w:rPr>
+          <w:sz w:val="20"/>
+          <w:szCs w:val="20"/>
+        </w:rPr>
+        <w:t>communication_transport.h</w:t>
+      </w:r>
+      <w:proofErr w:type="spellEnd"/>
+    </w:p>
+    <w:p>
+      <w:pPr>
+        <w:spacing w:after="0" w:line="240" w:lineRule="auto"/>
+        <w:rPr>
+          <w:sz w:val="20"/>
+          <w:szCs w:val="20"/>
+        </w:rPr>
+      </w:pPr>
+      <w:r>
+        <w:rPr>
+          <w:sz w:val="20"/>
+          <w:szCs w:val="20"/>
+        </w:rPr>
+        <w:t>communication_transport_uart.cpp</w:t>
+      </w:r>
+    </w:p>
+    <w:p>
+      <w:pPr>
+        <w:spacing w:after="0" w:line="240" w:lineRule="auto"/>
+        <w:rPr>
+          <w:sz w:val="20"/>
+          <w:szCs w:val="20"/>
+        </w:rPr>
+      </w:pPr>
+      <w:proofErr w:type="spellStart"/>
+      <w:r>
+        <w:rPr>
+          <w:sz w:val="20"/>
+          <w:szCs w:val="20"/>
+        </w:rPr>
+        <w:t>communication_types.h</w:t>
+      </w:r>
+      <w:proofErr w:type="spellEnd"/>
+    </w:p>
+    <w:p>
+      <w:pPr>
+        <w:spacing w:after="0" w:line="240" w:lineRule="auto"/>
+        <w:rPr>
+          <w:sz w:val="20"/>
+          <w:szCs w:val="20"/>
+        </w:rPr>
+      </w:pPr>
+    </w:p>
+    <w:p>
+      <w:pPr>
+        <w:spacing w:after="0" w:line="240" w:lineRule="auto"/>
+        <w:rPr>
+          <w:sz w:val="20"/>
+          <w:szCs w:val="20"/>
+        </w:rPr>
+      </w:pPr>
+    </w:p>
+    <w:p>
+      <w:pPr>
+        <w:spacing w:after="0" w:line="240" w:lineRule="auto"/>
+        <w:rPr>
+          <w:sz w:val="20"/>
+          <w:szCs w:val="20"/>
+        </w:rPr>
+      </w:pPr>
+    </w:p>
+    <w:p>
+      <w:pPr>
+        <w:spacing w:after="0" w:line="240" w:lineRule="auto"/>
+        <w:rPr>
+          <w:b/>
+          <w:bCs/>
+          <w:sz w:val="20"/>
+          <w:szCs w:val="20"/>
+        </w:rPr>
+      </w:pPr>
+      <w:proofErr w:type="spellStart"/>
+      <w:r>
+        <w:rPr>
+          <w:b/>
+          <w:bCs/>
+          <w:sz w:val="20"/>
+          <w:szCs w:val="20"/>
+        </w:rPr>
+        <w:t>communication_types.h</w:t>
+      </w:r>
+      <w:proofErr w:type="spellEnd"/>
+    </w:p>
+    <w:p>
+      <w:pPr>
+        <w:spacing w:after="0" w:line="240" w:lineRule="auto"/>
+        <w:rPr>
+          <w:sz w:val="20"/>
+          <w:szCs w:val="20"/>
+        </w:rPr>
+      </w:pPr>
+      <w:r>
+        <w:rPr>
+          <w:sz w:val="20"/>
+          <w:szCs w:val="20"/>
+        </w:rPr>
+        <w:t>-&gt;</w:t>
+      </w:r>
+      <w:r>
+        <w:rPr>
+          <w:sz w:val="20"/>
+          <w:szCs w:val="20"/>
+        </w:rPr>
+        <w:t>This file contains only common types shared across the communication stack.</w:t>
+      </w:r>
+    </w:p>
+    <w:p>
+      <w:pPr>
+        <w:spacing w:after="0" w:line="240" w:lineRule="auto"/>
+        <w:rPr>
+          <w:sz w:val="20"/>
+          <w:szCs w:val="20"/>
+        </w:rPr>
+      </w:pPr>
+      <w:r>
+        <w:rPr>
+          <w:sz w:val="20"/>
+          <w:szCs w:val="20"/>
+        </w:rPr>
+        <w:t xml:space="preserve">-&gt;it contains </w:t>
+      </w:r>
+      <w:proofErr w:type="spellStart"/>
+      <w:r>
+        <w:rPr>
+          <w:sz w:val="20"/>
+          <w:szCs w:val="20"/>
+        </w:rPr>
+        <w:t>communication_status,communication_state,communication</w:t>
+      </w:r>
+      <w:proofErr w:type="spellEnd"/>
+      <w:r>
+        <w:rPr>
+          <w:sz w:val="20"/>
+          <w:szCs w:val="20"/>
+        </w:rPr>
+        <w:t xml:space="preserve"> priority</w:t>
+      </w:r>
+    </w:p>
+    <w:p>
+      <w:pPr>
+        <w:spacing w:after="0" w:line="240" w:lineRule="auto"/>
+        <w:rPr>
+          <w:sz w:val="20"/>
+          <w:szCs w:val="20"/>
+        </w:rPr>
+      </w:pPr>
+      <w:r>
+        <w:rPr>
+          <w:sz w:val="20"/>
+          <w:szCs w:val="20"/>
+        </w:rPr>
+        <w:t>-&gt;</w:t>
+      </w:r>
+    </w:p>
+    <w:p>
+      <w:pPr>
+        <w:spacing w:after="0" w:line="240" w:lineRule="auto"/>
+        <w:rPr>
+          <w:sz w:val="20"/>
+          <w:szCs w:val="20"/>
+        </w:rPr>
+      </w:pPr>
+    </w:p>
+    <w:p>
+      <w:pPr>
+        <w:spacing w:after="0" w:line="240" w:lineRule="auto"/>
+        <w:rPr>
+          <w:sz w:val="20"/>
+          <w:szCs w:val="20"/>
+        </w:rPr>
+      </w:pPr>
+    </w:p>
+    <w:p>
+      <w:pPr>
+        <w:spacing w:after="0" w:line="240" w:lineRule="auto"/>
+        <w:rPr>
+          <w:sz w:val="20"/>
+          <w:szCs w:val="20"/>
+        </w:rPr>
+      </w:pPr>
+    </w:p>
+    <w:p>
+      <w:pPr>
+        <w:spacing w:after="0" w:line="240" w:lineRule="auto"/>
+        <w:rPr>
+          <w:sz w:val="20"/>
+          <w:szCs w:val="20"/>
+        </w:rPr>
+      </w:pPr>
+    </w:p>
+    <w:p>
+      <w:pPr>
+        <w:spacing w:after="0" w:line="240" w:lineRule="auto"/>
+        <w:rPr>
+          <w:sz w:val="20"/>
+          <w:szCs w:val="20"/>
+        </w:rPr>
+      </w:pPr>
+    </w:p>
+    <w:p>
+      <w:pPr>
+        <w:spacing w:after="0" w:line="240" w:lineRule="auto"/>
+        <w:rPr>
+          <w:sz w:val="20"/>
+          <w:szCs w:val="20"/>
+        </w:rPr>
+      </w:pPr>
+    </w:p>
+    <w:p>
+      <w:pPr>
+        <w:spacing w:after="0" w:line="240" w:lineRule="auto"/>
+        <w:rPr>
+          <w:sz w:val="20"/>
+          <w:szCs w:val="20"/>
+        </w:rPr>
+      </w:pPr>
+    </w:p>
+    <w:p>
+      <w:pPr>
+        <w:spacing w:after="0" w:line="240" w:lineRule="auto"/>
+        <w:rPr>
+          <w:sz w:val="20"/>
+          <w:szCs w:val="20"/>
+        </w:rPr>
+      </w:pPr>
+    </w:p>
+    <w:p>
+      <w:pPr>
+        <w:spacing w:after="0" w:line="240" w:lineRule="auto"/>
+        <w:rPr>
+          <w:sz w:val="20"/>
+          <w:szCs w:val="20"/>
+        </w:rPr>
+      </w:pPr>
+    </w:p>
+    <w:p>
+      <w:pPr>
+        <w:spacing w:after="0" w:line="240" w:lineRule="auto"/>
+        <w:rPr>
+          <w:sz w:val="20"/>
+          <w:szCs w:val="20"/>
+        </w:rPr>
+      </w:pPr>
+    </w:p>
+    <w:p>
+      <w:pPr>
+        <w:spacing w:after="0" w:line="240" w:lineRule="auto"/>
+        <w:rPr>
+          <w:sz w:val="20"/>
+          <w:szCs w:val="20"/>
+        </w:rPr>
+      </w:pPr>
+    </w:p>
+    <w:p>
+      <w:pPr>
+        <w:spacing w:after="0" w:line="240" w:lineRule="auto"/>
+        <w:rPr>
+          <w:sz w:val="20"/>
+          <w:szCs w:val="20"/>
+        </w:rPr>
+      </w:pPr>
+    </w:p>
+    <w:p>
+      <w:pPr>
+        <w:spacing w:after="0" w:line="240" w:lineRule="auto"/>
+        <w:rPr>
+          <w:sz w:val="20"/>
+          <w:szCs w:val="20"/>
+        </w:rPr>
+      </w:pPr>
+    </w:p>
+    <w:p>
+      <w:pPr>
+        <w:spacing w:after="0" w:line="240" w:lineRule="auto"/>
+        <w:rPr>
+          <w:sz w:val="20"/>
+          <w:szCs w:val="20"/>
+        </w:rPr>
+      </w:pPr>
+    </w:p>
+    <w:p>
+      <w:pPr>
+        <w:spacing w:after="0" w:line="240" w:lineRule="auto"/>
+        <w:rPr>
+          <w:sz w:val="20"/>
+          <w:szCs w:val="20"/>
+        </w:rPr>
+      </w:pPr>
+      <w:r>
+        <w:rPr>
+          <w:sz w:val="20"/>
+          <w:szCs w:val="20"/>
+        </w:rPr>
+        <w:lastRenderedPageBreak/>
+        <w:t>esp32_firmware/</w:t>
+      </w:r>
+    </w:p>
+    <w:p>
+      <w:pPr>
+        <w:spacing w:after="0" w:line="240" w:lineRule="auto"/>
+        <w:rPr>
+          <w:sz w:val="20"/>
+          <w:szCs w:val="20"/>
+        </w:rPr>
+      </w:pPr>
+    </w:p>
+    <w:p>
+      <w:pPr>
+        <w:spacing w:after="0" w:line="240" w:lineRule="auto"/>
+        <w:rPr>
+          <w:sz w:val="20"/>
+          <w:szCs w:val="20"/>
+        </w:rPr>
+      </w:pPr>
+      <w:r>
+        <w:rPr>
+          <w:sz w:val="20"/>
+          <w:szCs w:val="20"/>
+        </w:rPr>
+        <w:t>include/</w:t>
+      </w:r>
+    </w:p>
+    <w:p>
+      <w:pPr>
+        <w:spacing w:after="0" w:line="240" w:lineRule="auto"/>
+        <w:rPr>
+          <w:sz w:val="20"/>
+          <w:szCs w:val="20"/>
+        </w:rPr>
+      </w:pPr>
+    </w:p>
+    <w:p>
+      <w:pPr>
+        <w:spacing w:after="0" w:line="240" w:lineRule="auto"/>
+        <w:rPr>
+          <w:sz w:val="20"/>
+          <w:szCs w:val="20"/>
+        </w:rPr>
+      </w:pPr>
+      <w:proofErr w:type="spellStart"/>
+      <w:r>
+        <w:rPr>
+          <w:sz w:val="20"/>
+          <w:szCs w:val="20"/>
+        </w:rPr>
+        <w:t>src</w:t>
+      </w:r>
+      <w:proofErr w:type="spellEnd"/>
+      <w:r>
+        <w:rPr>
+          <w:sz w:val="20"/>
+          <w:szCs w:val="20"/>
+        </w:rPr>
+        <w:t>/</w:t>
+      </w:r>
+    </w:p>
+    <w:p>
+      <w:pPr>
+        <w:spacing w:after="0" w:line="240" w:lineRule="auto"/>
+        <w:rPr>
+          <w:sz w:val="20"/>
+          <w:szCs w:val="20"/>
+        </w:rPr>
+      </w:pPr>
+    </w:p>
+    <w:p>
+      <w:pPr>
+        <w:spacing w:after="0" w:line="240" w:lineRule="auto"/>
+        <w:rPr>
+          <w:sz w:val="20"/>
+          <w:szCs w:val="20"/>
+        </w:rPr>
+      </w:pPr>
+      <w:r>
+        <w:rPr>
+          <w:sz w:val="20"/>
+          <w:szCs w:val="20"/>
+        </w:rPr>
+        <w:t>├── app/</w:t>
+      </w:r>
+    </w:p>
+    <w:p>
+      <w:pPr>
+        <w:spacing w:after="0" w:line="240" w:lineRule="auto"/>
+        <w:rPr>
+          <w:sz w:val="20"/>
+          <w:szCs w:val="20"/>
+        </w:rPr>
+      </w:pPr>
+      <w:r>
+        <w:rPr>
+          <w:sz w:val="20"/>
+          <w:szCs w:val="20"/>
+        </w:rPr>
+        <w:t xml:space="preserve">│   ├── </w:t>
+      </w:r>
+      <w:proofErr w:type="spellStart"/>
+      <w:r>
+        <w:rPr>
+          <w:sz w:val="20"/>
+          <w:szCs w:val="20"/>
+        </w:rPr>
+        <w:t>app.h</w:t>
+      </w:r>
+      <w:proofErr w:type="spellEnd"/>
+    </w:p>
+    <w:p>
+      <w:pPr>
+        <w:spacing w:after="0" w:line="240" w:lineRule="auto"/>
+        <w:rPr>
+          <w:sz w:val="20"/>
+          <w:szCs w:val="20"/>
+        </w:rPr>
+      </w:pPr>
+      <w:r>
+        <w:rPr>
+          <w:sz w:val="20"/>
+          <w:szCs w:val="20"/>
+        </w:rPr>
+        <w:t>│   ├── app.cpp</w:t>
+      </w:r>
+    </w:p>
+    <w:p>
+      <w:pPr>
+        <w:spacing w:after="0" w:line="240" w:lineRule="auto"/>
+        <w:rPr>
+          <w:sz w:val="20"/>
+          <w:szCs w:val="20"/>
+        </w:rPr>
+      </w:pPr>
+      <w:r>
+        <w:rPr>
+          <w:sz w:val="20"/>
+          <w:szCs w:val="20"/>
+        </w:rPr>
+        <w:t>│</w:t>
+      </w:r>
+    </w:p>
+    <w:p>
+      <w:pPr>
+        <w:spacing w:after="0" w:line="240" w:lineRule="auto"/>
+        <w:rPr>
+          <w:sz w:val="20"/>
+          <w:szCs w:val="20"/>
+        </w:rPr>
+      </w:pPr>
+      <w:r>
+        <w:rPr>
+          <w:sz w:val="20"/>
+          <w:szCs w:val="20"/>
+        </w:rPr>
+        <w:t>├── communication/</w:t>
+      </w:r>
+    </w:p>
+    <w:p>
+      <w:pPr>
+        <w:spacing w:after="0" w:line="240" w:lineRule="auto"/>
+        <w:rPr>
+          <w:sz w:val="20"/>
+          <w:szCs w:val="20"/>
+        </w:rPr>
+      </w:pPr>
+      <w:r>
+        <w:rPr>
+          <w:sz w:val="20"/>
+          <w:szCs w:val="20"/>
+        </w:rPr>
+        <w:t xml:space="preserve">│   ├── </w:t>
+      </w:r>
+      <w:proofErr w:type="spellStart"/>
+      <w:r>
+        <w:rPr>
+          <w:sz w:val="20"/>
+          <w:szCs w:val="20"/>
+        </w:rPr>
+        <w:t>uart_driver.h</w:t>
+      </w:r>
+      <w:proofErr w:type="spellEnd"/>
+    </w:p>
+    <w:p>
+      <w:pPr>
+        <w:spacing w:after="0" w:line="240" w:lineRule="auto"/>
+        <w:rPr>
+          <w:sz w:val="20"/>
+          <w:szCs w:val="20"/>
+        </w:rPr>
+      </w:pPr>
+      <w:r>
+        <w:rPr>
+          <w:sz w:val="20"/>
+          <w:szCs w:val="20"/>
+        </w:rPr>
+        <w:t>│   ├── uart_driver.cpp</w:t>
+      </w:r>
+    </w:p>
+    <w:p>
+      <w:pPr>
+        <w:spacing w:after="0" w:line="240" w:lineRule="auto"/>
+        <w:rPr>
+          <w:sz w:val="20"/>
+          <w:szCs w:val="20"/>
+        </w:rPr>
+      </w:pPr>
+      <w:r>
+        <w:rPr>
+          <w:sz w:val="20"/>
+          <w:szCs w:val="20"/>
+        </w:rPr>
+        <w:t>│   ├── communication_protocol.cpp</w:t>
+      </w:r>
+    </w:p>
+    <w:p>
+      <w:pPr>
+        <w:spacing w:after="0" w:line="240" w:lineRule="auto"/>
+        <w:rPr>
+          <w:sz w:val="20"/>
+          <w:szCs w:val="20"/>
+        </w:rPr>
+      </w:pPr>
+      <w:r>
+        <w:rPr>
+          <w:sz w:val="20"/>
+          <w:szCs w:val="20"/>
+        </w:rPr>
+        <w:t>│   ├── communication_parser.cpp</w:t>
+      </w:r>
+    </w:p>
+    <w:p>
+      <w:pPr>
+        <w:spacing w:after="0" w:line="240" w:lineRule="auto"/>
+        <w:rPr>
+          <w:sz w:val="20"/>
+          <w:szCs w:val="20"/>
+        </w:rPr>
+      </w:pPr>
+      <w:r>
+        <w:rPr>
+          <w:sz w:val="20"/>
+          <w:szCs w:val="20"/>
+        </w:rPr>
+        <w:t>│   ├── communication_dispatcher.cpp</w:t>
+      </w:r>
+    </w:p>
+    <w:p>
+      <w:pPr>
+        <w:spacing w:after="0" w:line="240" w:lineRule="auto"/>
+        <w:rPr>
+          <w:sz w:val="20"/>
+          <w:szCs w:val="20"/>
+        </w:rPr>
+      </w:pPr>
+      <w:r>
+        <w:rPr>
+          <w:sz w:val="20"/>
+          <w:szCs w:val="20"/>
+        </w:rPr>
+        <w:t>│</w:t>
+      </w:r>
+    </w:p>
+    <w:p>
+      <w:pPr>
+        <w:spacing w:after="0" w:line="240" w:lineRule="auto"/>
+        <w:rPr>
+          <w:sz w:val="20"/>
+          <w:szCs w:val="20"/>
+        </w:rPr>
+      </w:pPr>
+      <w:r>
+        <w:rPr>
+          <w:sz w:val="20"/>
+          <w:szCs w:val="20"/>
+        </w:rPr>
+        <w:t xml:space="preserve">├── </w:t>
+      </w:r>
+      <w:proofErr w:type="spellStart"/>
+      <w:r>
+        <w:rPr>
+          <w:sz w:val="20"/>
+          <w:szCs w:val="20"/>
+        </w:rPr>
+        <w:t>wifi</w:t>
+      </w:r>
+      <w:proofErr w:type="spellEnd"/>
+      <w:r>
+        <w:rPr>
+          <w:sz w:val="20"/>
+          <w:szCs w:val="20"/>
+        </w:rPr>
+        <w:t>/</w:t>
+      </w:r>
+    </w:p>
+    <w:p>
+      <w:pPr>
+        <w:spacing w:after="0" w:line="240" w:lineRule="auto"/>
+        <w:rPr>
+          <w:sz w:val="20"/>
+          <w:szCs w:val="20"/>
+        </w:rPr>
+      </w:pPr>
+      <w:r>
+        <w:rPr>
+          <w:sz w:val="20"/>
+          <w:szCs w:val="20"/>
+        </w:rPr>
+        <w:t xml:space="preserve">│   ├── </w:t>
+      </w:r>
+      <w:proofErr w:type="spellStart"/>
+      <w:r>
+        <w:rPr>
+          <w:sz w:val="20"/>
+          <w:szCs w:val="20"/>
+        </w:rPr>
+        <w:t>wifi_manager.h</w:t>
+      </w:r>
+      <w:proofErr w:type="spellEnd"/>
+    </w:p>
+    <w:p>
+      <w:pPr>
+        <w:spacing w:after="0" w:line="240" w:lineRule="auto"/>
+        <w:rPr>
+          <w:sz w:val="20"/>
+          <w:szCs w:val="20"/>
+        </w:rPr>
+      </w:pPr>
+      <w:r>
+        <w:rPr>
+          <w:sz w:val="20"/>
+          <w:szCs w:val="20"/>
+        </w:rPr>
+        <w:t>│   ├── wifi_manager.cpp</w:t>
+      </w:r>
+    </w:p>
+    <w:p>
+      <w:pPr>
+        <w:spacing w:after="0" w:line="240" w:lineRule="auto"/>
+        <w:rPr>
+          <w:sz w:val="20"/>
+          <w:szCs w:val="20"/>
+        </w:rPr>
+      </w:pPr>
+      <w:r>
+        <w:rPr>
+          <w:sz w:val="20"/>
+          <w:szCs w:val="20"/>
+        </w:rPr>
+        <w:t>│</w:t>
+      </w:r>
+    </w:p>
+    <w:p>
+      <w:pPr>
+        <w:spacing w:after="0" w:line="240" w:lineRule="auto"/>
+        <w:rPr>
+          <w:sz w:val="20"/>
+          <w:szCs w:val="20"/>
+        </w:rPr>
+      </w:pPr>
+      <w:r>
+        <w:rPr>
+          <w:sz w:val="20"/>
+          <w:szCs w:val="20"/>
+        </w:rPr>
+        <w:t>├── cloud/</w:t>
+      </w:r>
+    </w:p>
+    <w:p>
+      <w:pPr>
+        <w:spacing w:after="0" w:line="240" w:lineRule="auto"/>
+        <w:rPr>
+          <w:sz w:val="20"/>
+          <w:szCs w:val="20"/>
+        </w:rPr>
+      </w:pPr>
+      <w:r>
+        <w:rPr>
+          <w:sz w:val="20"/>
+          <w:szCs w:val="20"/>
+        </w:rPr>
+        <w:t xml:space="preserve">│   ├── </w:t>
+      </w:r>
+      <w:proofErr w:type="spellStart"/>
+      <w:r>
+        <w:rPr>
+          <w:sz w:val="20"/>
+          <w:szCs w:val="20"/>
+        </w:rPr>
+        <w:t>firebase_manager.h</w:t>
+      </w:r>
+      <w:proofErr w:type="spellEnd"/>
+    </w:p>
+    <w:p>
+      <w:pPr>
+        <w:spacing w:after="0" w:line="240" w:lineRule="auto"/>
+        <w:rPr>
+          <w:sz w:val="20"/>
+          <w:szCs w:val="20"/>
+        </w:rPr>
+      </w:pPr>
+      <w:r>
+        <w:rPr>
+          <w:sz w:val="20"/>
+          <w:szCs w:val="20"/>
+        </w:rPr>
+        <w:t>│   ├── firebase_manager.cpp</w:t>
+      </w:r>
+    </w:p>
+    <w:p>
+      <w:pPr>
+        <w:spacing w:after="0" w:line="240" w:lineRule="auto"/>
+        <w:rPr>
+          <w:sz w:val="20"/>
+          <w:szCs w:val="20"/>
+        </w:rPr>
+      </w:pPr>
+      <w:r>
+        <w:rPr>
+          <w:sz w:val="20"/>
+          <w:szCs w:val="20"/>
+        </w:rPr>
+        <w:t xml:space="preserve">│   ├── </w:t>
+      </w:r>
+      <w:proofErr w:type="spellStart"/>
+      <w:r>
+        <w:rPr>
+          <w:sz w:val="20"/>
+          <w:szCs w:val="20"/>
+        </w:rPr>
+        <w:t>cloud_sync.h</w:t>
+      </w:r>
+      <w:proofErr w:type="spellEnd"/>
+    </w:p>
+    <w:p>
+      <w:pPr>
+        <w:spacing w:after="0" w:line="240" w:lineRule="auto"/>
+        <w:rPr>
+          <w:sz w:val="20"/>
+          <w:szCs w:val="20"/>
+        </w:rPr>
+      </w:pPr>
+      <w:r>
+        <w:rPr>
+          <w:sz w:val="20"/>
+          <w:szCs w:val="20"/>
+        </w:rPr>
+        <w:t>│   ├── cloud_sync.cpp</w:t>
+      </w:r>
+    </w:p>
+    <w:p>
+      <w:pPr>
+        <w:spacing w:after="0" w:line="240" w:lineRule="auto"/>
+        <w:rPr>
+          <w:sz w:val="20"/>
+          <w:szCs w:val="20"/>
+        </w:rPr>
+      </w:pPr>
+      <w:r>
+        <w:rPr>
+          <w:sz w:val="20"/>
+          <w:szCs w:val="20"/>
+        </w:rPr>
+        <w:t>│</w:t>
+      </w:r>
+    </w:p>
+    <w:p>
+      <w:pPr>
+        <w:spacing w:after="0" w:line="240" w:lineRule="auto"/>
+        <w:rPr>
+          <w:sz w:val="20"/>
+          <w:szCs w:val="20"/>
+        </w:rPr>
+      </w:pPr>
+      <w:r>
+        <w:rPr>
+          <w:sz w:val="20"/>
+          <w:szCs w:val="20"/>
+        </w:rPr>
+        <w:t>├── storage/</w:t>
+      </w:r>
+    </w:p>
+    <w:p>
+      <w:pPr>
+        <w:spacing w:after="0" w:line="240" w:lineRule="auto"/>
+        <w:rPr>
+          <w:sz w:val="20"/>
+          <w:szCs w:val="20"/>
+        </w:rPr>
+      </w:pPr>
+      <w:r>
+        <w:rPr>
+          <w:sz w:val="20"/>
+          <w:szCs w:val="20"/>
+        </w:rPr>
+        <w:t xml:space="preserve">│   ├── </w:t>
+      </w:r>
+      <w:proofErr w:type="spellStart"/>
+      <w:r>
+        <w:rPr>
+          <w:sz w:val="20"/>
+          <w:szCs w:val="20"/>
+        </w:rPr>
+        <w:t>preferences_storage.h</w:t>
+      </w:r>
+      <w:proofErr w:type="spellEnd"/>
+    </w:p>
+    <w:p>
+      <w:pPr>
+        <w:spacing w:after="0" w:line="240" w:lineRule="auto"/>
+        <w:rPr>
+          <w:sz w:val="20"/>
+          <w:szCs w:val="20"/>
+        </w:rPr>
+      </w:pPr>
+      <w:r>
+        <w:rPr>
+          <w:sz w:val="20"/>
+          <w:szCs w:val="20"/>
+        </w:rPr>
+        <w:t>│   ├── preferences_storage.cpp</w:t>
+      </w:r>
+    </w:p>
+    <w:p>
+      <w:pPr>
+        <w:spacing w:after="0" w:line="240" w:lineRule="auto"/>
+        <w:rPr>
+          <w:sz w:val="20"/>
+          <w:szCs w:val="20"/>
+        </w:rPr>
+      </w:pPr>
+      <w:r>
+        <w:rPr>
+          <w:sz w:val="20"/>
+          <w:szCs w:val="20"/>
+        </w:rPr>
+        <w:t>│</w:t>
+      </w:r>
+    </w:p>
+    <w:p>
+      <w:pPr>
+        <w:spacing w:after="0" w:line="240" w:lineRule="auto"/>
+        <w:rPr>
+          <w:sz w:val="20"/>
+          <w:szCs w:val="20"/>
+        </w:rPr>
+      </w:pPr>
+      <w:r>
+        <w:rPr>
+          <w:sz w:val="20"/>
+          <w:szCs w:val="20"/>
+        </w:rPr>
+        <w:t xml:space="preserve">├── </w:t>
+      </w:r>
+      <w:proofErr w:type="spellStart"/>
+      <w:r>
+        <w:rPr>
+          <w:sz w:val="20"/>
+          <w:szCs w:val="20"/>
+        </w:rPr>
+        <w:t>ota</w:t>
+      </w:r>
+      <w:proofErr w:type="spellEnd"/>
+      <w:r>
+        <w:rPr>
+          <w:sz w:val="20"/>
+          <w:szCs w:val="20"/>
+        </w:rPr>
+        <w:t>/</w:t>
+      </w:r>
+    </w:p>
+    <w:p>
+      <w:pPr>
+        <w:spacing w:after="0" w:line="240" w:lineRule="auto"/>
+        <w:rPr>
+          <w:sz w:val="20"/>
+          <w:szCs w:val="20"/>
+        </w:rPr>
+      </w:pPr>
+      <w:r>
+        <w:rPr>
+          <w:sz w:val="20"/>
+          <w:szCs w:val="20"/>
+        </w:rPr>
+        <w:t xml:space="preserve">│   ├── </w:t>
+      </w:r>
+      <w:proofErr w:type="spellStart"/>
+      <w:r>
+        <w:rPr>
+          <w:sz w:val="20"/>
+          <w:szCs w:val="20"/>
+        </w:rPr>
+        <w:t>ota_manager.h</w:t>
+      </w:r>
+      <w:proofErr w:type="spellEnd"/>
+    </w:p>
+    <w:p>
+      <w:pPr>
+        <w:spacing w:after="0" w:line="240" w:lineRule="auto"/>
+        <w:rPr>
+          <w:sz w:val="20"/>
+          <w:szCs w:val="20"/>
+        </w:rPr>
+      </w:pPr>
+      <w:r>
+        <w:rPr>
+          <w:sz w:val="20"/>
+          <w:szCs w:val="20"/>
+        </w:rPr>
+        <w:t>│   ├── ota_manager.cpp</w:t>
+      </w:r>
+    </w:p>
+    <w:p>
+      <w:pPr>
+        <w:spacing w:after="0" w:line="240" w:lineRule="auto"/>
+        <w:rPr>
+          <w:sz w:val="20"/>
+          <w:szCs w:val="20"/>
+        </w:rPr>
+      </w:pPr>
+      <w:r>
+        <w:rPr>
+          <w:sz w:val="20"/>
+          <w:szCs w:val="20"/>
+        </w:rPr>
+        <w:t>│</w:t>
+      </w:r>
+    </w:p>
+    <w:p>
+      <w:pPr>
+        <w:spacing w:after="0" w:line="240" w:lineRule="auto"/>
+        <w:rPr>
+          <w:sz w:val="20"/>
+          <w:szCs w:val="20"/>
+        </w:rPr>
+      </w:pPr>
+      <w:r>
+        <w:rPr>
+          <w:sz w:val="20"/>
+          <w:szCs w:val="20"/>
+        </w:rPr>
+        <w:t>├── services/</w:t>
+      </w:r>
+    </w:p>
+    <w:p>
+      <w:pPr>
+        <w:spacing w:after="0" w:line="240" w:lineRule="auto"/>
+        <w:rPr>
+          <w:sz w:val="20"/>
+          <w:szCs w:val="20"/>
+        </w:rPr>
+      </w:pPr>
+      <w:r>
+        <w:rPr>
+          <w:sz w:val="20"/>
+          <w:szCs w:val="20"/>
+        </w:rPr>
+        <w:t>│   ├── heartbeat.cpp</w:t>
+      </w:r>
+    </w:p>
+    <w:p>
+      <w:pPr>
+        <w:spacing w:after="0" w:line="240" w:lineRule="auto"/>
+        <w:rPr>
+          <w:sz w:val="20"/>
+          <w:szCs w:val="20"/>
+        </w:rPr>
+      </w:pPr>
+      <w:r>
+        <w:rPr>
+          <w:sz w:val="20"/>
+          <w:szCs w:val="20"/>
+        </w:rPr>
+        <w:t>│   ├── watchdog.cpp</w:t>
+      </w:r>
+    </w:p>
+    <w:p>
+      <w:pPr>
+        <w:spacing w:after="0" w:line="240" w:lineRule="auto"/>
+        <w:rPr>
+          <w:sz w:val="20"/>
+          <w:szCs w:val="20"/>
+        </w:rPr>
+      </w:pPr>
+      <w:r>
+        <w:rPr>
+          <w:sz w:val="20"/>
+          <w:szCs w:val="20"/>
+        </w:rPr>
+        <w:t>│   └── time_sync.cpp</w:t>
+      </w:r>
+    </w:p>
+    <w:p>
+      <w:pPr>
+        <w:spacing w:after="0" w:line="240" w:lineRule="auto"/>
+        <w:rPr>
+          <w:sz w:val="20"/>
+          <w:szCs w:val="20"/>
+        </w:rPr>
+      </w:pPr>
+      <w:r>
+        <w:rPr>
+          <w:sz w:val="20"/>
+          <w:szCs w:val="20"/>
+        </w:rPr>
+        <w:t>│</w:t>
+      </w:r>
+    </w:p>
+    <w:p>
+      <w:pPr>
+        <w:spacing w:after="0" w:line="240" w:lineRule="auto"/>
+        <w:rPr>
+          <w:sz w:val="20"/>
+          <w:szCs w:val="20"/>
+        </w:rPr>
+      </w:pPr>
+      <w:r>
+        <w:rPr>
+          <w:sz w:val="20"/>
+          <w:szCs w:val="20"/>
+        </w:rPr>
+        <w:t>└── main.cpp</w:t>
+      </w:r>
     </w:p>
     <w:sectPr>
       <w:footerReference w:type="default" r:id="rId8"/>
@@ -33662,6 +34677,7 @@
   <w:style w:type="character" w:default="1" w:styleId="DefaultParagraphFont">
     <w:name w:val="Default Paragraph Font"/>
     <w:uiPriority w:val="1"/>
+    <w:semiHidden/>
     <w:unhideWhenUsed/>
   </w:style>
   <w:style w:type="table" w:default="1" w:styleId="TableNormal">
